--- a/020_アプリケーション開発標準/010_設計標準/DB設計標準.docx
+++ b/020_アプリケーション開発標準/010_設計標準/DB設計標準.docx
@@ -1,6 +1,6 @@
 
 <file path=word/document.xml><?xml version="1.0" encoding="utf-8"?>
-<w:document xmlns:wpc="http://schemas.microsoft.com/office/word/2010/wordprocessingCanvas" xmlns:cx="http://schemas.microsoft.com/office/drawing/2014/chartex" xmlns:cx1="http://schemas.microsoft.com/office/drawing/2015/9/8/chartex" xmlns:cx2="http://schemas.microsoft.com/office/drawing/2015/10/21/chartex" xmlns:cx3="http://schemas.microsoft.com/office/drawing/2016/5/9/chartex" xmlns:cx4="http://schemas.microsoft.com/office/drawing/2016/5/10/chartex" xmlns:cx5="http://schemas.microsoft.com/office/drawing/2016/5/11/chartex" xmlns:cx6="http://schemas.microsoft.com/office/drawing/2016/5/12/chartex" xmlns:cx7="http://schemas.microsoft.com/office/drawing/2016/5/13/chartex" xmlns:cx8="http://schemas.microsoft.com/office/drawing/2016/5/14/chartex" xmlns:mc="http://schemas.openxmlformats.org/markup-compatibility/2006" xmlns:aink="http://schemas.microsoft.com/office/drawing/2016/ink" xmlns:am3d="http://schemas.microsoft.com/office/drawing/2017/model3d" xmlns:o="urn:schemas-microsoft-com:office:office" xmlns:r="http://schemas.openxmlformats.org/officeDocument/2006/relationships" xmlns:m="http://schemas.openxmlformats.org/officeDocument/2006/math" xmlns:v="urn:schemas-microsoft-com:vml" xmlns:wp14="http://schemas.microsoft.com/office/word/2010/wordprocessingDrawing" xmlns:wp="http://schemas.openxmlformats.org/drawingml/2006/wordprocessingDrawing" xmlns:w10="urn:schemas-microsoft-com:office:word" xmlns:w="http://schemas.openxmlformats.org/wordprocessingml/2006/main" xmlns:w14="http://schemas.microsoft.com/office/word/2010/wordml" xmlns:w15="http://schemas.microsoft.com/office/word/2012/wordml" xmlns:w16cex="http://schemas.microsoft.com/office/word/2018/wordml/cex" xmlns:w16cid="http://schemas.microsoft.com/office/word/2016/wordml/cid" xmlns:w16="http://schemas.microsoft.com/office/word/2018/wordml" xmlns:w16sdtdh="http://schemas.microsoft.com/office/word/2020/wordml/sdtdatahash" xmlns:w16se="http://schemas.microsoft.com/office/word/2015/wordml/symex" xmlns:wpg="http://schemas.microsoft.com/office/word/2010/wordprocessingGroup" xmlns:wpi="http://schemas.microsoft.com/office/word/2010/wordprocessingInk" xmlns:wne="http://schemas.microsoft.com/office/word/2006/wordml" xmlns:wps="http://schemas.microsoft.com/office/word/2010/wordprocessingShape" mc:Ignorable="w14 w15 w16se w16cid w16 w16cex w16sdtdh wp14">
+<w:document xmlns:wpc="http://schemas.microsoft.com/office/word/2010/wordprocessingCanvas" xmlns:cx="http://schemas.microsoft.com/office/drawing/2014/chartex" xmlns:cx1="http://schemas.microsoft.com/office/drawing/2015/9/8/chartex" xmlns:cx2="http://schemas.microsoft.com/office/drawing/2015/10/21/chartex" xmlns:cx3="http://schemas.microsoft.com/office/drawing/2016/5/9/chartex" xmlns:cx4="http://schemas.microsoft.com/office/drawing/2016/5/10/chartex" xmlns:cx5="http://schemas.microsoft.com/office/drawing/2016/5/11/chartex" xmlns:cx6="http://schemas.microsoft.com/office/drawing/2016/5/12/chartex" xmlns:cx7="http://schemas.microsoft.com/office/drawing/2016/5/13/chartex" xmlns:cx8="http://schemas.microsoft.com/office/drawing/2016/5/14/chartex" xmlns:mc="http://schemas.openxmlformats.org/markup-compatibility/2006" xmlns:aink="http://schemas.microsoft.com/office/drawing/2016/ink" xmlns:am3d="http://schemas.microsoft.com/office/drawing/2017/model3d" xmlns:o="urn:schemas-microsoft-com:office:office" xmlns:oel="http://schemas.microsoft.com/office/2019/extlst" xmlns:r="http://schemas.openxmlformats.org/officeDocument/2006/relationships" xmlns:m="http://schemas.openxmlformats.org/officeDocument/2006/math" xmlns:v="urn:schemas-microsoft-com:vml" xmlns:wp14="http://schemas.microsoft.com/office/word/2010/wordprocessingDrawing" xmlns:wp="http://schemas.openxmlformats.org/drawingml/2006/wordprocessingDrawing" xmlns:w10="urn:schemas-microsoft-com:office:word" xmlns:w="http://schemas.openxmlformats.org/wordprocessingml/2006/main" xmlns:w14="http://schemas.microsoft.com/office/word/2010/wordml" xmlns:w15="http://schemas.microsoft.com/office/word/2012/wordml" xmlns:w16cex="http://schemas.microsoft.com/office/word/2018/wordml/cex" xmlns:w16cid="http://schemas.microsoft.com/office/word/2016/wordml/cid" xmlns:w16="http://schemas.microsoft.com/office/word/2018/wordml" xmlns:w16sdtdh="http://schemas.microsoft.com/office/word/2020/wordml/sdtdatahash" xmlns:w16se="http://schemas.microsoft.com/office/word/2015/wordml/symex" xmlns:wpg="http://schemas.microsoft.com/office/word/2010/wordprocessingGroup" xmlns:wpi="http://schemas.microsoft.com/office/word/2010/wordprocessingInk" xmlns:wne="http://schemas.microsoft.com/office/word/2006/wordml" xmlns:wps="http://schemas.microsoft.com/office/word/2010/wordprocessingShape" mc:Ignorable="w14 w15 w16se w16cid w16 w16cex w16sdtdh wp14">
   <w:body>
     <w:p>
       <w:bookmarkStart w:id="0" w:name="_Toc453738395"/>
@@ -9,7 +9,7 @@
           <w:noProof/>
         </w:rPr>
         <w:pict w14:anchorId="3A4CB204">
-          <v:group id="Group 2" o:spid="_x0000_s2050" style="position:absolute;margin-left:646pt;margin-top:0;width:109.25pt;height:45.95pt;z-index:2" coordorigin="13640,527" coordsize="2185,919">
+          <v:group id="Group 2" o:spid="_x0000_s2050" style="position:absolute;margin-left:646pt;margin-top:0;width:109.25pt;height:45.95pt;z-index:251650560" coordorigin="13640,527" coordsize="2185,919">
             <v:shapetype id="_x0000_t202" coordsize="21600,21600" o:spt="202" path="m,l,21600r21600,l21600,xe">
               <v:stroke joinstyle="miter"/>
               <v:path gradientshapeok="t" o:connecttype="rect"/>
@@ -74,7 +74,7 @@
           <w:noProof/>
         </w:rPr>
         <w:pict w14:anchorId="2B562550">
-          <v:shape id="Text Box 5" o:spid="_x0000_s2053" type="#_x0000_t202" style="position:absolute;margin-left:46.75pt;margin-top:14.2pt;width:441pt;height:145.8pt;z-index:1;visibility:visible">
+          <v:shape id="Text Box 5" o:spid="_x0000_s2053" type="#_x0000_t202" style="position:absolute;margin-left:46.75pt;margin-top:14.2pt;width:441pt;height:145.8pt;z-index:251649536;visibility:visible">
             <v:shadow on="t" offset="6pt,6pt"/>
             <v:textbox>
               <w:txbxContent>
@@ -160,7 +160,37 @@
         <w:rPr>
           <w:rFonts w:hint="eastAsia"/>
         </w:rPr>
-        <w:t>2018年8月24</w:t>
+        <w:t>2</w:t>
+      </w:r>
+      <w:r>
+        <w:t>022</w:t>
+      </w:r>
+      <w:r>
+        <w:rPr>
+          <w:rFonts w:hint="eastAsia"/>
+        </w:rPr>
+        <w:t>年</w:t>
+      </w:r>
+      <w:r>
+        <w:rPr>
+          <w:rFonts w:hint="eastAsia"/>
+        </w:rPr>
+        <w:t>9</w:t>
+      </w:r>
+      <w:r>
+        <w:rPr>
+          <w:rFonts w:hint="eastAsia"/>
+        </w:rPr>
+        <w:t>月</w:t>
+      </w:r>
+      <w:r>
+        <w:rPr>
+          <w:rFonts w:hint="eastAsia"/>
+        </w:rPr>
+        <w:t>2</w:t>
+      </w:r>
+      <w:r>
+        <w:t>2</w:t>
       </w:r>
       <w:r>
         <w:rPr>
@@ -512,7 +542,7 @@
                 <w:sz w:val="18"/>
                 <w:szCs w:val="18"/>
               </w:rPr>
-              <w:t>2018/8/24</w:t>
+              <w:t>2022/9/22</w:t>
             </w:r>
           </w:p>
         </w:tc>
@@ -7266,11 +7296,9 @@
         </w:rPr>
         <w:t xml:space="preserve"> </w:t>
       </w:r>
-      <w:proofErr w:type="spellStart"/>
       <w:r>
         <w:t>Nablarch</w:t>
       </w:r>
-      <w:proofErr w:type="spellEnd"/>
       <w:r>
         <w:rPr>
           <w:rFonts w:hint="eastAsia"/>
@@ -7302,22 +7330,18 @@
         </w:rPr>
         <w:t>実行基盤「</w:t>
       </w:r>
-      <w:proofErr w:type="spellStart"/>
       <w:r>
         <w:t>Nablarch</w:t>
       </w:r>
-      <w:proofErr w:type="spellEnd"/>
       <w:r>
         <w:rPr>
           <w:rFonts w:hint="eastAsia"/>
         </w:rPr>
         <w:t>」（以降、</w:t>
       </w:r>
-      <w:proofErr w:type="spellStart"/>
       <w:r>
         <w:t>Nablarch</w:t>
       </w:r>
-      <w:proofErr w:type="spellEnd"/>
       <w:r>
         <w:rPr>
           <w:rFonts w:hint="eastAsia"/>
@@ -7330,22 +7354,18 @@
         </w:rPr>
         <w:t>を採用する前提としている。よって、後述の記載において、</w:t>
       </w:r>
-      <w:proofErr w:type="spellStart"/>
       <w:r>
         <w:t>Nablarch</w:t>
       </w:r>
-      <w:proofErr w:type="spellEnd"/>
       <w:r>
         <w:rPr>
           <w:rFonts w:hint="eastAsia"/>
         </w:rPr>
         <w:t>特有の処理方式や設計思想が背景・経緯として存在するが、その詳細を本書では説明しない。必要に応じて、</w:t>
       </w:r>
-      <w:proofErr w:type="spellStart"/>
       <w:r>
         <w:t>Nablarch</w:t>
       </w:r>
-      <w:proofErr w:type="spellEnd"/>
       <w:r>
         <w:rPr>
           <w:rFonts w:hint="eastAsia"/>
@@ -7999,7 +8019,7 @@
           <w:noProof/>
         </w:rPr>
         <w:pict w14:anchorId="22E22A15">
-          <v:rect id="正方形/長方形 1" o:spid="_x0000_s2057" style="position:absolute;left:0;text-align:left;margin-left:76.3pt;margin-top:2.25pt;width:223.45pt;height:50.95pt;z-index:3;visibility:visible" fillcolor="#ffc" strokecolor="#fabf8f" strokeweight=".25pt">
+          <v:rect id="正方形/長方形 1" o:spid="_x0000_s2057" style="position:absolute;left:0;text-align:left;margin-left:76.3pt;margin-top:2.25pt;width:223.45pt;height:50.95pt;z-index:251651584;visibility:visible" fillcolor="#ffc" strokecolor="#fabf8f" strokeweight=".25pt">
             <v:textbox>
               <w:txbxContent>
                 <w:p>
@@ -8073,7 +8093,6 @@
                     </w:rPr>
                     <w:t xml:space="preserve"> </w:t>
                   </w:r>
-                  <w:proofErr w:type="spellStart"/>
                   <w:r>
                     <w:rPr>
                       <w:rFonts w:ascii="ＭＳ ゴシック" w:eastAsia="ＭＳ ゴシック" w:hAnsi="ＭＳ ゴシック" w:hint="eastAsia"/>
@@ -8082,7 +8101,6 @@
                     </w:rPr>
                     <w:t>abcdefghijklmnopqrstuvwxyz</w:t>
                   </w:r>
-                  <w:proofErr w:type="spellEnd"/>
                   <w:r>
                     <w:rPr>
                       <w:rFonts w:ascii="ＭＳ ゴシック" w:eastAsia="ＭＳ ゴシック" w:hAnsi="ＭＳ ゴシック"/>
@@ -8701,7 +8719,7 @@
           <w:noProof/>
         </w:rPr>
         <w:pict w14:anchorId="59752E0F">
-          <v:shape id="テキスト ボックス 6" o:spid="_x0000_s2058" type="#_x0000_t202" style="position:absolute;left:0;text-align:left;margin-left:85.3pt;margin-top:5.8pt;width:287.4pt;height:82.85pt;z-index:4;visibility:visible" fillcolor="#dbe5f1" strokecolor="#4579b8">
+          <v:shape id="テキスト ボックス 6" o:spid="_x0000_s2058" type="#_x0000_t202" style="position:absolute;left:0;text-align:left;margin-left:85.3pt;margin-top:5.8pt;width:287.4pt;height:82.85pt;z-index:251652608;visibility:visible" fillcolor="#dbe5f1" strokecolor="#4579b8">
             <v:shadow on="t" color="black" opacity="24903f" origin=",.5" offset="0,.55556mm"/>
             <v:textbox>
               <w:txbxContent>
@@ -8756,11 +8774,9 @@
                     </w:rPr>
                     <w:t xml:space="preserve">　　　　</w:t>
                   </w:r>
-                  <w:proofErr w:type="spellStart"/>
                   <w:r>
                     <w:t>mail_send_request</w:t>
                   </w:r>
-                  <w:proofErr w:type="spellEnd"/>
                 </w:p>
               </w:txbxContent>
             </v:textbox>
@@ -9139,7 +9155,7 @@
           <w:noProof/>
         </w:rPr>
         <w:pict w14:anchorId="7F74EBC2">
-          <v:shape id="テキスト ボックス 7" o:spid="_x0000_s2059" type="#_x0000_t202" style="position:absolute;left:0;text-align:left;margin-left:85.3pt;margin-top:6pt;width:287.4pt;height:77.4pt;z-index:5;visibility:visible" fillcolor="#dbe5f1" strokecolor="#4579b8">
+          <v:shape id="テキスト ボックス 7" o:spid="_x0000_s2059" type="#_x0000_t202" style="position:absolute;left:0;text-align:left;margin-left:85.3pt;margin-top:6pt;width:287.4pt;height:77.4pt;z-index:251653632;visibility:visible" fillcolor="#dbe5f1" strokecolor="#4579b8">
             <v:shadow on="t" color="black" opacity="24903f" origin=",.5" offset="0,.55556mm"/>
             <v:textbox>
               <w:txbxContent>
@@ -9201,11 +9217,9 @@
                     </w:rPr>
                     <w:t xml:space="preserve">　　　　</w:t>
                   </w:r>
-                  <w:proofErr w:type="spellStart"/>
                   <w:r>
                     <w:t>address_code</w:t>
                   </w:r>
-                  <w:proofErr w:type="spellEnd"/>
                 </w:p>
               </w:txbxContent>
             </v:textbox>
@@ -9407,7 +9421,7 @@
           <w:noProof/>
         </w:rPr>
         <w:pict w14:anchorId="43856A69">
-          <v:group id="キャンバス 16" o:spid="_x0000_s2060" editas="canvas" style="position:absolute;left:0;text-align:left;margin-left:86.5pt;margin-top:2.6pt;width:332.15pt;height:103.9pt;z-index:6" coordsize="42183,13195">
+          <v:group id="キャンバス 16" o:spid="_x0000_s2060" editas="canvas" style="position:absolute;left:0;text-align:left;margin-left:86.5pt;margin-top:2.6pt;width:332.15pt;height:103.9pt;z-index:251654656" coordsize="42183,13195">
             <v:shapetype id="_x0000_t75" coordsize="21600,21600" o:spt="75" o:preferrelative="t" path="m@4@5l@4@11@9@11@9@5xe" filled="f" stroked="f">
               <v:stroke joinstyle="miter"/>
               <v:formulas>
@@ -9924,7 +9938,7 @@
           <w:noProof/>
         </w:rPr>
         <w:pict w14:anchorId="70501E93">
-          <v:shape id="テキスト ボックス 40" o:spid="_x0000_s2071" type="#_x0000_t202" style="position:absolute;left:0;text-align:left;margin-left:85.75pt;margin-top:3.2pt;width:287.4pt;height:76.9pt;z-index:7;visibility:visible" fillcolor="#dbe5f1" strokecolor="#4579b8">
+          <v:shape id="テキスト ボックス 40" o:spid="_x0000_s2071" type="#_x0000_t202" style="position:absolute;left:0;text-align:left;margin-left:85.75pt;margin-top:3.2pt;width:287.4pt;height:76.9pt;z-index:251655680;visibility:visible" fillcolor="#dbe5f1" strokecolor="#4579b8">
             <v:shadow on="t" color="black" opacity="24903f" origin=",.5" offset="0,.55556mm"/>
             <v:textbox>
               <w:txbxContent>
@@ -9983,11 +9997,9 @@
                     </w:rPr>
                     <w:t xml:space="preserve">　　　　</w:t>
                   </w:r>
-                  <w:proofErr w:type="spellStart"/>
                   <w:r>
                     <w:t>sq_credit_detail_id</w:t>
                   </w:r>
-                  <w:proofErr w:type="spellEnd"/>
                 </w:p>
               </w:txbxContent>
             </v:textbox>
@@ -10181,7 +10193,7 @@
           <w:noProof/>
         </w:rPr>
         <w:pict w14:anchorId="4CB1E4D6">
-          <v:group id="キャンバス 50" o:spid="_x0000_s2072" editas="canvas" style="position:absolute;left:0;text-align:left;margin-left:86.5pt;margin-top:2.55pt;width:332.15pt;height:97.15pt;z-index:8" coordsize="42183,12331">
+          <v:group id="キャンバス 50" o:spid="_x0000_s2072" editas="canvas" style="position:absolute;left:0;text-align:left;margin-left:86.5pt;margin-top:2.55pt;width:332.15pt;height:97.15pt;z-index:251656704" coordsize="42183,12331">
             <v:shape id="_x0000_s2073" type="#_x0000_t75" style="position:absolute;width:42183;height:12331;visibility:visible" stroked="t" strokecolor="#548dd4">
               <v:fill o:detectmouseclick="t"/>
               <v:stroke dashstyle="dash"/>
@@ -10313,7 +10325,6 @@
                       </w:rPr>
                       <w:t>『</w:t>
                     </w:r>
-                    <w:proofErr w:type="spellStart"/>
                     <w:r>
                       <w:rPr>
                         <w:rFonts w:ascii="ＭＳ Ｐ明朝" w:eastAsia="ＭＳ Ｐ明朝" w:hAnsi="ＭＳ Ｐ明朝"/>
@@ -10323,7 +10334,6 @@
                       </w:rPr>
                       <w:t>vw</w:t>
                     </w:r>
-                    <w:proofErr w:type="spellEnd"/>
                     <w:r>
                       <w:rPr>
                         <w:rFonts w:ascii="ＭＳ Ｐ明朝" w:eastAsia="ＭＳ Ｐ明朝" w:hAnsi="ＭＳ Ｐ明朝"/>
@@ -10646,7 +10656,7 @@
           <w:noProof/>
         </w:rPr>
         <w:pict w14:anchorId="5FA4D443">
-          <v:shape id="テキスト ボックス 51" o:spid="_x0000_s2083" type="#_x0000_t202" style="position:absolute;left:0;text-align:left;margin-left:86.5pt;margin-top:.9pt;width:287.4pt;height:78.15pt;z-index:9;visibility:visible" fillcolor="#dbe5f1" strokecolor="#4579b8">
+          <v:shape id="テキスト ボックス 51" o:spid="_x0000_s2083" type="#_x0000_t202" style="position:absolute;left:0;text-align:left;margin-left:86.5pt;margin-top:.9pt;width:287.4pt;height:78.15pt;z-index:251657728;visibility:visible" fillcolor="#dbe5f1" strokecolor="#4579b8">
             <v:shadow on="t" color="black" opacity="24903f" origin=",.5" offset="0,.55556mm"/>
             <v:textbox>
               <w:txbxContent>
@@ -10702,7 +10712,6 @@
                     </w:rPr>
                     <w:t xml:space="preserve">　　　　</w:t>
                   </w:r>
-                  <w:proofErr w:type="spellStart"/>
                   <w:r>
                     <w:t>vw_</w:t>
                   </w:r>
@@ -10712,7 +10721,6 @@
                   <w:r>
                     <w:t>_sales_amount</w:t>
                   </w:r>
-                  <w:proofErr w:type="spellEnd"/>
                 </w:p>
               </w:txbxContent>
             </v:textbox>
@@ -10908,7 +10916,7 @@
           <w:noProof/>
         </w:rPr>
         <w:pict w14:anchorId="516FE51B">
-          <v:group id="キャンバス 68" o:spid="_x0000_s2084" editas="canvas" style="position:absolute;left:0;text-align:left;margin-left:86.5pt;margin-top:2.55pt;width:332.15pt;height:97.15pt;z-index:10" coordsize="42183,12331">
+          <v:group id="キャンバス 68" o:spid="_x0000_s2084" editas="canvas" style="position:absolute;left:0;text-align:left;margin-left:86.5pt;margin-top:2.55pt;width:332.15pt;height:97.15pt;z-index:251658752" coordsize="42183,12331">
             <v:shape id="_x0000_s2085" type="#_x0000_t75" style="position:absolute;width:42183;height:12331;visibility:visible" stroked="t" strokecolor="#548dd4">
               <v:fill o:detectmouseclick="t"/>
               <v:stroke dashstyle="dash"/>
@@ -11378,7 +11386,7 @@
           <w:noProof/>
         </w:rPr>
         <w:pict w14:anchorId="4CB523AF">
-          <v:shape id="テキスト ボックス 67" o:spid="_x0000_s2095" type="#_x0000_t202" style="position:absolute;left:0;text-align:left;margin-left:86.5pt;margin-top:1.95pt;width:287.4pt;height:82.85pt;z-index:11;visibility:visible" fillcolor="#dbe5f1" strokecolor="#4579b8">
+          <v:shape id="テキスト ボックス 67" o:spid="_x0000_s2095" type="#_x0000_t202" style="position:absolute;left:0;text-align:left;margin-left:86.5pt;margin-top:1.95pt;width:287.4pt;height:82.85pt;z-index:251659776;visibility:visible" fillcolor="#dbe5f1" strokecolor="#4579b8">
             <v:shadow on="t" color="black" opacity="24903f" origin=",.5" offset="0,.55556mm"/>
             <v:textbox>
               <w:txbxContent>
@@ -11434,7 +11442,6 @@
                     </w:rPr>
                     <w:t xml:space="preserve">　　　　</w:t>
                   </w:r>
-                  <w:proofErr w:type="spellStart"/>
                   <w:r>
                     <w:t>mv_</w:t>
                   </w:r>
@@ -11444,7 +11451,6 @@
                   <w:r>
                     <w:t>_sales_amount</w:t>
                   </w:r>
-                  <w:proofErr w:type="spellEnd"/>
                 </w:p>
               </w:txbxContent>
             </v:textbox>
@@ -11583,7 +11589,7 @@
           <w:noProof/>
         </w:rPr>
         <w:pict w14:anchorId="69AC21D5">
-          <v:group id="_x0000_s2115" editas="canvas" style="position:absolute;left:0;text-align:left;margin-left:86.5pt;margin-top:2.55pt;width:332.15pt;height:97.15pt;z-index:14" coordsize="42183,12338" o:gfxdata="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">
+          <v:group id="_x0000_s2115" editas="canvas" style="position:absolute;left:0;text-align:left;margin-left:86.5pt;margin-top:2.55pt;width:332.15pt;height:97.15pt;z-index:251662848" coordsize="42183,12338" o:gfxdata="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">
             <v:shape id="_x0000_s2116" type="#_x0000_t75" style="position:absolute;width:42183;height:12338;visibility:visible;mso-wrap-style:square" stroked="t" strokecolor="#548dd4">
               <v:fill o:detectmouseclick="t"/>
               <v:stroke dashstyle="dash"/>
@@ -11981,7 +11987,7 @@
           <w:noProof/>
         </w:rPr>
         <w:pict w14:anchorId="3FD6E457">
-          <v:shape id="_x0000_s2114" type="#_x0000_t202" style="position:absolute;left:0;text-align:left;margin-left:86.65pt;margin-top:1.65pt;width:287.4pt;height:68pt;z-index:15;visibility:visible;mso-wrap-style:square;mso-width-percent:0;mso-height-percent:0;mso-wrap-distance-left:9pt;mso-wrap-distance-top:0;mso-wrap-distance-right:9pt;mso-wrap-distance-bottom:0;mso-position-horizontal:absolute;mso-position-horizontal-relative:text;mso-position-vertical:absolute;mso-position-vertical-relative:text;mso-width-percent:0;mso-height-percent:0;mso-width-relative:page;mso-height-relative:page;v-text-anchor:top" o:gfxdata="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" fillcolor="#dbe5f1" strokecolor="#4579b8">
+          <v:shape id="_x0000_s2114" type="#_x0000_t202" style="position:absolute;left:0;text-align:left;margin-left:86.65pt;margin-top:1.65pt;width:287.4pt;height:68pt;z-index:251663872;visibility:visible;mso-wrap-style:square;mso-width-percent:0;mso-height-percent:0;mso-wrap-distance-left:9pt;mso-wrap-distance-top:0;mso-wrap-distance-right:9pt;mso-wrap-distance-bottom:0;mso-position-horizontal:absolute;mso-position-horizontal-relative:text;mso-position-vertical:absolute;mso-position-vertical-relative:text;mso-width-percent:0;mso-height-percent:0;mso-width-relative:page;mso-height-relative:page;v-text-anchor:top" o:gfxdata="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" fillcolor="#dbe5f1" strokecolor="#4579b8">
             <v:shadow on="t" color="black" opacity="24903f" origin=",.5" offset="0,.55556mm"/>
             <v:textbox>
               <w:txbxContent>
@@ -12027,19 +12033,11 @@
                     <w:rPr>
                       <w:rFonts w:hint="eastAsia"/>
                     </w:rPr>
-                    <w:t xml:space="preserve">　　　　</w:t>
-                  </w:r>
-                  <w:proofErr w:type="spellStart"/>
-                  <w:r>
-                    <w:rPr>
-                      <w:rFonts w:hint="eastAsia"/>
-                    </w:rPr>
-                    <w:t>p</w:t>
+                    <w:t xml:space="preserve">　　　　p</w:t>
                   </w:r>
                   <w:r>
                     <w:t>k_project</w:t>
                   </w:r>
-                  <w:proofErr w:type="spellEnd"/>
                 </w:p>
               </w:txbxContent>
             </v:textbox>
@@ -12176,7 +12174,7 @@
           <w:noProof/>
         </w:rPr>
         <w:pict w14:anchorId="53392699">
-          <v:group id="_x0000_s2144" editas="canvas" style="position:absolute;left:0;text-align:left;margin-left:86.5pt;margin-top:5.95pt;width:332.15pt;height:115.85pt;z-index:16" coordsize="42183,14712" o:gfxdata="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">
+          <v:group id="_x0000_s2144" editas="canvas" style="position:absolute;left:0;text-align:left;margin-left:86.5pt;margin-top:5.95pt;width:332.15pt;height:115.85pt;z-index:251664896" coordsize="42183,14712" o:gfxdata="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">
             <v:shape id="_x0000_s2145" type="#_x0000_t75" style="position:absolute;width:42183;height:14712;visibility:visible;mso-wrap-style:square" stroked="t" strokecolor="#548dd4">
               <v:fill o:detectmouseclick="t"/>
               <v:stroke dashstyle="dash"/>
@@ -12307,7 +12305,6 @@
                       </w:rPr>
                       <w:t>『</w:t>
                     </w:r>
-                    <w:proofErr w:type="spellStart"/>
                     <w:r>
                       <w:rPr>
                         <w:rFonts w:ascii="ＭＳ Ｐ明朝" w:eastAsia="ＭＳ Ｐ明朝" w:hAnsi="ＭＳ Ｐ明朝"/>
@@ -12317,7 +12314,6 @@
                       </w:rPr>
                       <w:t>uk</w:t>
                     </w:r>
-                    <w:proofErr w:type="spellEnd"/>
                     <w:r>
                       <w:rPr>
                         <w:rFonts w:ascii="ＭＳ Ｐ明朝" w:eastAsia="ＭＳ Ｐ明朝" w:hAnsi="ＭＳ Ｐ明朝"/>
@@ -12785,7 +12781,7 @@
           <w:noProof/>
         </w:rPr>
         <w:pict w14:anchorId="1812B128">
-          <v:shape id="_x0000_s2143" type="#_x0000_t202" style="position:absolute;left:0;text-align:left;margin-left:86.5pt;margin-top:.15pt;width:287.4pt;height:64.5pt;z-index:17;visibility:visible;mso-wrap-style:square;mso-width-percent:0;mso-height-percent:0;mso-wrap-distance-left:9pt;mso-wrap-distance-top:0;mso-wrap-distance-right:9pt;mso-wrap-distance-bottom:0;mso-position-horizontal:absolute;mso-position-horizontal-relative:text;mso-position-vertical:absolute;mso-position-vertical-relative:text;mso-width-percent:0;mso-height-percent:0;mso-width-relative:page;mso-height-relative:page;v-text-anchor:top" o:gfxdata="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" fillcolor="#dbe5f1" strokecolor="#4579b8">
+          <v:shape id="_x0000_s2143" type="#_x0000_t202" style="position:absolute;left:0;text-align:left;margin-left:86.5pt;margin-top:.15pt;width:287.4pt;height:64.5pt;z-index:251665920;visibility:visible;mso-wrap-style:square;mso-width-percent:0;mso-height-percent:0;mso-wrap-distance-left:9pt;mso-wrap-distance-top:0;mso-wrap-distance-right:9pt;mso-wrap-distance-bottom:0;mso-position-horizontal:absolute;mso-position-horizontal-relative:text;mso-position-vertical:absolute;mso-position-vertical-relative:text;mso-width-percent:0;mso-height-percent:0;mso-width-relative:page;mso-height-relative:page;v-text-anchor:top" o:gfxdata="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" fillcolor="#dbe5f1" strokecolor="#4579b8">
             <v:shadow on="t" color="black" opacity="24903f" origin=",.5" offset="0,.55556mm"/>
             <v:textbox>
               <w:txbxContent>
@@ -12981,7 +12977,7 @@
           <w:noProof/>
         </w:rPr>
         <w:pict w14:anchorId="5C26D979">
-          <v:group id="キャンバス 78" o:spid="_x0000_s2096" editas="canvas" style="position:absolute;left:0;text-align:left;margin-left:86.5pt;margin-top:5.95pt;width:332.15pt;height:115.85pt;z-index:12" coordorigin="2581,11159" coordsize="6643,2317">
+          <v:group id="キャンバス 78" o:spid="_x0000_s2096" editas="canvas" style="position:absolute;left:0;text-align:left;margin-left:86.5pt;margin-top:5.95pt;width:332.15pt;height:115.85pt;z-index:251660800" coordorigin="2581,11159" coordsize="6643,2317">
             <v:shape id="_x0000_s2097" type="#_x0000_t75" style="position:absolute;left:2581;top:11159;width:6643;height:2317;visibility:visible" stroked="t" strokecolor="#548dd4">
               <v:fill o:detectmouseclick="t"/>
               <v:stroke dashstyle="dash"/>
@@ -12998,7 +12994,6 @@
                         <w:color w:val="FF0000"/>
                       </w:rPr>
                     </w:pPr>
-                    <w:proofErr w:type="spellStart"/>
                     <w:r>
                       <w:rPr>
                         <w:rFonts w:ascii="ＭＳ Ｐゴシック" w:eastAsia="ＭＳ Ｐゴシック" w:hAnsi="ＭＳ Ｐゴシック"/>
@@ -13007,7 +13002,6 @@
                       </w:rPr>
                       <w:t>i</w:t>
                     </w:r>
-                    <w:proofErr w:type="spellEnd"/>
                   </w:p>
                 </w:txbxContent>
               </v:textbox>
@@ -13597,7 +13591,7 @@
           <w:noProof/>
         </w:rPr>
         <w:pict w14:anchorId="5971DC2F">
-          <v:shape id="テキスト ボックス 83" o:spid="_x0000_s2112" type="#_x0000_t202" style="position:absolute;left:0;text-align:left;margin-left:86.5pt;margin-top:.15pt;width:287.4pt;height:64.5pt;z-index:13;visibility:visible" fillcolor="#dbe5f1" strokecolor="#4579b8">
+          <v:shape id="テキスト ボックス 83" o:spid="_x0000_s2112" type="#_x0000_t202" style="position:absolute;left:0;text-align:left;margin-left:86.5pt;margin-top:.15pt;width:287.4pt;height:64.5pt;z-index:251661824;visibility:visible" fillcolor="#dbe5f1" strokecolor="#4579b8">
             <v:shadow on="t" color="black" opacity="24903f" origin=",.5" offset="0,.55556mm"/>
             <v:textbox>
               <w:txbxContent>
@@ -15930,7 +15924,6 @@
               <w:ind w:left="0" w:firstLineChars="0" w:firstLine="0"/>
               <w:jc w:val="both"/>
             </w:pPr>
-            <w:proofErr w:type="spellStart"/>
             <w:r>
               <w:t>version</w:t>
             </w:r>
@@ -15943,7 +15936,6 @@
             <w:r>
               <w:t>no</w:t>
             </w:r>
-            <w:proofErr w:type="spellEnd"/>
           </w:p>
         </w:tc>
         <w:tc>
@@ -16179,9 +16171,6 @@
               <w:pStyle w:val="20"/>
               <w:ind w:left="0" w:firstLineChars="0" w:firstLine="0"/>
               <w:jc w:val="both"/>
-              <w:rPr>
-                <w:rFonts w:hint="eastAsia"/>
-              </w:rPr>
             </w:pPr>
             <w:r>
               <w:rPr>
@@ -16201,11 +16190,9 @@
               <w:ind w:left="0" w:firstLineChars="0" w:firstLine="0"/>
               <w:jc w:val="both"/>
             </w:pPr>
-            <w:proofErr w:type="spellStart"/>
             <w:r>
               <w:t>deleted_flg</w:t>
             </w:r>
-            <w:proofErr w:type="spellEnd"/>
           </w:p>
         </w:tc>
         <w:tc>
@@ -16217,9 +16204,6 @@
               <w:pStyle w:val="20"/>
               <w:ind w:left="0" w:firstLineChars="0" w:firstLine="0"/>
               <w:jc w:val="both"/>
-              <w:rPr>
-                <w:rFonts w:hint="eastAsia"/>
-              </w:rPr>
             </w:pPr>
             <w:r>
               <w:rPr>
@@ -16284,11 +16268,9 @@
               <w:ind w:left="0" w:firstLineChars="0" w:firstLine="0"/>
               <w:jc w:val="both"/>
             </w:pPr>
-            <w:proofErr w:type="spellStart"/>
             <w:r>
               <w:t>deleted_date</w:t>
             </w:r>
-            <w:proofErr w:type="spellEnd"/>
           </w:p>
         </w:tc>
         <w:tc>
@@ -16593,11 +16575,9 @@
               <w:ind w:left="0" w:firstLineChars="0" w:firstLine="0"/>
               <w:jc w:val="both"/>
             </w:pPr>
-            <w:proofErr w:type="spellStart"/>
             <w:r>
               <w:t>apply_start_date</w:t>
             </w:r>
-            <w:proofErr w:type="spellEnd"/>
           </w:p>
         </w:tc>
         <w:tc>
@@ -16667,11 +16647,9 @@
               <w:ind w:left="0" w:firstLineChars="0" w:firstLine="0"/>
               <w:jc w:val="both"/>
             </w:pPr>
-            <w:proofErr w:type="spellStart"/>
             <w:r>
               <w:t>apply_end_date</w:t>
             </w:r>
-            <w:proofErr w:type="spellEnd"/>
           </w:p>
         </w:tc>
         <w:tc>
@@ -16917,11 +16895,9 @@
               <w:ind w:left="0" w:firstLineChars="0" w:firstLine="0"/>
               <w:jc w:val="both"/>
             </w:pPr>
-            <w:proofErr w:type="spellStart"/>
             <w:r>
               <w:t>processed_flg</w:t>
             </w:r>
-            <w:proofErr w:type="spellEnd"/>
           </w:p>
         </w:tc>
         <w:tc>
@@ -17171,11 +17147,9 @@
               <w:ind w:left="0" w:firstLineChars="0" w:firstLine="0"/>
               <w:jc w:val="both"/>
             </w:pPr>
-            <w:proofErr w:type="spellStart"/>
             <w:r>
               <w:t>insert_date_time</w:t>
             </w:r>
-            <w:proofErr w:type="spellEnd"/>
           </w:p>
         </w:tc>
         <w:tc>
@@ -17248,11 +17222,9 @@
               <w:ind w:left="0" w:firstLineChars="0" w:firstLine="0"/>
               <w:jc w:val="both"/>
             </w:pPr>
-            <w:proofErr w:type="spellStart"/>
             <w:r>
               <w:t>insert_user_id</w:t>
             </w:r>
-            <w:proofErr w:type="spellEnd"/>
           </w:p>
         </w:tc>
         <w:tc>
@@ -17328,11 +17300,9 @@
               <w:ind w:left="0" w:firstLineChars="0" w:firstLine="0"/>
               <w:jc w:val="both"/>
             </w:pPr>
-            <w:proofErr w:type="spellStart"/>
             <w:r>
               <w:t>update_date_time</w:t>
             </w:r>
-            <w:proofErr w:type="spellEnd"/>
           </w:p>
         </w:tc>
         <w:tc>
@@ -17405,11 +17375,9 @@
               <w:ind w:left="0" w:firstLineChars="0" w:firstLine="0"/>
               <w:jc w:val="both"/>
             </w:pPr>
-            <w:proofErr w:type="spellStart"/>
             <w:r>
               <w:t>update_user_id</w:t>
             </w:r>
-            <w:proofErr w:type="spellEnd"/>
           </w:p>
         </w:tc>
         <w:tc>
@@ -18442,7 +18410,7 @@
 </file>
 
 <file path=word/endnotes.xml><?xml version="1.0" encoding="utf-8"?>
-<w:endnotes xmlns:wpc="http://schemas.microsoft.com/office/word/2010/wordprocessingCanvas" xmlns:cx="http://schemas.microsoft.com/office/drawing/2014/chartex" xmlns:cx1="http://schemas.microsoft.com/office/drawing/2015/9/8/chartex" xmlns:cx2="http://schemas.microsoft.com/office/drawing/2015/10/21/chartex" xmlns:cx3="http://schemas.microsoft.com/office/drawing/2016/5/9/chartex" xmlns:cx4="http://schemas.microsoft.com/office/drawing/2016/5/10/chartex" xmlns:cx5="http://schemas.microsoft.com/office/drawing/2016/5/11/chartex" xmlns:cx6="http://schemas.microsoft.com/office/drawing/2016/5/12/chartex" xmlns:cx7="http://schemas.microsoft.com/office/drawing/2016/5/13/chartex" xmlns:cx8="http://schemas.microsoft.com/office/drawing/2016/5/14/chartex" xmlns:mc="http://schemas.openxmlformats.org/markup-compatibility/2006" xmlns:aink="http://schemas.microsoft.com/office/drawing/2016/ink" xmlns:am3d="http://schemas.microsoft.com/office/drawing/2017/model3d" xmlns:o="urn:schemas-microsoft-com:office:office" xmlns:r="http://schemas.openxmlformats.org/officeDocument/2006/relationships" xmlns:m="http://schemas.openxmlformats.org/officeDocument/2006/math" xmlns:v="urn:schemas-microsoft-com:vml" xmlns:wp14="http://schemas.microsoft.com/office/word/2010/wordprocessingDrawing" xmlns:wp="http://schemas.openxmlformats.org/drawingml/2006/wordprocessingDrawing" xmlns:w10="urn:schemas-microsoft-com:office:word" xmlns:w="http://schemas.openxmlformats.org/wordprocessingml/2006/main" xmlns:w14="http://schemas.microsoft.com/office/word/2010/wordml" xmlns:w15="http://schemas.microsoft.com/office/word/2012/wordml" xmlns:w16cex="http://schemas.microsoft.com/office/word/2018/wordml/cex" xmlns:w16cid="http://schemas.microsoft.com/office/word/2016/wordml/cid" xmlns:w16="http://schemas.microsoft.com/office/word/2018/wordml" xmlns:w16sdtdh="http://schemas.microsoft.com/office/word/2020/wordml/sdtdatahash" xmlns:w16se="http://schemas.microsoft.com/office/word/2015/wordml/symex" xmlns:wpg="http://schemas.microsoft.com/office/word/2010/wordprocessingGroup" xmlns:wpi="http://schemas.microsoft.com/office/word/2010/wordprocessingInk" xmlns:wne="http://schemas.microsoft.com/office/word/2006/wordml" xmlns:wps="http://schemas.microsoft.com/office/word/2010/wordprocessingShape" mc:Ignorable="w14 w15 w16se w16cid w16 w16cex w16sdtdh wp14">
+<w:endnotes xmlns:wpc="http://schemas.microsoft.com/office/word/2010/wordprocessingCanvas" xmlns:cx="http://schemas.microsoft.com/office/drawing/2014/chartex" xmlns:cx1="http://schemas.microsoft.com/office/drawing/2015/9/8/chartex" xmlns:cx2="http://schemas.microsoft.com/office/drawing/2015/10/21/chartex" xmlns:cx3="http://schemas.microsoft.com/office/drawing/2016/5/9/chartex" xmlns:cx4="http://schemas.microsoft.com/office/drawing/2016/5/10/chartex" xmlns:cx5="http://schemas.microsoft.com/office/drawing/2016/5/11/chartex" xmlns:cx6="http://schemas.microsoft.com/office/drawing/2016/5/12/chartex" xmlns:cx7="http://schemas.microsoft.com/office/drawing/2016/5/13/chartex" xmlns:cx8="http://schemas.microsoft.com/office/drawing/2016/5/14/chartex" xmlns:mc="http://schemas.openxmlformats.org/markup-compatibility/2006" xmlns:aink="http://schemas.microsoft.com/office/drawing/2016/ink" xmlns:am3d="http://schemas.microsoft.com/office/drawing/2017/model3d" xmlns:o="urn:schemas-microsoft-com:office:office" xmlns:oel="http://schemas.microsoft.com/office/2019/extlst" xmlns:r="http://schemas.openxmlformats.org/officeDocument/2006/relationships" xmlns:m="http://schemas.openxmlformats.org/officeDocument/2006/math" xmlns:v="urn:schemas-microsoft-com:vml" xmlns:wp14="http://schemas.microsoft.com/office/word/2010/wordprocessingDrawing" xmlns:wp="http://schemas.openxmlformats.org/drawingml/2006/wordprocessingDrawing" xmlns:w10="urn:schemas-microsoft-com:office:word" xmlns:w="http://schemas.openxmlformats.org/wordprocessingml/2006/main" xmlns:w14="http://schemas.microsoft.com/office/word/2010/wordml" xmlns:w15="http://schemas.microsoft.com/office/word/2012/wordml" xmlns:w16cex="http://schemas.microsoft.com/office/word/2018/wordml/cex" xmlns:w16cid="http://schemas.microsoft.com/office/word/2016/wordml/cid" xmlns:w16="http://schemas.microsoft.com/office/word/2018/wordml" xmlns:w16sdtdh="http://schemas.microsoft.com/office/word/2020/wordml/sdtdatahash" xmlns:w16se="http://schemas.microsoft.com/office/word/2015/wordml/symex" xmlns:wpg="http://schemas.microsoft.com/office/word/2010/wordprocessingGroup" xmlns:wpi="http://schemas.microsoft.com/office/word/2010/wordprocessingInk" xmlns:wne="http://schemas.microsoft.com/office/word/2006/wordml" xmlns:wps="http://schemas.microsoft.com/office/word/2010/wordprocessingShape" mc:Ignorable="w14 w15 w16se w16cid w16 w16cex w16sdtdh wp14">
   <w:endnote w:type="separator" w:id="-1">
     <w:p>
       <w:r>
@@ -18461,7 +18429,7 @@
 </file>
 
 <file path=word/footer1.xml><?xml version="1.0" encoding="utf-8"?>
-<w:ftr xmlns:wpc="http://schemas.microsoft.com/office/word/2010/wordprocessingCanvas" xmlns:cx="http://schemas.microsoft.com/office/drawing/2014/chartex" xmlns:cx1="http://schemas.microsoft.com/office/drawing/2015/9/8/chartex" xmlns:cx2="http://schemas.microsoft.com/office/drawing/2015/10/21/chartex" xmlns:cx3="http://schemas.microsoft.com/office/drawing/2016/5/9/chartex" xmlns:cx4="http://schemas.microsoft.com/office/drawing/2016/5/10/chartex" xmlns:cx5="http://schemas.microsoft.com/office/drawing/2016/5/11/chartex" xmlns:cx6="http://schemas.microsoft.com/office/drawing/2016/5/12/chartex" xmlns:cx7="http://schemas.microsoft.com/office/drawing/2016/5/13/chartex" xmlns:cx8="http://schemas.microsoft.com/office/drawing/2016/5/14/chartex" xmlns:mc="http://schemas.openxmlformats.org/markup-compatibility/2006" xmlns:aink="http://schemas.microsoft.com/office/drawing/2016/ink" xmlns:am3d="http://schemas.microsoft.com/office/drawing/2017/model3d" xmlns:o="urn:schemas-microsoft-com:office:office" xmlns:r="http://schemas.openxmlformats.org/officeDocument/2006/relationships" xmlns:m="http://schemas.openxmlformats.org/officeDocument/2006/math" xmlns:v="urn:schemas-microsoft-com:vml" xmlns:wp14="http://schemas.microsoft.com/office/word/2010/wordprocessingDrawing" xmlns:wp="http://schemas.openxmlformats.org/drawingml/2006/wordprocessingDrawing" xmlns:w10="urn:schemas-microsoft-com:office:word" xmlns:w="http://schemas.openxmlformats.org/wordprocessingml/2006/main" xmlns:w14="http://schemas.microsoft.com/office/word/2010/wordml" xmlns:w15="http://schemas.microsoft.com/office/word/2012/wordml" xmlns:w16cex="http://schemas.microsoft.com/office/word/2018/wordml/cex" xmlns:w16cid="http://schemas.microsoft.com/office/word/2016/wordml/cid" xmlns:w16="http://schemas.microsoft.com/office/word/2018/wordml" xmlns:w16sdtdh="http://schemas.microsoft.com/office/word/2020/wordml/sdtdatahash" xmlns:w16se="http://schemas.microsoft.com/office/word/2015/wordml/symex" xmlns:wpg="http://schemas.microsoft.com/office/word/2010/wordprocessingGroup" xmlns:wpi="http://schemas.microsoft.com/office/word/2010/wordprocessingInk" xmlns:wne="http://schemas.microsoft.com/office/word/2006/wordml" xmlns:wps="http://schemas.microsoft.com/office/word/2010/wordprocessingShape" mc:Ignorable="w14 w15 w16se w16cid w16 w16cex w16sdtdh wp14">
+<w:ftr xmlns:wpc="http://schemas.microsoft.com/office/word/2010/wordprocessingCanvas" xmlns:cx="http://schemas.microsoft.com/office/drawing/2014/chartex" xmlns:cx1="http://schemas.microsoft.com/office/drawing/2015/9/8/chartex" xmlns:cx2="http://schemas.microsoft.com/office/drawing/2015/10/21/chartex" xmlns:cx3="http://schemas.microsoft.com/office/drawing/2016/5/9/chartex" xmlns:cx4="http://schemas.microsoft.com/office/drawing/2016/5/10/chartex" xmlns:cx5="http://schemas.microsoft.com/office/drawing/2016/5/11/chartex" xmlns:cx6="http://schemas.microsoft.com/office/drawing/2016/5/12/chartex" xmlns:cx7="http://schemas.microsoft.com/office/drawing/2016/5/13/chartex" xmlns:cx8="http://schemas.microsoft.com/office/drawing/2016/5/14/chartex" xmlns:mc="http://schemas.openxmlformats.org/markup-compatibility/2006" xmlns:aink="http://schemas.microsoft.com/office/drawing/2016/ink" xmlns:am3d="http://schemas.microsoft.com/office/drawing/2017/model3d" xmlns:o="urn:schemas-microsoft-com:office:office" xmlns:oel="http://schemas.microsoft.com/office/2019/extlst" xmlns:r="http://schemas.openxmlformats.org/officeDocument/2006/relationships" xmlns:m="http://schemas.openxmlformats.org/officeDocument/2006/math" xmlns:v="urn:schemas-microsoft-com:vml" xmlns:wp14="http://schemas.microsoft.com/office/word/2010/wordprocessingDrawing" xmlns:wp="http://schemas.openxmlformats.org/drawingml/2006/wordprocessingDrawing" xmlns:w10="urn:schemas-microsoft-com:office:word" xmlns:w="http://schemas.openxmlformats.org/wordprocessingml/2006/main" xmlns:w14="http://schemas.microsoft.com/office/word/2010/wordml" xmlns:w15="http://schemas.microsoft.com/office/word/2012/wordml" xmlns:w16cex="http://schemas.microsoft.com/office/word/2018/wordml/cex" xmlns:w16cid="http://schemas.microsoft.com/office/word/2016/wordml/cid" xmlns:w16="http://schemas.microsoft.com/office/word/2018/wordml" xmlns:w16sdtdh="http://schemas.microsoft.com/office/word/2020/wordml/sdtdatahash" xmlns:w16se="http://schemas.microsoft.com/office/word/2015/wordml/symex" xmlns:wpg="http://schemas.microsoft.com/office/word/2010/wordprocessingGroup" xmlns:wpi="http://schemas.microsoft.com/office/word/2010/wordprocessingInk" xmlns:wne="http://schemas.microsoft.com/office/word/2006/wordml" xmlns:wps="http://schemas.microsoft.com/office/word/2010/wordprocessingShape" mc:Ignorable="w14 w15 w16se w16cid w16 w16cex w16sdtdh wp14">
   <w:p>
     <w:pPr>
       <w:tabs>
@@ -18474,7 +18442,7 @@
 </file>
 
 <file path=word/footer2.xml><?xml version="1.0" encoding="utf-8"?>
-<w:ftr xmlns:wpc="http://schemas.microsoft.com/office/word/2010/wordprocessingCanvas" xmlns:cx="http://schemas.microsoft.com/office/drawing/2014/chartex" xmlns:cx1="http://schemas.microsoft.com/office/drawing/2015/9/8/chartex" xmlns:cx2="http://schemas.microsoft.com/office/drawing/2015/10/21/chartex" xmlns:cx3="http://schemas.microsoft.com/office/drawing/2016/5/9/chartex" xmlns:cx4="http://schemas.microsoft.com/office/drawing/2016/5/10/chartex" xmlns:cx5="http://schemas.microsoft.com/office/drawing/2016/5/11/chartex" xmlns:cx6="http://schemas.microsoft.com/office/drawing/2016/5/12/chartex" xmlns:cx7="http://schemas.microsoft.com/office/drawing/2016/5/13/chartex" xmlns:cx8="http://schemas.microsoft.com/office/drawing/2016/5/14/chartex" xmlns:mc="http://schemas.openxmlformats.org/markup-compatibility/2006" xmlns:aink="http://schemas.microsoft.com/office/drawing/2016/ink" xmlns:am3d="http://schemas.microsoft.com/office/drawing/2017/model3d" xmlns:o="urn:schemas-microsoft-com:office:office" xmlns:r="http://schemas.openxmlformats.org/officeDocument/2006/relationships" xmlns:m="http://schemas.openxmlformats.org/officeDocument/2006/math" xmlns:v="urn:schemas-microsoft-com:vml" xmlns:wp14="http://schemas.microsoft.com/office/word/2010/wordprocessingDrawing" xmlns:wp="http://schemas.openxmlformats.org/drawingml/2006/wordprocessingDrawing" xmlns:w10="urn:schemas-microsoft-com:office:word" xmlns:w="http://schemas.openxmlformats.org/wordprocessingml/2006/main" xmlns:w14="http://schemas.microsoft.com/office/word/2010/wordml" xmlns:w15="http://schemas.microsoft.com/office/word/2012/wordml" xmlns:w16cex="http://schemas.microsoft.com/office/word/2018/wordml/cex" xmlns:w16cid="http://schemas.microsoft.com/office/word/2016/wordml/cid" xmlns:w16="http://schemas.microsoft.com/office/word/2018/wordml" xmlns:w16sdtdh="http://schemas.microsoft.com/office/word/2020/wordml/sdtdatahash" xmlns:w16se="http://schemas.microsoft.com/office/word/2015/wordml/symex" xmlns:wpg="http://schemas.microsoft.com/office/word/2010/wordprocessingGroup" xmlns:wpi="http://schemas.microsoft.com/office/word/2010/wordprocessingInk" xmlns:wne="http://schemas.microsoft.com/office/word/2006/wordml" xmlns:wps="http://schemas.microsoft.com/office/word/2010/wordprocessingShape" mc:Ignorable="w14 w15 w16se w16cid w16 w16cex w16sdtdh wp14">
+<w:ftr xmlns:wpc="http://schemas.microsoft.com/office/word/2010/wordprocessingCanvas" xmlns:cx="http://schemas.microsoft.com/office/drawing/2014/chartex" xmlns:cx1="http://schemas.microsoft.com/office/drawing/2015/9/8/chartex" xmlns:cx2="http://schemas.microsoft.com/office/drawing/2015/10/21/chartex" xmlns:cx3="http://schemas.microsoft.com/office/drawing/2016/5/9/chartex" xmlns:cx4="http://schemas.microsoft.com/office/drawing/2016/5/10/chartex" xmlns:cx5="http://schemas.microsoft.com/office/drawing/2016/5/11/chartex" xmlns:cx6="http://schemas.microsoft.com/office/drawing/2016/5/12/chartex" xmlns:cx7="http://schemas.microsoft.com/office/drawing/2016/5/13/chartex" xmlns:cx8="http://schemas.microsoft.com/office/drawing/2016/5/14/chartex" xmlns:mc="http://schemas.openxmlformats.org/markup-compatibility/2006" xmlns:aink="http://schemas.microsoft.com/office/drawing/2016/ink" xmlns:am3d="http://schemas.microsoft.com/office/drawing/2017/model3d" xmlns:o="urn:schemas-microsoft-com:office:office" xmlns:oel="http://schemas.microsoft.com/office/2019/extlst" xmlns:r="http://schemas.openxmlformats.org/officeDocument/2006/relationships" xmlns:m="http://schemas.openxmlformats.org/officeDocument/2006/math" xmlns:v="urn:schemas-microsoft-com:vml" xmlns:wp14="http://schemas.microsoft.com/office/word/2010/wordprocessingDrawing" xmlns:wp="http://schemas.openxmlformats.org/drawingml/2006/wordprocessingDrawing" xmlns:w10="urn:schemas-microsoft-com:office:word" xmlns:w="http://schemas.openxmlformats.org/wordprocessingml/2006/main" xmlns:w14="http://schemas.microsoft.com/office/word/2010/wordml" xmlns:w15="http://schemas.microsoft.com/office/word/2012/wordml" xmlns:w16cex="http://schemas.microsoft.com/office/word/2018/wordml/cex" xmlns:w16cid="http://schemas.microsoft.com/office/word/2016/wordml/cid" xmlns:w16="http://schemas.microsoft.com/office/word/2018/wordml" xmlns:w16sdtdh="http://schemas.microsoft.com/office/word/2020/wordml/sdtdatahash" xmlns:w16se="http://schemas.microsoft.com/office/word/2015/wordml/symex" xmlns:wpg="http://schemas.microsoft.com/office/word/2010/wordprocessingGroup" xmlns:wpi="http://schemas.microsoft.com/office/word/2010/wordprocessingInk" xmlns:wne="http://schemas.microsoft.com/office/word/2006/wordml" xmlns:wps="http://schemas.microsoft.com/office/word/2010/wordprocessingShape" mc:Ignorable="w14 w15 w16se w16cid w16 w16cex w16sdtdh wp14">
   <w:p>
     <w:pPr>
       <w:pStyle w:val="af0"/>
@@ -18487,13 +18455,13 @@
 </file>
 
 <file path=word/footer3.xml><?xml version="1.0" encoding="utf-8"?>
-<w:ftr xmlns:wpc="http://schemas.microsoft.com/office/word/2010/wordprocessingCanvas" xmlns:cx="http://schemas.microsoft.com/office/drawing/2014/chartex" xmlns:cx1="http://schemas.microsoft.com/office/drawing/2015/9/8/chartex" xmlns:cx2="http://schemas.microsoft.com/office/drawing/2015/10/21/chartex" xmlns:cx3="http://schemas.microsoft.com/office/drawing/2016/5/9/chartex" xmlns:cx4="http://schemas.microsoft.com/office/drawing/2016/5/10/chartex" xmlns:cx5="http://schemas.microsoft.com/office/drawing/2016/5/11/chartex" xmlns:cx6="http://schemas.microsoft.com/office/drawing/2016/5/12/chartex" xmlns:cx7="http://schemas.microsoft.com/office/drawing/2016/5/13/chartex" xmlns:cx8="http://schemas.microsoft.com/office/drawing/2016/5/14/chartex" xmlns:mc="http://schemas.openxmlformats.org/markup-compatibility/2006" xmlns:aink="http://schemas.microsoft.com/office/drawing/2016/ink" xmlns:am3d="http://schemas.microsoft.com/office/drawing/2017/model3d" xmlns:o="urn:schemas-microsoft-com:office:office" xmlns:r="http://schemas.openxmlformats.org/officeDocument/2006/relationships" xmlns:m="http://schemas.openxmlformats.org/officeDocument/2006/math" xmlns:v="urn:schemas-microsoft-com:vml" xmlns:wp14="http://schemas.microsoft.com/office/word/2010/wordprocessingDrawing" xmlns:wp="http://schemas.openxmlformats.org/drawingml/2006/wordprocessingDrawing" xmlns:w10="urn:schemas-microsoft-com:office:word" xmlns:w="http://schemas.openxmlformats.org/wordprocessingml/2006/main" xmlns:w14="http://schemas.microsoft.com/office/word/2010/wordml" xmlns:w15="http://schemas.microsoft.com/office/word/2012/wordml" xmlns:w16cex="http://schemas.microsoft.com/office/word/2018/wordml/cex" xmlns:w16cid="http://schemas.microsoft.com/office/word/2016/wordml/cid" xmlns:w16="http://schemas.microsoft.com/office/word/2018/wordml" xmlns:w16sdtdh="http://schemas.microsoft.com/office/word/2020/wordml/sdtdatahash" xmlns:w16se="http://schemas.microsoft.com/office/word/2015/wordml/symex" xmlns:wpg="http://schemas.microsoft.com/office/word/2010/wordprocessingGroup" xmlns:wpi="http://schemas.microsoft.com/office/word/2010/wordprocessingInk" xmlns:wne="http://schemas.microsoft.com/office/word/2006/wordml" xmlns:wps="http://schemas.microsoft.com/office/word/2010/wordprocessingShape" mc:Ignorable="w14 w15 w16se w16cid w16 w16cex w16sdtdh wp14">
+<w:ftr xmlns:wpc="http://schemas.microsoft.com/office/word/2010/wordprocessingCanvas" xmlns:cx="http://schemas.microsoft.com/office/drawing/2014/chartex" xmlns:cx1="http://schemas.microsoft.com/office/drawing/2015/9/8/chartex" xmlns:cx2="http://schemas.microsoft.com/office/drawing/2015/10/21/chartex" xmlns:cx3="http://schemas.microsoft.com/office/drawing/2016/5/9/chartex" xmlns:cx4="http://schemas.microsoft.com/office/drawing/2016/5/10/chartex" xmlns:cx5="http://schemas.microsoft.com/office/drawing/2016/5/11/chartex" xmlns:cx6="http://schemas.microsoft.com/office/drawing/2016/5/12/chartex" xmlns:cx7="http://schemas.microsoft.com/office/drawing/2016/5/13/chartex" xmlns:cx8="http://schemas.microsoft.com/office/drawing/2016/5/14/chartex" xmlns:mc="http://schemas.openxmlformats.org/markup-compatibility/2006" xmlns:aink="http://schemas.microsoft.com/office/drawing/2016/ink" xmlns:am3d="http://schemas.microsoft.com/office/drawing/2017/model3d" xmlns:o="urn:schemas-microsoft-com:office:office" xmlns:oel="http://schemas.microsoft.com/office/2019/extlst" xmlns:r="http://schemas.openxmlformats.org/officeDocument/2006/relationships" xmlns:m="http://schemas.openxmlformats.org/officeDocument/2006/math" xmlns:v="urn:schemas-microsoft-com:vml" xmlns:wp14="http://schemas.microsoft.com/office/word/2010/wordprocessingDrawing" xmlns:wp="http://schemas.openxmlformats.org/drawingml/2006/wordprocessingDrawing" xmlns:w10="urn:schemas-microsoft-com:office:word" xmlns:w="http://schemas.openxmlformats.org/wordprocessingml/2006/main" xmlns:w14="http://schemas.microsoft.com/office/word/2010/wordml" xmlns:w15="http://schemas.microsoft.com/office/word/2012/wordml" xmlns:w16cex="http://schemas.microsoft.com/office/word/2018/wordml/cex" xmlns:w16cid="http://schemas.microsoft.com/office/word/2016/wordml/cid" xmlns:w16="http://schemas.microsoft.com/office/word/2018/wordml" xmlns:w16sdtdh="http://schemas.microsoft.com/office/word/2020/wordml/sdtdatahash" xmlns:w16se="http://schemas.microsoft.com/office/word/2015/wordml/symex" xmlns:wpg="http://schemas.microsoft.com/office/word/2010/wordprocessingGroup" xmlns:wpi="http://schemas.microsoft.com/office/word/2010/wordprocessingInk" xmlns:wne="http://schemas.microsoft.com/office/word/2006/wordml" xmlns:wps="http://schemas.microsoft.com/office/word/2010/wordprocessingShape" mc:Ignorable="w14 w15 w16se w16cid w16 w16cex w16sdtdh wp14">
   <w:p/>
 </w:ftr>
 </file>
 
 <file path=word/footer4.xml><?xml version="1.0" encoding="utf-8"?>
-<w:ftr xmlns:wpc="http://schemas.microsoft.com/office/word/2010/wordprocessingCanvas" xmlns:cx="http://schemas.microsoft.com/office/drawing/2014/chartex" xmlns:cx1="http://schemas.microsoft.com/office/drawing/2015/9/8/chartex" xmlns:cx2="http://schemas.microsoft.com/office/drawing/2015/10/21/chartex" xmlns:cx3="http://schemas.microsoft.com/office/drawing/2016/5/9/chartex" xmlns:cx4="http://schemas.microsoft.com/office/drawing/2016/5/10/chartex" xmlns:cx5="http://schemas.microsoft.com/office/drawing/2016/5/11/chartex" xmlns:cx6="http://schemas.microsoft.com/office/drawing/2016/5/12/chartex" xmlns:cx7="http://schemas.microsoft.com/office/drawing/2016/5/13/chartex" xmlns:cx8="http://schemas.microsoft.com/office/drawing/2016/5/14/chartex" xmlns:mc="http://schemas.openxmlformats.org/markup-compatibility/2006" xmlns:aink="http://schemas.microsoft.com/office/drawing/2016/ink" xmlns:am3d="http://schemas.microsoft.com/office/drawing/2017/model3d" xmlns:o="urn:schemas-microsoft-com:office:office" xmlns:r="http://schemas.openxmlformats.org/officeDocument/2006/relationships" xmlns:m="http://schemas.openxmlformats.org/officeDocument/2006/math" xmlns:v="urn:schemas-microsoft-com:vml" xmlns:wp14="http://schemas.microsoft.com/office/word/2010/wordprocessingDrawing" xmlns:wp="http://schemas.openxmlformats.org/drawingml/2006/wordprocessingDrawing" xmlns:w10="urn:schemas-microsoft-com:office:word" xmlns:w="http://schemas.openxmlformats.org/wordprocessingml/2006/main" xmlns:w14="http://schemas.microsoft.com/office/word/2010/wordml" xmlns:w15="http://schemas.microsoft.com/office/word/2012/wordml" xmlns:w16cex="http://schemas.microsoft.com/office/word/2018/wordml/cex" xmlns:w16cid="http://schemas.microsoft.com/office/word/2016/wordml/cid" xmlns:w16="http://schemas.microsoft.com/office/word/2018/wordml" xmlns:w16sdtdh="http://schemas.microsoft.com/office/word/2020/wordml/sdtdatahash" xmlns:w16se="http://schemas.microsoft.com/office/word/2015/wordml/symex" xmlns:wpg="http://schemas.microsoft.com/office/word/2010/wordprocessingGroup" xmlns:wpi="http://schemas.microsoft.com/office/word/2010/wordprocessingInk" xmlns:wne="http://schemas.microsoft.com/office/word/2006/wordml" xmlns:wps="http://schemas.microsoft.com/office/word/2010/wordprocessingShape" mc:Ignorable="w14 w15 w16se w16cid w16 w16cex w16sdtdh wp14">
+<w:ftr xmlns:wpc="http://schemas.microsoft.com/office/word/2010/wordprocessingCanvas" xmlns:cx="http://schemas.microsoft.com/office/drawing/2014/chartex" xmlns:cx1="http://schemas.microsoft.com/office/drawing/2015/9/8/chartex" xmlns:cx2="http://schemas.microsoft.com/office/drawing/2015/10/21/chartex" xmlns:cx3="http://schemas.microsoft.com/office/drawing/2016/5/9/chartex" xmlns:cx4="http://schemas.microsoft.com/office/drawing/2016/5/10/chartex" xmlns:cx5="http://schemas.microsoft.com/office/drawing/2016/5/11/chartex" xmlns:cx6="http://schemas.microsoft.com/office/drawing/2016/5/12/chartex" xmlns:cx7="http://schemas.microsoft.com/office/drawing/2016/5/13/chartex" xmlns:cx8="http://schemas.microsoft.com/office/drawing/2016/5/14/chartex" xmlns:mc="http://schemas.openxmlformats.org/markup-compatibility/2006" xmlns:aink="http://schemas.microsoft.com/office/drawing/2016/ink" xmlns:am3d="http://schemas.microsoft.com/office/drawing/2017/model3d" xmlns:o="urn:schemas-microsoft-com:office:office" xmlns:oel="http://schemas.microsoft.com/office/2019/extlst" xmlns:r="http://schemas.openxmlformats.org/officeDocument/2006/relationships" xmlns:m="http://schemas.openxmlformats.org/officeDocument/2006/math" xmlns:v="urn:schemas-microsoft-com:vml" xmlns:wp14="http://schemas.microsoft.com/office/word/2010/wordprocessingDrawing" xmlns:wp="http://schemas.openxmlformats.org/drawingml/2006/wordprocessingDrawing" xmlns:w10="urn:schemas-microsoft-com:office:word" xmlns:w="http://schemas.openxmlformats.org/wordprocessingml/2006/main" xmlns:w14="http://schemas.microsoft.com/office/word/2010/wordml" xmlns:w15="http://schemas.microsoft.com/office/word/2012/wordml" xmlns:w16cex="http://schemas.microsoft.com/office/word/2018/wordml/cex" xmlns:w16cid="http://schemas.microsoft.com/office/word/2016/wordml/cid" xmlns:w16="http://schemas.microsoft.com/office/word/2018/wordml" xmlns:w16sdtdh="http://schemas.microsoft.com/office/word/2020/wordml/sdtdatahash" xmlns:w16se="http://schemas.microsoft.com/office/word/2015/wordml/symex" xmlns:wpg="http://schemas.microsoft.com/office/word/2010/wordprocessingGroup" xmlns:wpi="http://schemas.microsoft.com/office/word/2010/wordprocessingInk" xmlns:wne="http://schemas.microsoft.com/office/word/2006/wordml" xmlns:wps="http://schemas.microsoft.com/office/word/2010/wordprocessingShape" mc:Ignorable="w14 w15 w16se w16cid w16 w16cex w16sdtdh wp14">
   <w:p>
     <w:pPr>
       <w:tabs>
@@ -18510,13 +18478,13 @@
 </file>
 
 <file path=word/footer5.xml><?xml version="1.0" encoding="utf-8"?>
-<w:ftr xmlns:wpc="http://schemas.microsoft.com/office/word/2010/wordprocessingCanvas" xmlns:cx="http://schemas.microsoft.com/office/drawing/2014/chartex" xmlns:cx1="http://schemas.microsoft.com/office/drawing/2015/9/8/chartex" xmlns:cx2="http://schemas.microsoft.com/office/drawing/2015/10/21/chartex" xmlns:cx3="http://schemas.microsoft.com/office/drawing/2016/5/9/chartex" xmlns:cx4="http://schemas.microsoft.com/office/drawing/2016/5/10/chartex" xmlns:cx5="http://schemas.microsoft.com/office/drawing/2016/5/11/chartex" xmlns:cx6="http://schemas.microsoft.com/office/drawing/2016/5/12/chartex" xmlns:cx7="http://schemas.microsoft.com/office/drawing/2016/5/13/chartex" xmlns:cx8="http://schemas.microsoft.com/office/drawing/2016/5/14/chartex" xmlns:mc="http://schemas.openxmlformats.org/markup-compatibility/2006" xmlns:aink="http://schemas.microsoft.com/office/drawing/2016/ink" xmlns:am3d="http://schemas.microsoft.com/office/drawing/2017/model3d" xmlns:o="urn:schemas-microsoft-com:office:office" xmlns:r="http://schemas.openxmlformats.org/officeDocument/2006/relationships" xmlns:m="http://schemas.openxmlformats.org/officeDocument/2006/math" xmlns:v="urn:schemas-microsoft-com:vml" xmlns:wp14="http://schemas.microsoft.com/office/word/2010/wordprocessingDrawing" xmlns:wp="http://schemas.openxmlformats.org/drawingml/2006/wordprocessingDrawing" xmlns:w10="urn:schemas-microsoft-com:office:word" xmlns:w="http://schemas.openxmlformats.org/wordprocessingml/2006/main" xmlns:w14="http://schemas.microsoft.com/office/word/2010/wordml" xmlns:w15="http://schemas.microsoft.com/office/word/2012/wordml" xmlns:w16cex="http://schemas.microsoft.com/office/word/2018/wordml/cex" xmlns:w16cid="http://schemas.microsoft.com/office/word/2016/wordml/cid" xmlns:w16="http://schemas.microsoft.com/office/word/2018/wordml" xmlns:w16sdtdh="http://schemas.microsoft.com/office/word/2020/wordml/sdtdatahash" xmlns:w16se="http://schemas.microsoft.com/office/word/2015/wordml/symex" xmlns:wpg="http://schemas.microsoft.com/office/word/2010/wordprocessingGroup" xmlns:wpi="http://schemas.microsoft.com/office/word/2010/wordprocessingInk" xmlns:wne="http://schemas.microsoft.com/office/word/2006/wordml" xmlns:wps="http://schemas.microsoft.com/office/word/2010/wordprocessingShape" mc:Ignorable="w14 w15 w16se w16cid w16 w16cex w16sdtdh wp14">
+<w:ftr xmlns:wpc="http://schemas.microsoft.com/office/word/2010/wordprocessingCanvas" xmlns:cx="http://schemas.microsoft.com/office/drawing/2014/chartex" xmlns:cx1="http://schemas.microsoft.com/office/drawing/2015/9/8/chartex" xmlns:cx2="http://schemas.microsoft.com/office/drawing/2015/10/21/chartex" xmlns:cx3="http://schemas.microsoft.com/office/drawing/2016/5/9/chartex" xmlns:cx4="http://schemas.microsoft.com/office/drawing/2016/5/10/chartex" xmlns:cx5="http://schemas.microsoft.com/office/drawing/2016/5/11/chartex" xmlns:cx6="http://schemas.microsoft.com/office/drawing/2016/5/12/chartex" xmlns:cx7="http://schemas.microsoft.com/office/drawing/2016/5/13/chartex" xmlns:cx8="http://schemas.microsoft.com/office/drawing/2016/5/14/chartex" xmlns:mc="http://schemas.openxmlformats.org/markup-compatibility/2006" xmlns:aink="http://schemas.microsoft.com/office/drawing/2016/ink" xmlns:am3d="http://schemas.microsoft.com/office/drawing/2017/model3d" xmlns:o="urn:schemas-microsoft-com:office:office" xmlns:oel="http://schemas.microsoft.com/office/2019/extlst" xmlns:r="http://schemas.openxmlformats.org/officeDocument/2006/relationships" xmlns:m="http://schemas.openxmlformats.org/officeDocument/2006/math" xmlns:v="urn:schemas-microsoft-com:vml" xmlns:wp14="http://schemas.microsoft.com/office/word/2010/wordprocessingDrawing" xmlns:wp="http://schemas.openxmlformats.org/drawingml/2006/wordprocessingDrawing" xmlns:w10="urn:schemas-microsoft-com:office:word" xmlns:w="http://schemas.openxmlformats.org/wordprocessingml/2006/main" xmlns:w14="http://schemas.microsoft.com/office/word/2010/wordml" xmlns:w15="http://schemas.microsoft.com/office/word/2012/wordml" xmlns:w16cex="http://schemas.microsoft.com/office/word/2018/wordml/cex" xmlns:w16cid="http://schemas.microsoft.com/office/word/2016/wordml/cid" xmlns:w16="http://schemas.microsoft.com/office/word/2018/wordml" xmlns:w16sdtdh="http://schemas.microsoft.com/office/word/2020/wordml/sdtdatahash" xmlns:w16se="http://schemas.microsoft.com/office/word/2015/wordml/symex" xmlns:wpg="http://schemas.microsoft.com/office/word/2010/wordprocessingGroup" xmlns:wpi="http://schemas.microsoft.com/office/word/2010/wordprocessingInk" xmlns:wne="http://schemas.microsoft.com/office/word/2006/wordml" xmlns:wps="http://schemas.microsoft.com/office/word/2010/wordprocessingShape" mc:Ignorable="w14 w15 w16se w16cid w16 w16cex w16sdtdh wp14">
   <w:p/>
 </w:ftr>
 </file>
 
 <file path=word/footer6.xml><?xml version="1.0" encoding="utf-8"?>
-<w:ftr xmlns:wpc="http://schemas.microsoft.com/office/word/2010/wordprocessingCanvas" xmlns:cx="http://schemas.microsoft.com/office/drawing/2014/chartex" xmlns:cx1="http://schemas.microsoft.com/office/drawing/2015/9/8/chartex" xmlns:cx2="http://schemas.microsoft.com/office/drawing/2015/10/21/chartex" xmlns:cx3="http://schemas.microsoft.com/office/drawing/2016/5/9/chartex" xmlns:cx4="http://schemas.microsoft.com/office/drawing/2016/5/10/chartex" xmlns:cx5="http://schemas.microsoft.com/office/drawing/2016/5/11/chartex" xmlns:cx6="http://schemas.microsoft.com/office/drawing/2016/5/12/chartex" xmlns:cx7="http://schemas.microsoft.com/office/drawing/2016/5/13/chartex" xmlns:cx8="http://schemas.microsoft.com/office/drawing/2016/5/14/chartex" xmlns:mc="http://schemas.openxmlformats.org/markup-compatibility/2006" xmlns:aink="http://schemas.microsoft.com/office/drawing/2016/ink" xmlns:am3d="http://schemas.microsoft.com/office/drawing/2017/model3d" xmlns:o="urn:schemas-microsoft-com:office:office" xmlns:r="http://schemas.openxmlformats.org/officeDocument/2006/relationships" xmlns:m="http://schemas.openxmlformats.org/officeDocument/2006/math" xmlns:v="urn:schemas-microsoft-com:vml" xmlns:wp14="http://schemas.microsoft.com/office/word/2010/wordprocessingDrawing" xmlns:wp="http://schemas.openxmlformats.org/drawingml/2006/wordprocessingDrawing" xmlns:w10="urn:schemas-microsoft-com:office:word" xmlns:w="http://schemas.openxmlformats.org/wordprocessingml/2006/main" xmlns:w14="http://schemas.microsoft.com/office/word/2010/wordml" xmlns:w15="http://schemas.microsoft.com/office/word/2012/wordml" xmlns:w16cex="http://schemas.microsoft.com/office/word/2018/wordml/cex" xmlns:w16cid="http://schemas.microsoft.com/office/word/2016/wordml/cid" xmlns:w16="http://schemas.microsoft.com/office/word/2018/wordml" xmlns:w16sdtdh="http://schemas.microsoft.com/office/word/2020/wordml/sdtdatahash" xmlns:w16se="http://schemas.microsoft.com/office/word/2015/wordml/symex" xmlns:wpg="http://schemas.microsoft.com/office/word/2010/wordprocessingGroup" xmlns:wpi="http://schemas.microsoft.com/office/word/2010/wordprocessingInk" xmlns:wne="http://schemas.microsoft.com/office/word/2006/wordml" xmlns:wps="http://schemas.microsoft.com/office/word/2010/wordprocessingShape" mc:Ignorable="w14 w15 w16se w16cid w16 w16cex w16sdtdh wp14">
+<w:ftr xmlns:wpc="http://schemas.microsoft.com/office/word/2010/wordprocessingCanvas" xmlns:cx="http://schemas.microsoft.com/office/drawing/2014/chartex" xmlns:cx1="http://schemas.microsoft.com/office/drawing/2015/9/8/chartex" xmlns:cx2="http://schemas.microsoft.com/office/drawing/2015/10/21/chartex" xmlns:cx3="http://schemas.microsoft.com/office/drawing/2016/5/9/chartex" xmlns:cx4="http://schemas.microsoft.com/office/drawing/2016/5/10/chartex" xmlns:cx5="http://schemas.microsoft.com/office/drawing/2016/5/11/chartex" xmlns:cx6="http://schemas.microsoft.com/office/drawing/2016/5/12/chartex" xmlns:cx7="http://schemas.microsoft.com/office/drawing/2016/5/13/chartex" xmlns:cx8="http://schemas.microsoft.com/office/drawing/2016/5/14/chartex" xmlns:mc="http://schemas.openxmlformats.org/markup-compatibility/2006" xmlns:aink="http://schemas.microsoft.com/office/drawing/2016/ink" xmlns:am3d="http://schemas.microsoft.com/office/drawing/2017/model3d" xmlns:o="urn:schemas-microsoft-com:office:office" xmlns:oel="http://schemas.microsoft.com/office/2019/extlst" xmlns:r="http://schemas.openxmlformats.org/officeDocument/2006/relationships" xmlns:m="http://schemas.openxmlformats.org/officeDocument/2006/math" xmlns:v="urn:schemas-microsoft-com:vml" xmlns:wp14="http://schemas.microsoft.com/office/word/2010/wordprocessingDrawing" xmlns:wp="http://schemas.openxmlformats.org/drawingml/2006/wordprocessingDrawing" xmlns:w10="urn:schemas-microsoft-com:office:word" xmlns:w="http://schemas.openxmlformats.org/wordprocessingml/2006/main" xmlns:w14="http://schemas.microsoft.com/office/word/2010/wordml" xmlns:w15="http://schemas.microsoft.com/office/word/2012/wordml" xmlns:w16cex="http://schemas.microsoft.com/office/word/2018/wordml/cex" xmlns:w16cid="http://schemas.microsoft.com/office/word/2016/wordml/cid" xmlns:w16="http://schemas.microsoft.com/office/word/2018/wordml" xmlns:w16sdtdh="http://schemas.microsoft.com/office/word/2020/wordml/sdtdatahash" xmlns:w16se="http://schemas.microsoft.com/office/word/2015/wordml/symex" xmlns:wpg="http://schemas.microsoft.com/office/word/2010/wordprocessingGroup" xmlns:wpi="http://schemas.microsoft.com/office/word/2010/wordprocessingInk" xmlns:wne="http://schemas.microsoft.com/office/word/2006/wordml" xmlns:wps="http://schemas.microsoft.com/office/word/2010/wordprocessingShape" mc:Ignorable="w14 w15 w16se w16cid w16 w16cex w16sdtdh wp14">
   <w:p>
     <w:pPr>
       <w:pStyle w:val="af0"/>
@@ -18587,7 +18555,7 @@
 </file>
 
 <file path=word/footnotes.xml><?xml version="1.0" encoding="utf-8"?>
-<w:footnotes xmlns:wpc="http://schemas.microsoft.com/office/word/2010/wordprocessingCanvas" xmlns:cx="http://schemas.microsoft.com/office/drawing/2014/chartex" xmlns:cx1="http://schemas.microsoft.com/office/drawing/2015/9/8/chartex" xmlns:cx2="http://schemas.microsoft.com/office/drawing/2015/10/21/chartex" xmlns:cx3="http://schemas.microsoft.com/office/drawing/2016/5/9/chartex" xmlns:cx4="http://schemas.microsoft.com/office/drawing/2016/5/10/chartex" xmlns:cx5="http://schemas.microsoft.com/office/drawing/2016/5/11/chartex" xmlns:cx6="http://schemas.microsoft.com/office/drawing/2016/5/12/chartex" xmlns:cx7="http://schemas.microsoft.com/office/drawing/2016/5/13/chartex" xmlns:cx8="http://schemas.microsoft.com/office/drawing/2016/5/14/chartex" xmlns:mc="http://schemas.openxmlformats.org/markup-compatibility/2006" xmlns:aink="http://schemas.microsoft.com/office/drawing/2016/ink" xmlns:am3d="http://schemas.microsoft.com/office/drawing/2017/model3d" xmlns:o="urn:schemas-microsoft-com:office:office" xmlns:r="http://schemas.openxmlformats.org/officeDocument/2006/relationships" xmlns:m="http://schemas.openxmlformats.org/officeDocument/2006/math" xmlns:v="urn:schemas-microsoft-com:vml" xmlns:wp14="http://schemas.microsoft.com/office/word/2010/wordprocessingDrawing" xmlns:wp="http://schemas.openxmlformats.org/drawingml/2006/wordprocessingDrawing" xmlns:w10="urn:schemas-microsoft-com:office:word" xmlns:w="http://schemas.openxmlformats.org/wordprocessingml/2006/main" xmlns:w14="http://schemas.microsoft.com/office/word/2010/wordml" xmlns:w15="http://schemas.microsoft.com/office/word/2012/wordml" xmlns:w16cex="http://schemas.microsoft.com/office/word/2018/wordml/cex" xmlns:w16cid="http://schemas.microsoft.com/office/word/2016/wordml/cid" xmlns:w16="http://schemas.microsoft.com/office/word/2018/wordml" xmlns:w16sdtdh="http://schemas.microsoft.com/office/word/2020/wordml/sdtdatahash" xmlns:w16se="http://schemas.microsoft.com/office/word/2015/wordml/symex" xmlns:wpg="http://schemas.microsoft.com/office/word/2010/wordprocessingGroup" xmlns:wpi="http://schemas.microsoft.com/office/word/2010/wordprocessingInk" xmlns:wne="http://schemas.microsoft.com/office/word/2006/wordml" xmlns:wps="http://schemas.microsoft.com/office/word/2010/wordprocessingShape" mc:Ignorable="w14 w15 w16se w16cid w16 w16cex w16sdtdh wp14">
+<w:footnotes xmlns:wpc="http://schemas.microsoft.com/office/word/2010/wordprocessingCanvas" xmlns:cx="http://schemas.microsoft.com/office/drawing/2014/chartex" xmlns:cx1="http://schemas.microsoft.com/office/drawing/2015/9/8/chartex" xmlns:cx2="http://schemas.microsoft.com/office/drawing/2015/10/21/chartex" xmlns:cx3="http://schemas.microsoft.com/office/drawing/2016/5/9/chartex" xmlns:cx4="http://schemas.microsoft.com/office/drawing/2016/5/10/chartex" xmlns:cx5="http://schemas.microsoft.com/office/drawing/2016/5/11/chartex" xmlns:cx6="http://schemas.microsoft.com/office/drawing/2016/5/12/chartex" xmlns:cx7="http://schemas.microsoft.com/office/drawing/2016/5/13/chartex" xmlns:cx8="http://schemas.microsoft.com/office/drawing/2016/5/14/chartex" xmlns:mc="http://schemas.openxmlformats.org/markup-compatibility/2006" xmlns:aink="http://schemas.microsoft.com/office/drawing/2016/ink" xmlns:am3d="http://schemas.microsoft.com/office/drawing/2017/model3d" xmlns:o="urn:schemas-microsoft-com:office:office" xmlns:oel="http://schemas.microsoft.com/office/2019/extlst" xmlns:r="http://schemas.openxmlformats.org/officeDocument/2006/relationships" xmlns:m="http://schemas.openxmlformats.org/officeDocument/2006/math" xmlns:v="urn:schemas-microsoft-com:vml" xmlns:wp14="http://schemas.microsoft.com/office/word/2010/wordprocessingDrawing" xmlns:wp="http://schemas.openxmlformats.org/drawingml/2006/wordprocessingDrawing" xmlns:w10="urn:schemas-microsoft-com:office:word" xmlns:w="http://schemas.openxmlformats.org/wordprocessingml/2006/main" xmlns:w14="http://schemas.microsoft.com/office/word/2010/wordml" xmlns:w15="http://schemas.microsoft.com/office/word/2012/wordml" xmlns:w16cex="http://schemas.microsoft.com/office/word/2018/wordml/cex" xmlns:w16cid="http://schemas.microsoft.com/office/word/2016/wordml/cid" xmlns:w16="http://schemas.microsoft.com/office/word/2018/wordml" xmlns:w16sdtdh="http://schemas.microsoft.com/office/word/2020/wordml/sdtdatahash" xmlns:w16se="http://schemas.microsoft.com/office/word/2015/wordml/symex" xmlns:wpg="http://schemas.microsoft.com/office/word/2010/wordprocessingGroup" xmlns:wpi="http://schemas.microsoft.com/office/word/2010/wordprocessingInk" xmlns:wne="http://schemas.microsoft.com/office/word/2006/wordml" xmlns:wps="http://schemas.microsoft.com/office/word/2010/wordprocessingShape" mc:Ignorable="w14 w15 w16se w16cid w16 w16cex w16sdtdh wp14">
   <w:footnote w:type="separator" w:id="-1">
     <w:p>
       <w:r>
@@ -18606,7 +18574,7 @@
 </file>
 
 <file path=word/header1.xml><?xml version="1.0" encoding="utf-8"?>
-<w:hdr xmlns:wpc="http://schemas.microsoft.com/office/word/2010/wordprocessingCanvas" xmlns:cx="http://schemas.microsoft.com/office/drawing/2014/chartex" xmlns:cx1="http://schemas.microsoft.com/office/drawing/2015/9/8/chartex" xmlns:cx2="http://schemas.microsoft.com/office/drawing/2015/10/21/chartex" xmlns:cx3="http://schemas.microsoft.com/office/drawing/2016/5/9/chartex" xmlns:cx4="http://schemas.microsoft.com/office/drawing/2016/5/10/chartex" xmlns:cx5="http://schemas.microsoft.com/office/drawing/2016/5/11/chartex" xmlns:cx6="http://schemas.microsoft.com/office/drawing/2016/5/12/chartex" xmlns:cx7="http://schemas.microsoft.com/office/drawing/2016/5/13/chartex" xmlns:cx8="http://schemas.microsoft.com/office/drawing/2016/5/14/chartex" xmlns:mc="http://schemas.openxmlformats.org/markup-compatibility/2006" xmlns:aink="http://schemas.microsoft.com/office/drawing/2016/ink" xmlns:am3d="http://schemas.microsoft.com/office/drawing/2017/model3d" xmlns:o="urn:schemas-microsoft-com:office:office" xmlns:r="http://schemas.openxmlformats.org/officeDocument/2006/relationships" xmlns:m="http://schemas.openxmlformats.org/officeDocument/2006/math" xmlns:v="urn:schemas-microsoft-com:vml" xmlns:wp14="http://schemas.microsoft.com/office/word/2010/wordprocessingDrawing" xmlns:wp="http://schemas.openxmlformats.org/drawingml/2006/wordprocessingDrawing" xmlns:w10="urn:schemas-microsoft-com:office:word" xmlns:w="http://schemas.openxmlformats.org/wordprocessingml/2006/main" xmlns:w14="http://schemas.microsoft.com/office/word/2010/wordml" xmlns:w15="http://schemas.microsoft.com/office/word/2012/wordml" xmlns:w16cex="http://schemas.microsoft.com/office/word/2018/wordml/cex" xmlns:w16cid="http://schemas.microsoft.com/office/word/2016/wordml/cid" xmlns:w16="http://schemas.microsoft.com/office/word/2018/wordml" xmlns:w16sdtdh="http://schemas.microsoft.com/office/word/2020/wordml/sdtdatahash" xmlns:w16se="http://schemas.microsoft.com/office/word/2015/wordml/symex" xmlns:wpg="http://schemas.microsoft.com/office/word/2010/wordprocessingGroup" xmlns:wpi="http://schemas.microsoft.com/office/word/2010/wordprocessingInk" xmlns:wne="http://schemas.microsoft.com/office/word/2006/wordml" xmlns:wps="http://schemas.microsoft.com/office/word/2010/wordprocessingShape" mc:Ignorable="w14 w15 w16se w16cid w16 w16cex w16sdtdh wp14">
+<w:hdr xmlns:wpc="http://schemas.microsoft.com/office/word/2010/wordprocessingCanvas" xmlns:cx="http://schemas.microsoft.com/office/drawing/2014/chartex" xmlns:cx1="http://schemas.microsoft.com/office/drawing/2015/9/8/chartex" xmlns:cx2="http://schemas.microsoft.com/office/drawing/2015/10/21/chartex" xmlns:cx3="http://schemas.microsoft.com/office/drawing/2016/5/9/chartex" xmlns:cx4="http://schemas.microsoft.com/office/drawing/2016/5/10/chartex" xmlns:cx5="http://schemas.microsoft.com/office/drawing/2016/5/11/chartex" xmlns:cx6="http://schemas.microsoft.com/office/drawing/2016/5/12/chartex" xmlns:cx7="http://schemas.microsoft.com/office/drawing/2016/5/13/chartex" xmlns:cx8="http://schemas.microsoft.com/office/drawing/2016/5/14/chartex" xmlns:mc="http://schemas.openxmlformats.org/markup-compatibility/2006" xmlns:aink="http://schemas.microsoft.com/office/drawing/2016/ink" xmlns:am3d="http://schemas.microsoft.com/office/drawing/2017/model3d" xmlns:o="urn:schemas-microsoft-com:office:office" xmlns:oel="http://schemas.microsoft.com/office/2019/extlst" xmlns:r="http://schemas.openxmlformats.org/officeDocument/2006/relationships" xmlns:m="http://schemas.openxmlformats.org/officeDocument/2006/math" xmlns:v="urn:schemas-microsoft-com:vml" xmlns:wp14="http://schemas.microsoft.com/office/word/2010/wordprocessingDrawing" xmlns:wp="http://schemas.openxmlformats.org/drawingml/2006/wordprocessingDrawing" xmlns:w10="urn:schemas-microsoft-com:office:word" xmlns:w="http://schemas.openxmlformats.org/wordprocessingml/2006/main" xmlns:w14="http://schemas.microsoft.com/office/word/2010/wordml" xmlns:w15="http://schemas.microsoft.com/office/word/2012/wordml" xmlns:w16cex="http://schemas.microsoft.com/office/word/2018/wordml/cex" xmlns:w16cid="http://schemas.microsoft.com/office/word/2016/wordml/cid" xmlns:w16="http://schemas.microsoft.com/office/word/2018/wordml" xmlns:w16sdtdh="http://schemas.microsoft.com/office/word/2020/wordml/sdtdatahash" xmlns:w16se="http://schemas.microsoft.com/office/word/2015/wordml/symex" xmlns:wpg="http://schemas.microsoft.com/office/word/2010/wordprocessingGroup" xmlns:wpi="http://schemas.microsoft.com/office/word/2010/wordprocessingInk" xmlns:wne="http://schemas.microsoft.com/office/word/2006/wordml" xmlns:wps="http://schemas.microsoft.com/office/word/2010/wordprocessingShape" mc:Ignorable="w14 w15 w16se w16cid w16 w16cex w16sdtdh wp14">
   <w:tbl>
     <w:tblPr>
       <w:tblW w:w="0" w:type="auto"/>
@@ -19055,7 +19023,7 @@
                 <v:stroke joinstyle="miter"/>
                 <v:path gradientshapeok="t" o:connecttype="rect"/>
               </v:shapetype>
-              <v:shape id="Text Box 1" o:spid="_x0000_s1025" type="#_x0000_t202" style="position:absolute;margin-left:258.65pt;margin-top:167.9pt;width:88pt;height:24pt;z-index:1;visibility:visible">
+              <v:shape id="Text Box 1" o:spid="_x0000_s1025" type="#_x0000_t202" style="position:absolute;margin-left:258.65pt;margin-top:167.9pt;width:88pt;height:24pt;z-index:251657216;visibility:visible">
                 <v:textbox style="mso-next-textbox:#Text Box 1">
                   <w:txbxContent>
                     <w:p>
@@ -19151,7 +19119,7 @@
 </file>
 
 <file path=word/header2.xml><?xml version="1.0" encoding="utf-8"?>
-<w:hdr xmlns:wpc="http://schemas.microsoft.com/office/word/2010/wordprocessingCanvas" xmlns:cx="http://schemas.microsoft.com/office/drawing/2014/chartex" xmlns:cx1="http://schemas.microsoft.com/office/drawing/2015/9/8/chartex" xmlns:cx2="http://schemas.microsoft.com/office/drawing/2015/10/21/chartex" xmlns:cx3="http://schemas.microsoft.com/office/drawing/2016/5/9/chartex" xmlns:cx4="http://schemas.microsoft.com/office/drawing/2016/5/10/chartex" xmlns:cx5="http://schemas.microsoft.com/office/drawing/2016/5/11/chartex" xmlns:cx6="http://schemas.microsoft.com/office/drawing/2016/5/12/chartex" xmlns:cx7="http://schemas.microsoft.com/office/drawing/2016/5/13/chartex" xmlns:cx8="http://schemas.microsoft.com/office/drawing/2016/5/14/chartex" xmlns:mc="http://schemas.openxmlformats.org/markup-compatibility/2006" xmlns:aink="http://schemas.microsoft.com/office/drawing/2016/ink" xmlns:am3d="http://schemas.microsoft.com/office/drawing/2017/model3d" xmlns:o="urn:schemas-microsoft-com:office:office" xmlns:r="http://schemas.openxmlformats.org/officeDocument/2006/relationships" xmlns:m="http://schemas.openxmlformats.org/officeDocument/2006/math" xmlns:v="urn:schemas-microsoft-com:vml" xmlns:wp14="http://schemas.microsoft.com/office/word/2010/wordprocessingDrawing" xmlns:wp="http://schemas.openxmlformats.org/drawingml/2006/wordprocessingDrawing" xmlns:w10="urn:schemas-microsoft-com:office:word" xmlns:w="http://schemas.openxmlformats.org/wordprocessingml/2006/main" xmlns:w14="http://schemas.microsoft.com/office/word/2010/wordml" xmlns:w15="http://schemas.microsoft.com/office/word/2012/wordml" xmlns:w16cex="http://schemas.microsoft.com/office/word/2018/wordml/cex" xmlns:w16cid="http://schemas.microsoft.com/office/word/2016/wordml/cid" xmlns:w16="http://schemas.microsoft.com/office/word/2018/wordml" xmlns:w16sdtdh="http://schemas.microsoft.com/office/word/2020/wordml/sdtdatahash" xmlns:w16se="http://schemas.microsoft.com/office/word/2015/wordml/symex" xmlns:wpg="http://schemas.microsoft.com/office/word/2010/wordprocessingGroup" xmlns:wpi="http://schemas.microsoft.com/office/word/2010/wordprocessingInk" xmlns:wne="http://schemas.microsoft.com/office/word/2006/wordml" xmlns:wps="http://schemas.microsoft.com/office/word/2010/wordprocessingShape" mc:Ignorable="w14 w15 w16se w16cid w16 w16cex w16sdtdh wp14">
+<w:hdr xmlns:wpc="http://schemas.microsoft.com/office/word/2010/wordprocessingCanvas" xmlns:cx="http://schemas.microsoft.com/office/drawing/2014/chartex" xmlns:cx1="http://schemas.microsoft.com/office/drawing/2015/9/8/chartex" xmlns:cx2="http://schemas.microsoft.com/office/drawing/2015/10/21/chartex" xmlns:cx3="http://schemas.microsoft.com/office/drawing/2016/5/9/chartex" xmlns:cx4="http://schemas.microsoft.com/office/drawing/2016/5/10/chartex" xmlns:cx5="http://schemas.microsoft.com/office/drawing/2016/5/11/chartex" xmlns:cx6="http://schemas.microsoft.com/office/drawing/2016/5/12/chartex" xmlns:cx7="http://schemas.microsoft.com/office/drawing/2016/5/13/chartex" xmlns:cx8="http://schemas.microsoft.com/office/drawing/2016/5/14/chartex" xmlns:mc="http://schemas.openxmlformats.org/markup-compatibility/2006" xmlns:aink="http://schemas.microsoft.com/office/drawing/2016/ink" xmlns:am3d="http://schemas.microsoft.com/office/drawing/2017/model3d" xmlns:o="urn:schemas-microsoft-com:office:office" xmlns:oel="http://schemas.microsoft.com/office/2019/extlst" xmlns:r="http://schemas.openxmlformats.org/officeDocument/2006/relationships" xmlns:m="http://schemas.openxmlformats.org/officeDocument/2006/math" xmlns:v="urn:schemas-microsoft-com:vml" xmlns:wp14="http://schemas.microsoft.com/office/word/2010/wordprocessingDrawing" xmlns:wp="http://schemas.openxmlformats.org/drawingml/2006/wordprocessingDrawing" xmlns:w10="urn:schemas-microsoft-com:office:word" xmlns:w="http://schemas.openxmlformats.org/wordprocessingml/2006/main" xmlns:w14="http://schemas.microsoft.com/office/word/2010/wordml" xmlns:w15="http://schemas.microsoft.com/office/word/2012/wordml" xmlns:w16cex="http://schemas.microsoft.com/office/word/2018/wordml/cex" xmlns:w16cid="http://schemas.microsoft.com/office/word/2016/wordml/cid" xmlns:w16="http://schemas.microsoft.com/office/word/2018/wordml" xmlns:w16sdtdh="http://schemas.microsoft.com/office/word/2020/wordml/sdtdatahash" xmlns:w16se="http://schemas.microsoft.com/office/word/2015/wordml/symex" xmlns:wpg="http://schemas.microsoft.com/office/word/2010/wordprocessingGroup" xmlns:wpi="http://schemas.microsoft.com/office/word/2010/wordprocessingInk" xmlns:wne="http://schemas.microsoft.com/office/word/2006/wordml" xmlns:wps="http://schemas.microsoft.com/office/word/2010/wordprocessingShape" mc:Ignorable="w14 w15 w16se w16cid w16 w16cex w16sdtdh wp14">
   <w:p>
     <w:pPr>
       <w:pStyle w:val="a3"/>
@@ -19161,7 +19129,7 @@
 </file>
 
 <file path=word/header3.xml><?xml version="1.0" encoding="utf-8"?>
-<w:hdr xmlns:wpc="http://schemas.microsoft.com/office/word/2010/wordprocessingCanvas" xmlns:cx="http://schemas.microsoft.com/office/drawing/2014/chartex" xmlns:cx1="http://schemas.microsoft.com/office/drawing/2015/9/8/chartex" xmlns:cx2="http://schemas.microsoft.com/office/drawing/2015/10/21/chartex" xmlns:cx3="http://schemas.microsoft.com/office/drawing/2016/5/9/chartex" xmlns:cx4="http://schemas.microsoft.com/office/drawing/2016/5/10/chartex" xmlns:cx5="http://schemas.microsoft.com/office/drawing/2016/5/11/chartex" xmlns:cx6="http://schemas.microsoft.com/office/drawing/2016/5/12/chartex" xmlns:cx7="http://schemas.microsoft.com/office/drawing/2016/5/13/chartex" xmlns:cx8="http://schemas.microsoft.com/office/drawing/2016/5/14/chartex" xmlns:mc="http://schemas.openxmlformats.org/markup-compatibility/2006" xmlns:aink="http://schemas.microsoft.com/office/drawing/2016/ink" xmlns:am3d="http://schemas.microsoft.com/office/drawing/2017/model3d" xmlns:o="urn:schemas-microsoft-com:office:office" xmlns:r="http://schemas.openxmlformats.org/officeDocument/2006/relationships" xmlns:m="http://schemas.openxmlformats.org/officeDocument/2006/math" xmlns:v="urn:schemas-microsoft-com:vml" xmlns:wp14="http://schemas.microsoft.com/office/word/2010/wordprocessingDrawing" xmlns:wp="http://schemas.openxmlformats.org/drawingml/2006/wordprocessingDrawing" xmlns:w10="urn:schemas-microsoft-com:office:word" xmlns:w="http://schemas.openxmlformats.org/wordprocessingml/2006/main" xmlns:w14="http://schemas.microsoft.com/office/word/2010/wordml" xmlns:w15="http://schemas.microsoft.com/office/word/2012/wordml" xmlns:w16cex="http://schemas.microsoft.com/office/word/2018/wordml/cex" xmlns:w16cid="http://schemas.microsoft.com/office/word/2016/wordml/cid" xmlns:w16="http://schemas.microsoft.com/office/word/2018/wordml" xmlns:w16sdtdh="http://schemas.microsoft.com/office/word/2020/wordml/sdtdatahash" xmlns:w16se="http://schemas.microsoft.com/office/word/2015/wordml/symex" xmlns:wpg="http://schemas.microsoft.com/office/word/2010/wordprocessingGroup" xmlns:wpi="http://schemas.microsoft.com/office/word/2010/wordprocessingInk" xmlns:wne="http://schemas.microsoft.com/office/word/2006/wordml" xmlns:wps="http://schemas.microsoft.com/office/word/2010/wordprocessingShape" mc:Ignorable="w14 w15 w16se w16cid w16 w16cex w16sdtdh wp14">
+<w:hdr xmlns:wpc="http://schemas.microsoft.com/office/word/2010/wordprocessingCanvas" xmlns:cx="http://schemas.microsoft.com/office/drawing/2014/chartex" xmlns:cx1="http://schemas.microsoft.com/office/drawing/2015/9/8/chartex" xmlns:cx2="http://schemas.microsoft.com/office/drawing/2015/10/21/chartex" xmlns:cx3="http://schemas.microsoft.com/office/drawing/2016/5/9/chartex" xmlns:cx4="http://schemas.microsoft.com/office/drawing/2016/5/10/chartex" xmlns:cx5="http://schemas.microsoft.com/office/drawing/2016/5/11/chartex" xmlns:cx6="http://schemas.microsoft.com/office/drawing/2016/5/12/chartex" xmlns:cx7="http://schemas.microsoft.com/office/drawing/2016/5/13/chartex" xmlns:cx8="http://schemas.microsoft.com/office/drawing/2016/5/14/chartex" xmlns:mc="http://schemas.openxmlformats.org/markup-compatibility/2006" xmlns:aink="http://schemas.microsoft.com/office/drawing/2016/ink" xmlns:am3d="http://schemas.microsoft.com/office/drawing/2017/model3d" xmlns:o="urn:schemas-microsoft-com:office:office" xmlns:oel="http://schemas.microsoft.com/office/2019/extlst" xmlns:r="http://schemas.openxmlformats.org/officeDocument/2006/relationships" xmlns:m="http://schemas.openxmlformats.org/officeDocument/2006/math" xmlns:v="urn:schemas-microsoft-com:vml" xmlns:wp14="http://schemas.microsoft.com/office/word/2010/wordprocessingDrawing" xmlns:wp="http://schemas.openxmlformats.org/drawingml/2006/wordprocessingDrawing" xmlns:w10="urn:schemas-microsoft-com:office:word" xmlns:w="http://schemas.openxmlformats.org/wordprocessingml/2006/main" xmlns:w14="http://schemas.microsoft.com/office/word/2010/wordml" xmlns:w15="http://schemas.microsoft.com/office/word/2012/wordml" xmlns:w16cex="http://schemas.microsoft.com/office/word/2018/wordml/cex" xmlns:w16cid="http://schemas.microsoft.com/office/word/2016/wordml/cid" xmlns:w16="http://schemas.microsoft.com/office/word/2018/wordml" xmlns:w16sdtdh="http://schemas.microsoft.com/office/word/2020/wordml/sdtdatahash" xmlns:w16se="http://schemas.microsoft.com/office/word/2015/wordml/symex" xmlns:wpg="http://schemas.microsoft.com/office/word/2010/wordprocessingGroup" xmlns:wpi="http://schemas.microsoft.com/office/word/2010/wordprocessingInk" xmlns:wne="http://schemas.microsoft.com/office/word/2006/wordml" xmlns:wps="http://schemas.microsoft.com/office/word/2010/wordprocessingShape" mc:Ignorable="w14 w15 w16se w16cid w16 w16cex w16sdtdh wp14">
   <w:tbl>
     <w:tblPr>
       <w:tblW w:w="0" w:type="auto"/>
@@ -19495,15 +19463,29 @@
       </w:rPr>
       <w:t xml:space="preserve"> / </w:t>
     </w:r>
-    <w:fldSimple w:instr=" SECTIONPAGES  \* MERGEFORMAT ">
-      <w:r>
-        <w:rPr>
-          <w:noProof/>
-          <w:sz w:val="28"/>
-        </w:rPr>
-        <w:t>2</w:t>
-      </w:r>
-    </w:fldSimple>
+    <w:r>
+      <w:fldChar w:fldCharType="begin"/>
+    </w:r>
+    <w:r>
+      <w:instrText xml:space="preserve"> SECTIONPAGES  \* MERGEFORMAT </w:instrText>
+    </w:r>
+    <w:r>
+      <w:fldChar w:fldCharType="separate"/>
+    </w:r>
+    <w:r>
+      <w:rPr>
+        <w:noProof/>
+        <w:sz w:val="28"/>
+      </w:rPr>
+      <w:t>2</w:t>
+    </w:r>
+    <w:r>
+      <w:rPr>
+        <w:noProof/>
+        <w:sz w:val="28"/>
+      </w:rPr>
+      <w:fldChar w:fldCharType="end"/>
+    </w:r>
     <w:r>
       <w:rPr>
         <w:sz w:val="28"/>
@@ -19527,7 +19509,7 @@
 </file>
 
 <file path=word/header4.xml><?xml version="1.0" encoding="utf-8"?>
-<w:hdr xmlns:wpc="http://schemas.microsoft.com/office/word/2010/wordprocessingCanvas" xmlns:cx="http://schemas.microsoft.com/office/drawing/2014/chartex" xmlns:cx1="http://schemas.microsoft.com/office/drawing/2015/9/8/chartex" xmlns:cx2="http://schemas.microsoft.com/office/drawing/2015/10/21/chartex" xmlns:cx3="http://schemas.microsoft.com/office/drawing/2016/5/9/chartex" xmlns:cx4="http://schemas.microsoft.com/office/drawing/2016/5/10/chartex" xmlns:cx5="http://schemas.microsoft.com/office/drawing/2016/5/11/chartex" xmlns:cx6="http://schemas.microsoft.com/office/drawing/2016/5/12/chartex" xmlns:cx7="http://schemas.microsoft.com/office/drawing/2016/5/13/chartex" xmlns:cx8="http://schemas.microsoft.com/office/drawing/2016/5/14/chartex" xmlns:mc="http://schemas.openxmlformats.org/markup-compatibility/2006" xmlns:aink="http://schemas.microsoft.com/office/drawing/2016/ink" xmlns:am3d="http://schemas.microsoft.com/office/drawing/2017/model3d" xmlns:o="urn:schemas-microsoft-com:office:office" xmlns:r="http://schemas.openxmlformats.org/officeDocument/2006/relationships" xmlns:m="http://schemas.openxmlformats.org/officeDocument/2006/math" xmlns:v="urn:schemas-microsoft-com:vml" xmlns:wp14="http://schemas.microsoft.com/office/word/2010/wordprocessingDrawing" xmlns:wp="http://schemas.openxmlformats.org/drawingml/2006/wordprocessingDrawing" xmlns:w10="urn:schemas-microsoft-com:office:word" xmlns:w="http://schemas.openxmlformats.org/wordprocessingml/2006/main" xmlns:w14="http://schemas.microsoft.com/office/word/2010/wordml" xmlns:w15="http://schemas.microsoft.com/office/word/2012/wordml" xmlns:w16cex="http://schemas.microsoft.com/office/word/2018/wordml/cex" xmlns:w16cid="http://schemas.microsoft.com/office/word/2016/wordml/cid" xmlns:w16="http://schemas.microsoft.com/office/word/2018/wordml" xmlns:w16sdtdh="http://schemas.microsoft.com/office/word/2020/wordml/sdtdatahash" xmlns:w16se="http://schemas.microsoft.com/office/word/2015/wordml/symex" xmlns:wpg="http://schemas.microsoft.com/office/word/2010/wordprocessingGroup" xmlns:wpi="http://schemas.microsoft.com/office/word/2010/wordprocessingInk" xmlns:wne="http://schemas.microsoft.com/office/word/2006/wordml" xmlns:wps="http://schemas.microsoft.com/office/word/2010/wordprocessingShape" mc:Ignorable="w14 w15 w16se w16cid w16 w16cex w16sdtdh wp14">
+<w:hdr xmlns:wpc="http://schemas.microsoft.com/office/word/2010/wordprocessingCanvas" xmlns:cx="http://schemas.microsoft.com/office/drawing/2014/chartex" xmlns:cx1="http://schemas.microsoft.com/office/drawing/2015/9/8/chartex" xmlns:cx2="http://schemas.microsoft.com/office/drawing/2015/10/21/chartex" xmlns:cx3="http://schemas.microsoft.com/office/drawing/2016/5/9/chartex" xmlns:cx4="http://schemas.microsoft.com/office/drawing/2016/5/10/chartex" xmlns:cx5="http://schemas.microsoft.com/office/drawing/2016/5/11/chartex" xmlns:cx6="http://schemas.microsoft.com/office/drawing/2016/5/12/chartex" xmlns:cx7="http://schemas.microsoft.com/office/drawing/2016/5/13/chartex" xmlns:cx8="http://schemas.microsoft.com/office/drawing/2016/5/14/chartex" xmlns:mc="http://schemas.openxmlformats.org/markup-compatibility/2006" xmlns:aink="http://schemas.microsoft.com/office/drawing/2016/ink" xmlns:am3d="http://schemas.microsoft.com/office/drawing/2017/model3d" xmlns:o="urn:schemas-microsoft-com:office:office" xmlns:oel="http://schemas.microsoft.com/office/2019/extlst" xmlns:r="http://schemas.openxmlformats.org/officeDocument/2006/relationships" xmlns:m="http://schemas.openxmlformats.org/officeDocument/2006/math" xmlns:v="urn:schemas-microsoft-com:vml" xmlns:wp14="http://schemas.microsoft.com/office/word/2010/wordprocessingDrawing" xmlns:wp="http://schemas.openxmlformats.org/drawingml/2006/wordprocessingDrawing" xmlns:w10="urn:schemas-microsoft-com:office:word" xmlns:w="http://schemas.openxmlformats.org/wordprocessingml/2006/main" xmlns:w14="http://schemas.microsoft.com/office/word/2010/wordml" xmlns:w15="http://schemas.microsoft.com/office/word/2012/wordml" xmlns:w16cex="http://schemas.microsoft.com/office/word/2018/wordml/cex" xmlns:w16cid="http://schemas.microsoft.com/office/word/2016/wordml/cid" xmlns:w16="http://schemas.microsoft.com/office/word/2018/wordml" xmlns:w16sdtdh="http://schemas.microsoft.com/office/word/2020/wordml/sdtdatahash" xmlns:w16se="http://schemas.microsoft.com/office/word/2015/wordml/symex" xmlns:wpg="http://schemas.microsoft.com/office/word/2010/wordprocessingGroup" xmlns:wpi="http://schemas.microsoft.com/office/word/2010/wordprocessingInk" xmlns:wne="http://schemas.microsoft.com/office/word/2006/wordml" xmlns:wps="http://schemas.microsoft.com/office/word/2010/wordprocessingShape" mc:Ignorable="w14 w15 w16se w16cid w16 w16cex w16sdtdh wp14">
   <w:p>
     <w:pPr>
       <w:pStyle w:val="a3"/>
@@ -19537,7 +19519,7 @@
 </file>
 
 <file path=word/header5.xml><?xml version="1.0" encoding="utf-8"?>
-<w:hdr xmlns:wpc="http://schemas.microsoft.com/office/word/2010/wordprocessingCanvas" xmlns:cx="http://schemas.microsoft.com/office/drawing/2014/chartex" xmlns:cx1="http://schemas.microsoft.com/office/drawing/2015/9/8/chartex" xmlns:cx2="http://schemas.microsoft.com/office/drawing/2015/10/21/chartex" xmlns:cx3="http://schemas.microsoft.com/office/drawing/2016/5/9/chartex" xmlns:cx4="http://schemas.microsoft.com/office/drawing/2016/5/10/chartex" xmlns:cx5="http://schemas.microsoft.com/office/drawing/2016/5/11/chartex" xmlns:cx6="http://schemas.microsoft.com/office/drawing/2016/5/12/chartex" xmlns:cx7="http://schemas.microsoft.com/office/drawing/2016/5/13/chartex" xmlns:cx8="http://schemas.microsoft.com/office/drawing/2016/5/14/chartex" xmlns:mc="http://schemas.openxmlformats.org/markup-compatibility/2006" xmlns:aink="http://schemas.microsoft.com/office/drawing/2016/ink" xmlns:am3d="http://schemas.microsoft.com/office/drawing/2017/model3d" xmlns:o="urn:schemas-microsoft-com:office:office" xmlns:r="http://schemas.openxmlformats.org/officeDocument/2006/relationships" xmlns:m="http://schemas.openxmlformats.org/officeDocument/2006/math" xmlns:v="urn:schemas-microsoft-com:vml" xmlns:wp14="http://schemas.microsoft.com/office/word/2010/wordprocessingDrawing" xmlns:wp="http://schemas.openxmlformats.org/drawingml/2006/wordprocessingDrawing" xmlns:w10="urn:schemas-microsoft-com:office:word" xmlns:w="http://schemas.openxmlformats.org/wordprocessingml/2006/main" xmlns:w14="http://schemas.microsoft.com/office/word/2010/wordml" xmlns:w15="http://schemas.microsoft.com/office/word/2012/wordml" xmlns:w16cex="http://schemas.microsoft.com/office/word/2018/wordml/cex" xmlns:w16cid="http://schemas.microsoft.com/office/word/2016/wordml/cid" xmlns:w16="http://schemas.microsoft.com/office/word/2018/wordml" xmlns:w16sdtdh="http://schemas.microsoft.com/office/word/2020/wordml/sdtdatahash" xmlns:w16se="http://schemas.microsoft.com/office/word/2015/wordml/symex" xmlns:wpg="http://schemas.microsoft.com/office/word/2010/wordprocessingGroup" xmlns:wpi="http://schemas.microsoft.com/office/word/2010/wordprocessingInk" xmlns:wne="http://schemas.microsoft.com/office/word/2006/wordml" xmlns:wps="http://schemas.microsoft.com/office/word/2010/wordprocessingShape" mc:Ignorable="w14 w15 w16se w16cid w16 w16cex w16sdtdh wp14">
+<w:hdr xmlns:wpc="http://schemas.microsoft.com/office/word/2010/wordprocessingCanvas" xmlns:cx="http://schemas.microsoft.com/office/drawing/2014/chartex" xmlns:cx1="http://schemas.microsoft.com/office/drawing/2015/9/8/chartex" xmlns:cx2="http://schemas.microsoft.com/office/drawing/2015/10/21/chartex" xmlns:cx3="http://schemas.microsoft.com/office/drawing/2016/5/9/chartex" xmlns:cx4="http://schemas.microsoft.com/office/drawing/2016/5/10/chartex" xmlns:cx5="http://schemas.microsoft.com/office/drawing/2016/5/11/chartex" xmlns:cx6="http://schemas.microsoft.com/office/drawing/2016/5/12/chartex" xmlns:cx7="http://schemas.microsoft.com/office/drawing/2016/5/13/chartex" xmlns:cx8="http://schemas.microsoft.com/office/drawing/2016/5/14/chartex" xmlns:mc="http://schemas.openxmlformats.org/markup-compatibility/2006" xmlns:aink="http://schemas.microsoft.com/office/drawing/2016/ink" xmlns:am3d="http://schemas.microsoft.com/office/drawing/2017/model3d" xmlns:o="urn:schemas-microsoft-com:office:office" xmlns:oel="http://schemas.microsoft.com/office/2019/extlst" xmlns:r="http://schemas.openxmlformats.org/officeDocument/2006/relationships" xmlns:m="http://schemas.openxmlformats.org/officeDocument/2006/math" xmlns:v="urn:schemas-microsoft-com:vml" xmlns:wp14="http://schemas.microsoft.com/office/word/2010/wordprocessingDrawing" xmlns:wp="http://schemas.openxmlformats.org/drawingml/2006/wordprocessingDrawing" xmlns:w10="urn:schemas-microsoft-com:office:word" xmlns:w="http://schemas.openxmlformats.org/wordprocessingml/2006/main" xmlns:w14="http://schemas.microsoft.com/office/word/2010/wordml" xmlns:w15="http://schemas.microsoft.com/office/word/2012/wordml" xmlns:w16cex="http://schemas.microsoft.com/office/word/2018/wordml/cex" xmlns:w16cid="http://schemas.microsoft.com/office/word/2016/wordml/cid" xmlns:w16="http://schemas.microsoft.com/office/word/2018/wordml" xmlns:w16sdtdh="http://schemas.microsoft.com/office/word/2020/wordml/sdtdatahash" xmlns:w16se="http://schemas.microsoft.com/office/word/2015/wordml/symex" xmlns:wpg="http://schemas.microsoft.com/office/word/2010/wordprocessingGroup" xmlns:wpi="http://schemas.microsoft.com/office/word/2010/wordprocessingInk" xmlns:wne="http://schemas.microsoft.com/office/word/2006/wordml" xmlns:wps="http://schemas.microsoft.com/office/word/2010/wordprocessingShape" mc:Ignorable="w14 w15 w16se w16cid w16 w16cex w16sdtdh wp14">
   <w:tbl>
     <w:tblPr>
       <w:tblW w:w="0" w:type="auto"/>
@@ -19933,7 +19915,7 @@
                 <v:stroke joinstyle="miter"/>
                 <v:path gradientshapeok="t" o:connecttype="rect"/>
               </v:shapetype>
-              <v:shape id="Text Box 92" o:spid="_x0000_s1026" type="#_x0000_t202" style="position:absolute;margin-left:258.65pt;margin-top:167.9pt;width:88pt;height:24pt;z-index:2;visibility:visible;mso-position-horizontal-relative:text;mso-position-vertical-relative:text">
+              <v:shape id="Text Box 92" o:spid="_x0000_s1026" type="#_x0000_t202" style="position:absolute;margin-left:258.65pt;margin-top:167.9pt;width:88pt;height:24pt;z-index:251658240;visibility:visible;mso-position-horizontal-relative:text;mso-position-vertical-relative:text">
                 <v:textbox style="mso-next-textbox:#Text Box 92">
                   <w:txbxContent>
                     <w:p>
@@ -20019,7 +20001,7 @@
 </file>
 
 <file path=word/numbering.xml><?xml version="1.0" encoding="utf-8"?>
-<w:numbering xmlns:wpc="http://schemas.microsoft.com/office/word/2010/wordprocessingCanvas" xmlns:cx="http://schemas.microsoft.com/office/drawing/2014/chartex" xmlns:cx1="http://schemas.microsoft.com/office/drawing/2015/9/8/chartex" xmlns:cx2="http://schemas.microsoft.com/office/drawing/2015/10/21/chartex" xmlns:cx3="http://schemas.microsoft.com/office/drawing/2016/5/9/chartex" xmlns:cx4="http://schemas.microsoft.com/office/drawing/2016/5/10/chartex" xmlns:cx5="http://schemas.microsoft.com/office/drawing/2016/5/11/chartex" xmlns:cx6="http://schemas.microsoft.com/office/drawing/2016/5/12/chartex" xmlns:cx7="http://schemas.microsoft.com/office/drawing/2016/5/13/chartex" xmlns:cx8="http://schemas.microsoft.com/office/drawing/2016/5/14/chartex" xmlns:mc="http://schemas.openxmlformats.org/markup-compatibility/2006" xmlns:aink="http://schemas.microsoft.com/office/drawing/2016/ink" xmlns:am3d="http://schemas.microsoft.com/office/drawing/2017/model3d" xmlns:o="urn:schemas-microsoft-com:office:office" xmlns:r="http://schemas.openxmlformats.org/officeDocument/2006/relationships" xmlns:m="http://schemas.openxmlformats.org/officeDocument/2006/math" xmlns:v="urn:schemas-microsoft-com:vml" xmlns:wp14="http://schemas.microsoft.com/office/word/2010/wordprocessingDrawing" xmlns:wp="http://schemas.openxmlformats.org/drawingml/2006/wordprocessingDrawing" xmlns:w10="urn:schemas-microsoft-com:office:word" xmlns:w="http://schemas.openxmlformats.org/wordprocessingml/2006/main" xmlns:w14="http://schemas.microsoft.com/office/word/2010/wordml" xmlns:w15="http://schemas.microsoft.com/office/word/2012/wordml" xmlns:w16cex="http://schemas.microsoft.com/office/word/2018/wordml/cex" xmlns:w16cid="http://schemas.microsoft.com/office/word/2016/wordml/cid" xmlns:w16="http://schemas.microsoft.com/office/word/2018/wordml" xmlns:w16sdtdh="http://schemas.microsoft.com/office/word/2020/wordml/sdtdatahash" xmlns:w16se="http://schemas.microsoft.com/office/word/2015/wordml/symex" xmlns:wpg="http://schemas.microsoft.com/office/word/2010/wordprocessingGroup" xmlns:wpi="http://schemas.microsoft.com/office/word/2010/wordprocessingInk" xmlns:wne="http://schemas.microsoft.com/office/word/2006/wordml" xmlns:wps="http://schemas.microsoft.com/office/word/2010/wordprocessingShape" mc:Ignorable="w14 w15 w16se w16cid w16 w16cex w16sdtdh wp14">
+<w:numbering xmlns:wpc="http://schemas.microsoft.com/office/word/2010/wordprocessingCanvas" xmlns:cx="http://schemas.microsoft.com/office/drawing/2014/chartex" xmlns:cx1="http://schemas.microsoft.com/office/drawing/2015/9/8/chartex" xmlns:cx2="http://schemas.microsoft.com/office/drawing/2015/10/21/chartex" xmlns:cx3="http://schemas.microsoft.com/office/drawing/2016/5/9/chartex" xmlns:cx4="http://schemas.microsoft.com/office/drawing/2016/5/10/chartex" xmlns:cx5="http://schemas.microsoft.com/office/drawing/2016/5/11/chartex" xmlns:cx6="http://schemas.microsoft.com/office/drawing/2016/5/12/chartex" xmlns:cx7="http://schemas.microsoft.com/office/drawing/2016/5/13/chartex" xmlns:cx8="http://schemas.microsoft.com/office/drawing/2016/5/14/chartex" xmlns:mc="http://schemas.openxmlformats.org/markup-compatibility/2006" xmlns:aink="http://schemas.microsoft.com/office/drawing/2016/ink" xmlns:am3d="http://schemas.microsoft.com/office/drawing/2017/model3d" xmlns:o="urn:schemas-microsoft-com:office:office" xmlns:oel="http://schemas.microsoft.com/office/2019/extlst" xmlns:r="http://schemas.openxmlformats.org/officeDocument/2006/relationships" xmlns:m="http://schemas.openxmlformats.org/officeDocument/2006/math" xmlns:v="urn:schemas-microsoft-com:vml" xmlns:wp14="http://schemas.microsoft.com/office/word/2010/wordprocessingDrawing" xmlns:wp="http://schemas.openxmlformats.org/drawingml/2006/wordprocessingDrawing" xmlns:w10="urn:schemas-microsoft-com:office:word" xmlns:w="http://schemas.openxmlformats.org/wordprocessingml/2006/main" xmlns:w14="http://schemas.microsoft.com/office/word/2010/wordml" xmlns:w15="http://schemas.microsoft.com/office/word/2012/wordml" xmlns:w16cex="http://schemas.microsoft.com/office/word/2018/wordml/cex" xmlns:w16cid="http://schemas.microsoft.com/office/word/2016/wordml/cid" xmlns:w16="http://schemas.microsoft.com/office/word/2018/wordml" xmlns:w16sdtdh="http://schemas.microsoft.com/office/word/2020/wordml/sdtdatahash" xmlns:w16se="http://schemas.microsoft.com/office/word/2015/wordml/symex" xmlns:wpg="http://schemas.microsoft.com/office/word/2010/wordprocessingGroup" xmlns:wpi="http://schemas.microsoft.com/office/word/2010/wordprocessingInk" xmlns:wne="http://schemas.microsoft.com/office/word/2006/wordml" xmlns:wps="http://schemas.microsoft.com/office/word/2010/wordprocessingShape" mc:Ignorable="w14 w15 w16se w16cid w16 w16cex w16sdtdh wp14">
   <w:abstractNum w:abstractNumId="0" w15:restartNumberingAfterBreak="0">
     <w:nsid w:val="01DF0271"/>
     <w:multiLevelType w:val="hybridMultilevel"/>
@@ -24166,58 +24148,58 @@
       </w:rPr>
     </w:lvl>
   </w:abstractNum>
-  <w:num w:numId="1">
+  <w:num w:numId="1" w16cid:durableId="2040280760">
     <w:abstractNumId w:val="16"/>
   </w:num>
-  <w:num w:numId="2">
+  <w:num w:numId="2" w16cid:durableId="266737257">
     <w:abstractNumId w:val="5"/>
   </w:num>
-  <w:num w:numId="3">
+  <w:num w:numId="3" w16cid:durableId="961348705">
     <w:abstractNumId w:val="25"/>
   </w:num>
-  <w:num w:numId="4">
+  <w:num w:numId="4" w16cid:durableId="1116871538">
     <w:abstractNumId w:val="22"/>
   </w:num>
-  <w:num w:numId="5">
+  <w:num w:numId="5" w16cid:durableId="392386870">
     <w:abstractNumId w:val="32"/>
   </w:num>
-  <w:num w:numId="6">
+  <w:num w:numId="6" w16cid:durableId="54091240">
     <w:abstractNumId w:val="35"/>
   </w:num>
-  <w:num w:numId="7">
+  <w:num w:numId="7" w16cid:durableId="1494685349">
     <w:abstractNumId w:val="4"/>
   </w:num>
-  <w:num w:numId="8">
+  <w:num w:numId="8" w16cid:durableId="1728138766">
     <w:abstractNumId w:val="18"/>
   </w:num>
-  <w:num w:numId="9">
+  <w:num w:numId="9" w16cid:durableId="853149141">
     <w:abstractNumId w:val="20"/>
   </w:num>
-  <w:num w:numId="10">
+  <w:num w:numId="10" w16cid:durableId="490488072">
     <w:abstractNumId w:val="3"/>
   </w:num>
-  <w:num w:numId="11">
+  <w:num w:numId="11" w16cid:durableId="1393851567">
     <w:abstractNumId w:val="31"/>
   </w:num>
-  <w:num w:numId="12">
+  <w:num w:numId="12" w16cid:durableId="654799794">
     <w:abstractNumId w:val="8"/>
   </w:num>
-  <w:num w:numId="13">
+  <w:num w:numId="13" w16cid:durableId="2102410144">
     <w:abstractNumId w:val="17"/>
   </w:num>
-  <w:num w:numId="14">
+  <w:num w:numId="14" w16cid:durableId="822089280">
     <w:abstractNumId w:val="33"/>
   </w:num>
-  <w:num w:numId="15">
+  <w:num w:numId="15" w16cid:durableId="575171420">
     <w:abstractNumId w:val="7"/>
   </w:num>
-  <w:num w:numId="16">
+  <w:num w:numId="16" w16cid:durableId="510069969">
     <w:abstractNumId w:val="27"/>
   </w:num>
-  <w:num w:numId="17">
+  <w:num w:numId="17" w16cid:durableId="1894271225">
     <w:abstractNumId w:val="6"/>
   </w:num>
-  <w:num w:numId="18">
+  <w:num w:numId="18" w16cid:durableId="1963072889">
     <w:abstractNumId w:val="16"/>
     <w:lvlOverride w:ilvl="0">
       <w:startOverride w:val="1"/>
@@ -24247,61 +24229,61 @@
       <w:startOverride w:val="1"/>
     </w:lvlOverride>
   </w:num>
-  <w:num w:numId="19">
+  <w:num w:numId="19" w16cid:durableId="1248811324">
     <w:abstractNumId w:val="11"/>
   </w:num>
-  <w:num w:numId="20">
+  <w:num w:numId="20" w16cid:durableId="2134518156">
     <w:abstractNumId w:val="19"/>
   </w:num>
-  <w:num w:numId="21">
+  <w:num w:numId="21" w16cid:durableId="860751421">
     <w:abstractNumId w:val="24"/>
   </w:num>
-  <w:num w:numId="22">
+  <w:num w:numId="22" w16cid:durableId="1744570815">
     <w:abstractNumId w:val="34"/>
   </w:num>
-  <w:num w:numId="23">
+  <w:num w:numId="23" w16cid:durableId="1982340873">
     <w:abstractNumId w:val="9"/>
   </w:num>
-  <w:num w:numId="24">
+  <w:num w:numId="24" w16cid:durableId="2142527309">
     <w:abstractNumId w:val="26"/>
   </w:num>
-  <w:num w:numId="25">
+  <w:num w:numId="25" w16cid:durableId="873880387">
     <w:abstractNumId w:val="23"/>
   </w:num>
-  <w:num w:numId="26">
+  <w:num w:numId="26" w16cid:durableId="242298842">
     <w:abstractNumId w:val="13"/>
   </w:num>
-  <w:num w:numId="27">
+  <w:num w:numId="27" w16cid:durableId="2112430211">
     <w:abstractNumId w:val="21"/>
   </w:num>
-  <w:num w:numId="28">
+  <w:num w:numId="28" w16cid:durableId="1665473138">
     <w:abstractNumId w:val="10"/>
   </w:num>
-  <w:num w:numId="29">
+  <w:num w:numId="29" w16cid:durableId="583803263">
     <w:abstractNumId w:val="0"/>
   </w:num>
-  <w:num w:numId="30">
+  <w:num w:numId="30" w16cid:durableId="1059091735">
     <w:abstractNumId w:val="2"/>
   </w:num>
-  <w:num w:numId="31">
+  <w:num w:numId="31" w16cid:durableId="1942450904">
     <w:abstractNumId w:val="30"/>
   </w:num>
-  <w:num w:numId="32">
+  <w:num w:numId="32" w16cid:durableId="405499655">
     <w:abstractNumId w:val="1"/>
   </w:num>
-  <w:num w:numId="33">
+  <w:num w:numId="33" w16cid:durableId="1872919693">
     <w:abstractNumId w:val="29"/>
   </w:num>
-  <w:num w:numId="34">
+  <w:num w:numId="34" w16cid:durableId="1112943607">
     <w:abstractNumId w:val="28"/>
   </w:num>
-  <w:num w:numId="35">
+  <w:num w:numId="35" w16cid:durableId="122623840">
     <w:abstractNumId w:val="15"/>
   </w:num>
-  <w:num w:numId="36">
+  <w:num w:numId="36" w16cid:durableId="1549534777">
     <w:abstractNumId w:val="14"/>
   </w:num>
-  <w:num w:numId="37">
+  <w:num w:numId="37" w16cid:durableId="1788817443">
     <w:abstractNumId w:val="12"/>
   </w:num>
   <w:numIdMacAtCleanup w:val="27"/>

--- a/020_アプリケーション開発標準/010_設計標準/DB設計標準.docx
+++ b/020_アプリケーション開発標準/010_設計標準/DB設計標準.docx
@@ -1,6 +1,6 @@
 
 <file path=word/document.xml><?xml version="1.0" encoding="utf-8"?>
-<w:document xmlns:wpc="http://schemas.microsoft.com/office/word/2010/wordprocessingCanvas" xmlns:cx="http://schemas.microsoft.com/office/drawing/2014/chartex" xmlns:cx1="http://schemas.microsoft.com/office/drawing/2015/9/8/chartex" xmlns:cx2="http://schemas.microsoft.com/office/drawing/2015/10/21/chartex" xmlns:cx3="http://schemas.microsoft.com/office/drawing/2016/5/9/chartex" xmlns:cx4="http://schemas.microsoft.com/office/drawing/2016/5/10/chartex" xmlns:cx5="http://schemas.microsoft.com/office/drawing/2016/5/11/chartex" xmlns:cx6="http://schemas.microsoft.com/office/drawing/2016/5/12/chartex" xmlns:cx7="http://schemas.microsoft.com/office/drawing/2016/5/13/chartex" xmlns:cx8="http://schemas.microsoft.com/office/drawing/2016/5/14/chartex" xmlns:mc="http://schemas.openxmlformats.org/markup-compatibility/2006" xmlns:aink="http://schemas.microsoft.com/office/drawing/2016/ink" xmlns:am3d="http://schemas.microsoft.com/office/drawing/2017/model3d" xmlns:o="urn:schemas-microsoft-com:office:office" xmlns:oel="http://schemas.microsoft.com/office/2019/extlst" xmlns:r="http://schemas.openxmlformats.org/officeDocument/2006/relationships" xmlns:m="http://schemas.openxmlformats.org/officeDocument/2006/math" xmlns:v="urn:schemas-microsoft-com:vml" xmlns:wp14="http://schemas.microsoft.com/office/word/2010/wordprocessingDrawing" xmlns:wp="http://schemas.openxmlformats.org/drawingml/2006/wordprocessingDrawing" xmlns:w10="urn:schemas-microsoft-com:office:word" xmlns:w="http://schemas.openxmlformats.org/wordprocessingml/2006/main" xmlns:w14="http://schemas.microsoft.com/office/word/2010/wordml" xmlns:w15="http://schemas.microsoft.com/office/word/2012/wordml" xmlns:w16cex="http://schemas.microsoft.com/office/word/2018/wordml/cex" xmlns:w16cid="http://schemas.microsoft.com/office/word/2016/wordml/cid" xmlns:w16="http://schemas.microsoft.com/office/word/2018/wordml" xmlns:w16sdtdh="http://schemas.microsoft.com/office/word/2020/wordml/sdtdatahash" xmlns:w16se="http://schemas.microsoft.com/office/word/2015/wordml/symex" xmlns:wpg="http://schemas.microsoft.com/office/word/2010/wordprocessingGroup" xmlns:wpi="http://schemas.microsoft.com/office/word/2010/wordprocessingInk" xmlns:wne="http://schemas.microsoft.com/office/word/2006/wordml" xmlns:wps="http://schemas.microsoft.com/office/word/2010/wordprocessingShape" mc:Ignorable="w14 w15 w16se w16cid w16 w16cex w16sdtdh wp14">
+<w:document xmlns:wpc="http://schemas.microsoft.com/office/word/2010/wordprocessingCanvas" xmlns:cx="http://schemas.microsoft.com/office/drawing/2014/chartex" xmlns:cx1="http://schemas.microsoft.com/office/drawing/2015/9/8/chartex" xmlns:cx2="http://schemas.microsoft.com/office/drawing/2015/10/21/chartex" xmlns:cx3="http://schemas.microsoft.com/office/drawing/2016/5/9/chartex" xmlns:cx4="http://schemas.microsoft.com/office/drawing/2016/5/10/chartex" xmlns:cx5="http://schemas.microsoft.com/office/drawing/2016/5/11/chartex" xmlns:cx6="http://schemas.microsoft.com/office/drawing/2016/5/12/chartex" xmlns:cx7="http://schemas.microsoft.com/office/drawing/2016/5/13/chartex" xmlns:cx8="http://schemas.microsoft.com/office/drawing/2016/5/14/chartex" xmlns:mc="http://schemas.openxmlformats.org/markup-compatibility/2006" xmlns:aink="http://schemas.microsoft.com/office/drawing/2016/ink" xmlns:am3d="http://schemas.microsoft.com/office/drawing/2017/model3d" xmlns:o="urn:schemas-microsoft-com:office:office" xmlns:r="http://schemas.openxmlformats.org/officeDocument/2006/relationships" xmlns:m="http://schemas.openxmlformats.org/officeDocument/2006/math" xmlns:v="urn:schemas-microsoft-com:vml" xmlns:wp14="http://schemas.microsoft.com/office/word/2010/wordprocessingDrawing" xmlns:wp="http://schemas.openxmlformats.org/drawingml/2006/wordprocessingDrawing" xmlns:w10="urn:schemas-microsoft-com:office:word" xmlns:w="http://schemas.openxmlformats.org/wordprocessingml/2006/main" xmlns:w14="http://schemas.microsoft.com/office/word/2010/wordml" xmlns:w15="http://schemas.microsoft.com/office/word/2012/wordml" xmlns:w16cex="http://schemas.microsoft.com/office/word/2018/wordml/cex" xmlns:w16cid="http://schemas.microsoft.com/office/word/2016/wordml/cid" xmlns:w16="http://schemas.microsoft.com/office/word/2018/wordml" xmlns:w16sdtdh="http://schemas.microsoft.com/office/word/2020/wordml/sdtdatahash" xmlns:w16se="http://schemas.microsoft.com/office/word/2015/wordml/symex" xmlns:wpg="http://schemas.microsoft.com/office/word/2010/wordprocessingGroup" xmlns:wpi="http://schemas.microsoft.com/office/word/2010/wordprocessingInk" xmlns:wne="http://schemas.microsoft.com/office/word/2006/wordml" xmlns:wps="http://schemas.microsoft.com/office/word/2010/wordprocessingShape" mc:Ignorable="w14 w15 w16se w16cid w16 w16cex w16sdtdh wp14">
   <w:body>
     <w:p>
       <w:bookmarkStart w:id="0" w:name="_Toc453738395"/>
@@ -9,7 +9,7 @@
           <w:noProof/>
         </w:rPr>
         <w:pict w14:anchorId="3A4CB204">
-          <v:group id="Group 2" o:spid="_x0000_s2050" style="position:absolute;margin-left:646pt;margin-top:0;width:109.25pt;height:45.95pt;z-index:251650560" coordorigin="13640,527" coordsize="2185,919">
+          <v:group id="Group 2" o:spid="_x0000_s2050" style="position:absolute;margin-left:646pt;margin-top:0;width:109.25pt;height:45.95pt;z-index:2" coordorigin="13640,527" coordsize="2185,919">
             <v:shapetype id="_x0000_t202" coordsize="21600,21600" o:spt="202" path="m,l,21600r21600,l21600,xe">
               <v:stroke joinstyle="miter"/>
               <v:path gradientshapeok="t" o:connecttype="rect"/>
@@ -74,7 +74,7 @@
           <w:noProof/>
         </w:rPr>
         <w:pict w14:anchorId="2B562550">
-          <v:shape id="Text Box 5" o:spid="_x0000_s2053" type="#_x0000_t202" style="position:absolute;margin-left:46.75pt;margin-top:14.2pt;width:441pt;height:145.8pt;z-index:251649536;visibility:visible">
+          <v:shape id="Text Box 5" o:spid="_x0000_s2053" type="#_x0000_t202" style="position:absolute;margin-left:46.75pt;margin-top:14.2pt;width:441pt;height:145.8pt;z-index:1;visibility:visible">
             <v:shadow on="t" offset="6pt,6pt"/>
             <v:textbox>
               <w:txbxContent>
@@ -160,37 +160,7 @@
         <w:rPr>
           <w:rFonts w:hint="eastAsia"/>
         </w:rPr>
-        <w:t>2</w:t>
-      </w:r>
-      <w:r>
-        <w:t>022</w:t>
-      </w:r>
-      <w:r>
-        <w:rPr>
-          <w:rFonts w:hint="eastAsia"/>
-        </w:rPr>
-        <w:t>年</w:t>
-      </w:r>
-      <w:r>
-        <w:rPr>
-          <w:rFonts w:hint="eastAsia"/>
-        </w:rPr>
-        <w:t>9</w:t>
-      </w:r>
-      <w:r>
-        <w:rPr>
-          <w:rFonts w:hint="eastAsia"/>
-        </w:rPr>
-        <w:t>月</w:t>
-      </w:r>
-      <w:r>
-        <w:rPr>
-          <w:rFonts w:hint="eastAsia"/>
-        </w:rPr>
-        <w:t>2</w:t>
-      </w:r>
-      <w:r>
-        <w:t>2</w:t>
+        <w:t>2018年8月24</w:t>
       </w:r>
       <w:r>
         <w:rPr>
@@ -542,7 +512,7 @@
                 <w:sz w:val="18"/>
                 <w:szCs w:val="18"/>
               </w:rPr>
-              <w:t>2022/9/22</w:t>
+              <w:t>2018/8/24</w:t>
             </w:r>
           </w:p>
         </w:tc>
@@ -7296,9 +7266,11 @@
         </w:rPr>
         <w:t xml:space="preserve"> </w:t>
       </w:r>
+      <w:proofErr w:type="spellStart"/>
       <w:r>
         <w:t>Nablarch</w:t>
       </w:r>
+      <w:proofErr w:type="spellEnd"/>
       <w:r>
         <w:rPr>
           <w:rFonts w:hint="eastAsia"/>
@@ -7330,18 +7302,22 @@
         </w:rPr>
         <w:t>実行基盤「</w:t>
       </w:r>
+      <w:proofErr w:type="spellStart"/>
       <w:r>
         <w:t>Nablarch</w:t>
       </w:r>
+      <w:proofErr w:type="spellEnd"/>
       <w:r>
         <w:rPr>
           <w:rFonts w:hint="eastAsia"/>
         </w:rPr>
         <w:t>」（以降、</w:t>
       </w:r>
+      <w:proofErr w:type="spellStart"/>
       <w:r>
         <w:t>Nablarch</w:t>
       </w:r>
+      <w:proofErr w:type="spellEnd"/>
       <w:r>
         <w:rPr>
           <w:rFonts w:hint="eastAsia"/>
@@ -7354,18 +7330,22 @@
         </w:rPr>
         <w:t>を採用する前提としている。よって、後述の記載において、</w:t>
       </w:r>
+      <w:proofErr w:type="spellStart"/>
       <w:r>
         <w:t>Nablarch</w:t>
       </w:r>
+      <w:proofErr w:type="spellEnd"/>
       <w:r>
         <w:rPr>
           <w:rFonts w:hint="eastAsia"/>
         </w:rPr>
         <w:t>特有の処理方式や設計思想が背景・経緯として存在するが、その詳細を本書では説明しない。必要に応じて、</w:t>
       </w:r>
+      <w:proofErr w:type="spellStart"/>
       <w:r>
         <w:t>Nablarch</w:t>
       </w:r>
+      <w:proofErr w:type="spellEnd"/>
       <w:r>
         <w:rPr>
           <w:rFonts w:hint="eastAsia"/>
@@ -8019,7 +7999,7 @@
           <w:noProof/>
         </w:rPr>
         <w:pict w14:anchorId="22E22A15">
-          <v:rect id="正方形/長方形 1" o:spid="_x0000_s2057" style="position:absolute;left:0;text-align:left;margin-left:76.3pt;margin-top:2.25pt;width:223.45pt;height:50.95pt;z-index:251651584;visibility:visible" fillcolor="#ffc" strokecolor="#fabf8f" strokeweight=".25pt">
+          <v:rect id="正方形/長方形 1" o:spid="_x0000_s2057" style="position:absolute;left:0;text-align:left;margin-left:76.3pt;margin-top:2.25pt;width:223.45pt;height:50.95pt;z-index:3;visibility:visible" fillcolor="#ffc" strokecolor="#fabf8f" strokeweight=".25pt">
             <v:textbox>
               <w:txbxContent>
                 <w:p>
@@ -8093,6 +8073,7 @@
                     </w:rPr>
                     <w:t xml:space="preserve"> </w:t>
                   </w:r>
+                  <w:proofErr w:type="spellStart"/>
                   <w:r>
                     <w:rPr>
                       <w:rFonts w:ascii="ＭＳ ゴシック" w:eastAsia="ＭＳ ゴシック" w:hAnsi="ＭＳ ゴシック" w:hint="eastAsia"/>
@@ -8101,6 +8082,7 @@
                     </w:rPr>
                     <w:t>abcdefghijklmnopqrstuvwxyz</w:t>
                   </w:r>
+                  <w:proofErr w:type="spellEnd"/>
                   <w:r>
                     <w:rPr>
                       <w:rFonts w:ascii="ＭＳ ゴシック" w:eastAsia="ＭＳ ゴシック" w:hAnsi="ＭＳ ゴシック"/>
@@ -8719,7 +8701,7 @@
           <w:noProof/>
         </w:rPr>
         <w:pict w14:anchorId="59752E0F">
-          <v:shape id="テキスト ボックス 6" o:spid="_x0000_s2058" type="#_x0000_t202" style="position:absolute;left:0;text-align:left;margin-left:85.3pt;margin-top:5.8pt;width:287.4pt;height:82.85pt;z-index:251652608;visibility:visible" fillcolor="#dbe5f1" strokecolor="#4579b8">
+          <v:shape id="テキスト ボックス 6" o:spid="_x0000_s2058" type="#_x0000_t202" style="position:absolute;left:0;text-align:left;margin-left:85.3pt;margin-top:5.8pt;width:287.4pt;height:82.85pt;z-index:4;visibility:visible" fillcolor="#dbe5f1" strokecolor="#4579b8">
             <v:shadow on="t" color="black" opacity="24903f" origin=",.5" offset="0,.55556mm"/>
             <v:textbox>
               <w:txbxContent>
@@ -8774,9 +8756,11 @@
                     </w:rPr>
                     <w:t xml:space="preserve">　　　　</w:t>
                   </w:r>
+                  <w:proofErr w:type="spellStart"/>
                   <w:r>
                     <w:t>mail_send_request</w:t>
                   </w:r>
+                  <w:proofErr w:type="spellEnd"/>
                 </w:p>
               </w:txbxContent>
             </v:textbox>
@@ -9155,7 +9139,7 @@
           <w:noProof/>
         </w:rPr>
         <w:pict w14:anchorId="7F74EBC2">
-          <v:shape id="テキスト ボックス 7" o:spid="_x0000_s2059" type="#_x0000_t202" style="position:absolute;left:0;text-align:left;margin-left:85.3pt;margin-top:6pt;width:287.4pt;height:77.4pt;z-index:251653632;visibility:visible" fillcolor="#dbe5f1" strokecolor="#4579b8">
+          <v:shape id="テキスト ボックス 7" o:spid="_x0000_s2059" type="#_x0000_t202" style="position:absolute;left:0;text-align:left;margin-left:85.3pt;margin-top:6pt;width:287.4pt;height:77.4pt;z-index:5;visibility:visible" fillcolor="#dbe5f1" strokecolor="#4579b8">
             <v:shadow on="t" color="black" opacity="24903f" origin=",.5" offset="0,.55556mm"/>
             <v:textbox>
               <w:txbxContent>
@@ -9217,9 +9201,11 @@
                     </w:rPr>
                     <w:t xml:space="preserve">　　　　</w:t>
                   </w:r>
+                  <w:proofErr w:type="spellStart"/>
                   <w:r>
                     <w:t>address_code</w:t>
                   </w:r>
+                  <w:proofErr w:type="spellEnd"/>
                 </w:p>
               </w:txbxContent>
             </v:textbox>
@@ -9421,7 +9407,7 @@
           <w:noProof/>
         </w:rPr>
         <w:pict w14:anchorId="43856A69">
-          <v:group id="キャンバス 16" o:spid="_x0000_s2060" editas="canvas" style="position:absolute;left:0;text-align:left;margin-left:86.5pt;margin-top:2.6pt;width:332.15pt;height:103.9pt;z-index:251654656" coordsize="42183,13195">
+          <v:group id="キャンバス 16" o:spid="_x0000_s2060" editas="canvas" style="position:absolute;left:0;text-align:left;margin-left:86.5pt;margin-top:2.6pt;width:332.15pt;height:103.9pt;z-index:6" coordsize="42183,13195">
             <v:shapetype id="_x0000_t75" coordsize="21600,21600" o:spt="75" o:preferrelative="t" path="m@4@5l@4@11@9@11@9@5xe" filled="f" stroked="f">
               <v:stroke joinstyle="miter"/>
               <v:formulas>
@@ -9938,7 +9924,7 @@
           <w:noProof/>
         </w:rPr>
         <w:pict w14:anchorId="70501E93">
-          <v:shape id="テキスト ボックス 40" o:spid="_x0000_s2071" type="#_x0000_t202" style="position:absolute;left:0;text-align:left;margin-left:85.75pt;margin-top:3.2pt;width:287.4pt;height:76.9pt;z-index:251655680;visibility:visible" fillcolor="#dbe5f1" strokecolor="#4579b8">
+          <v:shape id="テキスト ボックス 40" o:spid="_x0000_s2071" type="#_x0000_t202" style="position:absolute;left:0;text-align:left;margin-left:85.75pt;margin-top:3.2pt;width:287.4pt;height:76.9pt;z-index:7;visibility:visible" fillcolor="#dbe5f1" strokecolor="#4579b8">
             <v:shadow on="t" color="black" opacity="24903f" origin=",.5" offset="0,.55556mm"/>
             <v:textbox>
               <w:txbxContent>
@@ -9997,9 +9983,11 @@
                     </w:rPr>
                     <w:t xml:space="preserve">　　　　</w:t>
                   </w:r>
+                  <w:proofErr w:type="spellStart"/>
                   <w:r>
                     <w:t>sq_credit_detail_id</w:t>
                   </w:r>
+                  <w:proofErr w:type="spellEnd"/>
                 </w:p>
               </w:txbxContent>
             </v:textbox>
@@ -10193,7 +10181,7 @@
           <w:noProof/>
         </w:rPr>
         <w:pict w14:anchorId="4CB1E4D6">
-          <v:group id="キャンバス 50" o:spid="_x0000_s2072" editas="canvas" style="position:absolute;left:0;text-align:left;margin-left:86.5pt;margin-top:2.55pt;width:332.15pt;height:97.15pt;z-index:251656704" coordsize="42183,12331">
+          <v:group id="キャンバス 50" o:spid="_x0000_s2072" editas="canvas" style="position:absolute;left:0;text-align:left;margin-left:86.5pt;margin-top:2.55pt;width:332.15pt;height:97.15pt;z-index:8" coordsize="42183,12331">
             <v:shape id="_x0000_s2073" type="#_x0000_t75" style="position:absolute;width:42183;height:12331;visibility:visible" stroked="t" strokecolor="#548dd4">
               <v:fill o:detectmouseclick="t"/>
               <v:stroke dashstyle="dash"/>
@@ -10325,6 +10313,7 @@
                       </w:rPr>
                       <w:t>『</w:t>
                     </w:r>
+                    <w:proofErr w:type="spellStart"/>
                     <w:r>
                       <w:rPr>
                         <w:rFonts w:ascii="ＭＳ Ｐ明朝" w:eastAsia="ＭＳ Ｐ明朝" w:hAnsi="ＭＳ Ｐ明朝"/>
@@ -10334,6 +10323,7 @@
                       </w:rPr>
                       <w:t>vw</w:t>
                     </w:r>
+                    <w:proofErr w:type="spellEnd"/>
                     <w:r>
                       <w:rPr>
                         <w:rFonts w:ascii="ＭＳ Ｐ明朝" w:eastAsia="ＭＳ Ｐ明朝" w:hAnsi="ＭＳ Ｐ明朝"/>
@@ -10656,7 +10646,7 @@
           <w:noProof/>
         </w:rPr>
         <w:pict w14:anchorId="5FA4D443">
-          <v:shape id="テキスト ボックス 51" o:spid="_x0000_s2083" type="#_x0000_t202" style="position:absolute;left:0;text-align:left;margin-left:86.5pt;margin-top:.9pt;width:287.4pt;height:78.15pt;z-index:251657728;visibility:visible" fillcolor="#dbe5f1" strokecolor="#4579b8">
+          <v:shape id="テキスト ボックス 51" o:spid="_x0000_s2083" type="#_x0000_t202" style="position:absolute;left:0;text-align:left;margin-left:86.5pt;margin-top:.9pt;width:287.4pt;height:78.15pt;z-index:9;visibility:visible" fillcolor="#dbe5f1" strokecolor="#4579b8">
             <v:shadow on="t" color="black" opacity="24903f" origin=",.5" offset="0,.55556mm"/>
             <v:textbox>
               <w:txbxContent>
@@ -10712,6 +10702,7 @@
                     </w:rPr>
                     <w:t xml:space="preserve">　　　　</w:t>
                   </w:r>
+                  <w:proofErr w:type="spellStart"/>
                   <w:r>
                     <w:t>vw_</w:t>
                   </w:r>
@@ -10721,6 +10712,7 @@
                   <w:r>
                     <w:t>_sales_amount</w:t>
                   </w:r>
+                  <w:proofErr w:type="spellEnd"/>
                 </w:p>
               </w:txbxContent>
             </v:textbox>
@@ -10916,7 +10908,7 @@
           <w:noProof/>
         </w:rPr>
         <w:pict w14:anchorId="516FE51B">
-          <v:group id="キャンバス 68" o:spid="_x0000_s2084" editas="canvas" style="position:absolute;left:0;text-align:left;margin-left:86.5pt;margin-top:2.55pt;width:332.15pt;height:97.15pt;z-index:251658752" coordsize="42183,12331">
+          <v:group id="キャンバス 68" o:spid="_x0000_s2084" editas="canvas" style="position:absolute;left:0;text-align:left;margin-left:86.5pt;margin-top:2.55pt;width:332.15pt;height:97.15pt;z-index:10" coordsize="42183,12331">
             <v:shape id="_x0000_s2085" type="#_x0000_t75" style="position:absolute;width:42183;height:12331;visibility:visible" stroked="t" strokecolor="#548dd4">
               <v:fill o:detectmouseclick="t"/>
               <v:stroke dashstyle="dash"/>
@@ -11386,7 +11378,7 @@
           <w:noProof/>
         </w:rPr>
         <w:pict w14:anchorId="4CB523AF">
-          <v:shape id="テキスト ボックス 67" o:spid="_x0000_s2095" type="#_x0000_t202" style="position:absolute;left:0;text-align:left;margin-left:86.5pt;margin-top:1.95pt;width:287.4pt;height:82.85pt;z-index:251659776;visibility:visible" fillcolor="#dbe5f1" strokecolor="#4579b8">
+          <v:shape id="テキスト ボックス 67" o:spid="_x0000_s2095" type="#_x0000_t202" style="position:absolute;left:0;text-align:left;margin-left:86.5pt;margin-top:1.95pt;width:287.4pt;height:82.85pt;z-index:11;visibility:visible" fillcolor="#dbe5f1" strokecolor="#4579b8">
             <v:shadow on="t" color="black" opacity="24903f" origin=",.5" offset="0,.55556mm"/>
             <v:textbox>
               <w:txbxContent>
@@ -11442,6 +11434,7 @@
                     </w:rPr>
                     <w:t xml:space="preserve">　　　　</w:t>
                   </w:r>
+                  <w:proofErr w:type="spellStart"/>
                   <w:r>
                     <w:t>mv_</w:t>
                   </w:r>
@@ -11451,6 +11444,7 @@
                   <w:r>
                     <w:t>_sales_amount</w:t>
                   </w:r>
+                  <w:proofErr w:type="spellEnd"/>
                 </w:p>
               </w:txbxContent>
             </v:textbox>
@@ -11589,7 +11583,7 @@
           <w:noProof/>
         </w:rPr>
         <w:pict w14:anchorId="69AC21D5">
-          <v:group id="_x0000_s2115" editas="canvas" style="position:absolute;left:0;text-align:left;margin-left:86.5pt;margin-top:2.55pt;width:332.15pt;height:97.15pt;z-index:251662848" coordsize="42183,12338" o:gfxdata="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">
+          <v:group id="_x0000_s2115" editas="canvas" style="position:absolute;left:0;text-align:left;margin-left:86.5pt;margin-top:2.55pt;width:332.15pt;height:97.15pt;z-index:14" coordsize="42183,12338" o:gfxdata="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">
             <v:shape id="_x0000_s2116" type="#_x0000_t75" style="position:absolute;width:42183;height:12338;visibility:visible;mso-wrap-style:square" stroked="t" strokecolor="#548dd4">
               <v:fill o:detectmouseclick="t"/>
               <v:stroke dashstyle="dash"/>
@@ -11987,7 +11981,7 @@
           <w:noProof/>
         </w:rPr>
         <w:pict w14:anchorId="3FD6E457">
-          <v:shape id="_x0000_s2114" type="#_x0000_t202" style="position:absolute;left:0;text-align:left;margin-left:86.65pt;margin-top:1.65pt;width:287.4pt;height:68pt;z-index:251663872;visibility:visible;mso-wrap-style:square;mso-width-percent:0;mso-height-percent:0;mso-wrap-distance-left:9pt;mso-wrap-distance-top:0;mso-wrap-distance-right:9pt;mso-wrap-distance-bottom:0;mso-position-horizontal:absolute;mso-position-horizontal-relative:text;mso-position-vertical:absolute;mso-position-vertical-relative:text;mso-width-percent:0;mso-height-percent:0;mso-width-relative:page;mso-height-relative:page;v-text-anchor:top" o:gfxdata="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" fillcolor="#dbe5f1" strokecolor="#4579b8">
+          <v:shape id="_x0000_s2114" type="#_x0000_t202" style="position:absolute;left:0;text-align:left;margin-left:86.65pt;margin-top:1.65pt;width:287.4pt;height:68pt;z-index:15;visibility:visible;mso-wrap-style:square;mso-width-percent:0;mso-height-percent:0;mso-wrap-distance-left:9pt;mso-wrap-distance-top:0;mso-wrap-distance-right:9pt;mso-wrap-distance-bottom:0;mso-position-horizontal:absolute;mso-position-horizontal-relative:text;mso-position-vertical:absolute;mso-position-vertical-relative:text;mso-width-percent:0;mso-height-percent:0;mso-width-relative:page;mso-height-relative:page;v-text-anchor:top" o:gfxdata="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" fillcolor="#dbe5f1" strokecolor="#4579b8">
             <v:shadow on="t" color="black" opacity="24903f" origin=",.5" offset="0,.55556mm"/>
             <v:textbox>
               <w:txbxContent>
@@ -12033,11 +12027,19 @@
                     <w:rPr>
                       <w:rFonts w:hint="eastAsia"/>
                     </w:rPr>
-                    <w:t xml:space="preserve">　　　　p</w:t>
+                    <w:t xml:space="preserve">　　　　</w:t>
+                  </w:r>
+                  <w:proofErr w:type="spellStart"/>
+                  <w:r>
+                    <w:rPr>
+                      <w:rFonts w:hint="eastAsia"/>
+                    </w:rPr>
+                    <w:t>p</w:t>
                   </w:r>
                   <w:r>
                     <w:t>k_project</w:t>
                   </w:r>
+                  <w:proofErr w:type="spellEnd"/>
                 </w:p>
               </w:txbxContent>
             </v:textbox>
@@ -12174,7 +12176,7 @@
           <w:noProof/>
         </w:rPr>
         <w:pict w14:anchorId="53392699">
-          <v:group id="_x0000_s2144" editas="canvas" style="position:absolute;left:0;text-align:left;margin-left:86.5pt;margin-top:5.95pt;width:332.15pt;height:115.85pt;z-index:251664896" coordsize="42183,14712" o:gfxdata="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">
+          <v:group id="_x0000_s2144" editas="canvas" style="position:absolute;left:0;text-align:left;margin-left:86.5pt;margin-top:5.95pt;width:332.15pt;height:115.85pt;z-index:16" coordsize="42183,14712" o:gfxdata="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">
             <v:shape id="_x0000_s2145" type="#_x0000_t75" style="position:absolute;width:42183;height:14712;visibility:visible;mso-wrap-style:square" stroked="t" strokecolor="#548dd4">
               <v:fill o:detectmouseclick="t"/>
               <v:stroke dashstyle="dash"/>
@@ -12305,6 +12307,7 @@
                       </w:rPr>
                       <w:t>『</w:t>
                     </w:r>
+                    <w:proofErr w:type="spellStart"/>
                     <w:r>
                       <w:rPr>
                         <w:rFonts w:ascii="ＭＳ Ｐ明朝" w:eastAsia="ＭＳ Ｐ明朝" w:hAnsi="ＭＳ Ｐ明朝"/>
@@ -12314,6 +12317,7 @@
                       </w:rPr>
                       <w:t>uk</w:t>
                     </w:r>
+                    <w:proofErr w:type="spellEnd"/>
                     <w:r>
                       <w:rPr>
                         <w:rFonts w:ascii="ＭＳ Ｐ明朝" w:eastAsia="ＭＳ Ｐ明朝" w:hAnsi="ＭＳ Ｐ明朝"/>
@@ -12781,7 +12785,7 @@
           <w:noProof/>
         </w:rPr>
         <w:pict w14:anchorId="1812B128">
-          <v:shape id="_x0000_s2143" type="#_x0000_t202" style="position:absolute;left:0;text-align:left;margin-left:86.5pt;margin-top:.15pt;width:287.4pt;height:64.5pt;z-index:251665920;visibility:visible;mso-wrap-style:square;mso-width-percent:0;mso-height-percent:0;mso-wrap-distance-left:9pt;mso-wrap-distance-top:0;mso-wrap-distance-right:9pt;mso-wrap-distance-bottom:0;mso-position-horizontal:absolute;mso-position-horizontal-relative:text;mso-position-vertical:absolute;mso-position-vertical-relative:text;mso-width-percent:0;mso-height-percent:0;mso-width-relative:page;mso-height-relative:page;v-text-anchor:top" o:gfxdata="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" fillcolor="#dbe5f1" strokecolor="#4579b8">
+          <v:shape id="_x0000_s2143" type="#_x0000_t202" style="position:absolute;left:0;text-align:left;margin-left:86.5pt;margin-top:.15pt;width:287.4pt;height:64.5pt;z-index:17;visibility:visible;mso-wrap-style:square;mso-width-percent:0;mso-height-percent:0;mso-wrap-distance-left:9pt;mso-wrap-distance-top:0;mso-wrap-distance-right:9pt;mso-wrap-distance-bottom:0;mso-position-horizontal:absolute;mso-position-horizontal-relative:text;mso-position-vertical:absolute;mso-position-vertical-relative:text;mso-width-percent:0;mso-height-percent:0;mso-width-relative:page;mso-height-relative:page;v-text-anchor:top" o:gfxdata="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" fillcolor="#dbe5f1" strokecolor="#4579b8">
             <v:shadow on="t" color="black" opacity="24903f" origin=",.5" offset="0,.55556mm"/>
             <v:textbox>
               <w:txbxContent>
@@ -12977,7 +12981,7 @@
           <w:noProof/>
         </w:rPr>
         <w:pict w14:anchorId="5C26D979">
-          <v:group id="キャンバス 78" o:spid="_x0000_s2096" editas="canvas" style="position:absolute;left:0;text-align:left;margin-left:86.5pt;margin-top:5.95pt;width:332.15pt;height:115.85pt;z-index:251660800" coordorigin="2581,11159" coordsize="6643,2317">
+          <v:group id="キャンバス 78" o:spid="_x0000_s2096" editas="canvas" style="position:absolute;left:0;text-align:left;margin-left:86.5pt;margin-top:5.95pt;width:332.15pt;height:115.85pt;z-index:12" coordorigin="2581,11159" coordsize="6643,2317">
             <v:shape id="_x0000_s2097" type="#_x0000_t75" style="position:absolute;left:2581;top:11159;width:6643;height:2317;visibility:visible" stroked="t" strokecolor="#548dd4">
               <v:fill o:detectmouseclick="t"/>
               <v:stroke dashstyle="dash"/>
@@ -12994,6 +12998,7 @@
                         <w:color w:val="FF0000"/>
                       </w:rPr>
                     </w:pPr>
+                    <w:proofErr w:type="spellStart"/>
                     <w:r>
                       <w:rPr>
                         <w:rFonts w:ascii="ＭＳ Ｐゴシック" w:eastAsia="ＭＳ Ｐゴシック" w:hAnsi="ＭＳ Ｐゴシック"/>
@@ -13002,6 +13007,7 @@
                       </w:rPr>
                       <w:t>i</w:t>
                     </w:r>
+                    <w:proofErr w:type="spellEnd"/>
                   </w:p>
                 </w:txbxContent>
               </v:textbox>
@@ -13591,7 +13597,7 @@
           <w:noProof/>
         </w:rPr>
         <w:pict w14:anchorId="5971DC2F">
-          <v:shape id="テキスト ボックス 83" o:spid="_x0000_s2112" type="#_x0000_t202" style="position:absolute;left:0;text-align:left;margin-left:86.5pt;margin-top:.15pt;width:287.4pt;height:64.5pt;z-index:251661824;visibility:visible" fillcolor="#dbe5f1" strokecolor="#4579b8">
+          <v:shape id="テキスト ボックス 83" o:spid="_x0000_s2112" type="#_x0000_t202" style="position:absolute;left:0;text-align:left;margin-left:86.5pt;margin-top:.15pt;width:287.4pt;height:64.5pt;z-index:13;visibility:visible" fillcolor="#dbe5f1" strokecolor="#4579b8">
             <v:shadow on="t" color="black" opacity="24903f" origin=",.5" offset="0,.55556mm"/>
             <v:textbox>
               <w:txbxContent>
@@ -15924,6 +15930,7 @@
               <w:ind w:left="0" w:firstLineChars="0" w:firstLine="0"/>
               <w:jc w:val="both"/>
             </w:pPr>
+            <w:proofErr w:type="spellStart"/>
             <w:r>
               <w:t>version</w:t>
             </w:r>
@@ -15936,6 +15943,7 @@
             <w:r>
               <w:t>no</w:t>
             </w:r>
+            <w:proofErr w:type="spellEnd"/>
           </w:p>
         </w:tc>
         <w:tc>
@@ -16171,6 +16179,9 @@
               <w:pStyle w:val="20"/>
               <w:ind w:left="0" w:firstLineChars="0" w:firstLine="0"/>
               <w:jc w:val="both"/>
+              <w:rPr>
+                <w:rFonts w:hint="eastAsia"/>
+              </w:rPr>
             </w:pPr>
             <w:r>
               <w:rPr>
@@ -16190,9 +16201,11 @@
               <w:ind w:left="0" w:firstLineChars="0" w:firstLine="0"/>
               <w:jc w:val="both"/>
             </w:pPr>
+            <w:proofErr w:type="spellStart"/>
             <w:r>
               <w:t>deleted_flg</w:t>
             </w:r>
+            <w:proofErr w:type="spellEnd"/>
           </w:p>
         </w:tc>
         <w:tc>
@@ -16204,6 +16217,9 @@
               <w:pStyle w:val="20"/>
               <w:ind w:left="0" w:firstLineChars="0" w:firstLine="0"/>
               <w:jc w:val="both"/>
+              <w:rPr>
+                <w:rFonts w:hint="eastAsia"/>
+              </w:rPr>
             </w:pPr>
             <w:r>
               <w:rPr>
@@ -16268,9 +16284,11 @@
               <w:ind w:left="0" w:firstLineChars="0" w:firstLine="0"/>
               <w:jc w:val="both"/>
             </w:pPr>
+            <w:proofErr w:type="spellStart"/>
             <w:r>
               <w:t>deleted_date</w:t>
             </w:r>
+            <w:proofErr w:type="spellEnd"/>
           </w:p>
         </w:tc>
         <w:tc>
@@ -16575,9 +16593,11 @@
               <w:ind w:left="0" w:firstLineChars="0" w:firstLine="0"/>
               <w:jc w:val="both"/>
             </w:pPr>
+            <w:proofErr w:type="spellStart"/>
             <w:r>
               <w:t>apply_start_date</w:t>
             </w:r>
+            <w:proofErr w:type="spellEnd"/>
           </w:p>
         </w:tc>
         <w:tc>
@@ -16647,9 +16667,11 @@
               <w:ind w:left="0" w:firstLineChars="0" w:firstLine="0"/>
               <w:jc w:val="both"/>
             </w:pPr>
+            <w:proofErr w:type="spellStart"/>
             <w:r>
               <w:t>apply_end_date</w:t>
             </w:r>
+            <w:proofErr w:type="spellEnd"/>
           </w:p>
         </w:tc>
         <w:tc>
@@ -16895,9 +16917,11 @@
               <w:ind w:left="0" w:firstLineChars="0" w:firstLine="0"/>
               <w:jc w:val="both"/>
             </w:pPr>
+            <w:proofErr w:type="spellStart"/>
             <w:r>
               <w:t>processed_flg</w:t>
             </w:r>
+            <w:proofErr w:type="spellEnd"/>
           </w:p>
         </w:tc>
         <w:tc>
@@ -17147,9 +17171,11 @@
               <w:ind w:left="0" w:firstLineChars="0" w:firstLine="0"/>
               <w:jc w:val="both"/>
             </w:pPr>
+            <w:proofErr w:type="spellStart"/>
             <w:r>
               <w:t>insert_date_time</w:t>
             </w:r>
+            <w:proofErr w:type="spellEnd"/>
           </w:p>
         </w:tc>
         <w:tc>
@@ -17222,9 +17248,11 @@
               <w:ind w:left="0" w:firstLineChars="0" w:firstLine="0"/>
               <w:jc w:val="both"/>
             </w:pPr>
+            <w:proofErr w:type="spellStart"/>
             <w:r>
               <w:t>insert_user_id</w:t>
             </w:r>
+            <w:proofErr w:type="spellEnd"/>
           </w:p>
         </w:tc>
         <w:tc>
@@ -17300,9 +17328,11 @@
               <w:ind w:left="0" w:firstLineChars="0" w:firstLine="0"/>
               <w:jc w:val="both"/>
             </w:pPr>
+            <w:proofErr w:type="spellStart"/>
             <w:r>
               <w:t>update_date_time</w:t>
             </w:r>
+            <w:proofErr w:type="spellEnd"/>
           </w:p>
         </w:tc>
         <w:tc>
@@ -17375,9 +17405,11 @@
               <w:ind w:left="0" w:firstLineChars="0" w:firstLine="0"/>
               <w:jc w:val="both"/>
             </w:pPr>
+            <w:proofErr w:type="spellStart"/>
             <w:r>
               <w:t>update_user_id</w:t>
             </w:r>
+            <w:proofErr w:type="spellEnd"/>
           </w:p>
         </w:tc>
         <w:tc>
@@ -18410,7 +18442,7 @@
 </file>
 
 <file path=word/endnotes.xml><?xml version="1.0" encoding="utf-8"?>
-<w:endnotes xmlns:wpc="http://schemas.microsoft.com/office/word/2010/wordprocessingCanvas" xmlns:cx="http://schemas.microsoft.com/office/drawing/2014/chartex" xmlns:cx1="http://schemas.microsoft.com/office/drawing/2015/9/8/chartex" xmlns:cx2="http://schemas.microsoft.com/office/drawing/2015/10/21/chartex" xmlns:cx3="http://schemas.microsoft.com/office/drawing/2016/5/9/chartex" xmlns:cx4="http://schemas.microsoft.com/office/drawing/2016/5/10/chartex" xmlns:cx5="http://schemas.microsoft.com/office/drawing/2016/5/11/chartex" xmlns:cx6="http://schemas.microsoft.com/office/drawing/2016/5/12/chartex" xmlns:cx7="http://schemas.microsoft.com/office/drawing/2016/5/13/chartex" xmlns:cx8="http://schemas.microsoft.com/office/drawing/2016/5/14/chartex" xmlns:mc="http://schemas.openxmlformats.org/markup-compatibility/2006" xmlns:aink="http://schemas.microsoft.com/office/drawing/2016/ink" xmlns:am3d="http://schemas.microsoft.com/office/drawing/2017/model3d" xmlns:o="urn:schemas-microsoft-com:office:office" xmlns:oel="http://schemas.microsoft.com/office/2019/extlst" xmlns:r="http://schemas.openxmlformats.org/officeDocument/2006/relationships" xmlns:m="http://schemas.openxmlformats.org/officeDocument/2006/math" xmlns:v="urn:schemas-microsoft-com:vml" xmlns:wp14="http://schemas.microsoft.com/office/word/2010/wordprocessingDrawing" xmlns:wp="http://schemas.openxmlformats.org/drawingml/2006/wordprocessingDrawing" xmlns:w10="urn:schemas-microsoft-com:office:word" xmlns:w="http://schemas.openxmlformats.org/wordprocessingml/2006/main" xmlns:w14="http://schemas.microsoft.com/office/word/2010/wordml" xmlns:w15="http://schemas.microsoft.com/office/word/2012/wordml" xmlns:w16cex="http://schemas.microsoft.com/office/word/2018/wordml/cex" xmlns:w16cid="http://schemas.microsoft.com/office/word/2016/wordml/cid" xmlns:w16="http://schemas.microsoft.com/office/word/2018/wordml" xmlns:w16sdtdh="http://schemas.microsoft.com/office/word/2020/wordml/sdtdatahash" xmlns:w16se="http://schemas.microsoft.com/office/word/2015/wordml/symex" xmlns:wpg="http://schemas.microsoft.com/office/word/2010/wordprocessingGroup" xmlns:wpi="http://schemas.microsoft.com/office/word/2010/wordprocessingInk" xmlns:wne="http://schemas.microsoft.com/office/word/2006/wordml" xmlns:wps="http://schemas.microsoft.com/office/word/2010/wordprocessingShape" mc:Ignorable="w14 w15 w16se w16cid w16 w16cex w16sdtdh wp14">
+<w:endnotes xmlns:wpc="http://schemas.microsoft.com/office/word/2010/wordprocessingCanvas" xmlns:cx="http://schemas.microsoft.com/office/drawing/2014/chartex" xmlns:cx1="http://schemas.microsoft.com/office/drawing/2015/9/8/chartex" xmlns:cx2="http://schemas.microsoft.com/office/drawing/2015/10/21/chartex" xmlns:cx3="http://schemas.microsoft.com/office/drawing/2016/5/9/chartex" xmlns:cx4="http://schemas.microsoft.com/office/drawing/2016/5/10/chartex" xmlns:cx5="http://schemas.microsoft.com/office/drawing/2016/5/11/chartex" xmlns:cx6="http://schemas.microsoft.com/office/drawing/2016/5/12/chartex" xmlns:cx7="http://schemas.microsoft.com/office/drawing/2016/5/13/chartex" xmlns:cx8="http://schemas.microsoft.com/office/drawing/2016/5/14/chartex" xmlns:mc="http://schemas.openxmlformats.org/markup-compatibility/2006" xmlns:aink="http://schemas.microsoft.com/office/drawing/2016/ink" xmlns:am3d="http://schemas.microsoft.com/office/drawing/2017/model3d" xmlns:o="urn:schemas-microsoft-com:office:office" xmlns:r="http://schemas.openxmlformats.org/officeDocument/2006/relationships" xmlns:m="http://schemas.openxmlformats.org/officeDocument/2006/math" xmlns:v="urn:schemas-microsoft-com:vml" xmlns:wp14="http://schemas.microsoft.com/office/word/2010/wordprocessingDrawing" xmlns:wp="http://schemas.openxmlformats.org/drawingml/2006/wordprocessingDrawing" xmlns:w10="urn:schemas-microsoft-com:office:word" xmlns:w="http://schemas.openxmlformats.org/wordprocessingml/2006/main" xmlns:w14="http://schemas.microsoft.com/office/word/2010/wordml" xmlns:w15="http://schemas.microsoft.com/office/word/2012/wordml" xmlns:w16cex="http://schemas.microsoft.com/office/word/2018/wordml/cex" xmlns:w16cid="http://schemas.microsoft.com/office/word/2016/wordml/cid" xmlns:w16="http://schemas.microsoft.com/office/word/2018/wordml" xmlns:w16sdtdh="http://schemas.microsoft.com/office/word/2020/wordml/sdtdatahash" xmlns:w16se="http://schemas.microsoft.com/office/word/2015/wordml/symex" xmlns:wpg="http://schemas.microsoft.com/office/word/2010/wordprocessingGroup" xmlns:wpi="http://schemas.microsoft.com/office/word/2010/wordprocessingInk" xmlns:wne="http://schemas.microsoft.com/office/word/2006/wordml" xmlns:wps="http://schemas.microsoft.com/office/word/2010/wordprocessingShape" mc:Ignorable="w14 w15 w16se w16cid w16 w16cex w16sdtdh wp14">
   <w:endnote w:type="separator" w:id="-1">
     <w:p>
       <w:r>
@@ -18429,7 +18461,7 @@
 </file>
 
 <file path=word/footer1.xml><?xml version="1.0" encoding="utf-8"?>
-<w:ftr xmlns:wpc="http://schemas.microsoft.com/office/word/2010/wordprocessingCanvas" xmlns:cx="http://schemas.microsoft.com/office/drawing/2014/chartex" xmlns:cx1="http://schemas.microsoft.com/office/drawing/2015/9/8/chartex" xmlns:cx2="http://schemas.microsoft.com/office/drawing/2015/10/21/chartex" xmlns:cx3="http://schemas.microsoft.com/office/drawing/2016/5/9/chartex" xmlns:cx4="http://schemas.microsoft.com/office/drawing/2016/5/10/chartex" xmlns:cx5="http://schemas.microsoft.com/office/drawing/2016/5/11/chartex" xmlns:cx6="http://schemas.microsoft.com/office/drawing/2016/5/12/chartex" xmlns:cx7="http://schemas.microsoft.com/office/drawing/2016/5/13/chartex" xmlns:cx8="http://schemas.microsoft.com/office/drawing/2016/5/14/chartex" xmlns:mc="http://schemas.openxmlformats.org/markup-compatibility/2006" xmlns:aink="http://schemas.microsoft.com/office/drawing/2016/ink" xmlns:am3d="http://schemas.microsoft.com/office/drawing/2017/model3d" xmlns:o="urn:schemas-microsoft-com:office:office" xmlns:oel="http://schemas.microsoft.com/office/2019/extlst" xmlns:r="http://schemas.openxmlformats.org/officeDocument/2006/relationships" xmlns:m="http://schemas.openxmlformats.org/officeDocument/2006/math" xmlns:v="urn:schemas-microsoft-com:vml" xmlns:wp14="http://schemas.microsoft.com/office/word/2010/wordprocessingDrawing" xmlns:wp="http://schemas.openxmlformats.org/drawingml/2006/wordprocessingDrawing" xmlns:w10="urn:schemas-microsoft-com:office:word" xmlns:w="http://schemas.openxmlformats.org/wordprocessingml/2006/main" xmlns:w14="http://schemas.microsoft.com/office/word/2010/wordml" xmlns:w15="http://schemas.microsoft.com/office/word/2012/wordml" xmlns:w16cex="http://schemas.microsoft.com/office/word/2018/wordml/cex" xmlns:w16cid="http://schemas.microsoft.com/office/word/2016/wordml/cid" xmlns:w16="http://schemas.microsoft.com/office/word/2018/wordml" xmlns:w16sdtdh="http://schemas.microsoft.com/office/word/2020/wordml/sdtdatahash" xmlns:w16se="http://schemas.microsoft.com/office/word/2015/wordml/symex" xmlns:wpg="http://schemas.microsoft.com/office/word/2010/wordprocessingGroup" xmlns:wpi="http://schemas.microsoft.com/office/word/2010/wordprocessingInk" xmlns:wne="http://schemas.microsoft.com/office/word/2006/wordml" xmlns:wps="http://schemas.microsoft.com/office/word/2010/wordprocessingShape" mc:Ignorable="w14 w15 w16se w16cid w16 w16cex w16sdtdh wp14">
+<w:ftr xmlns:wpc="http://schemas.microsoft.com/office/word/2010/wordprocessingCanvas" xmlns:cx="http://schemas.microsoft.com/office/drawing/2014/chartex" xmlns:cx1="http://schemas.microsoft.com/office/drawing/2015/9/8/chartex" xmlns:cx2="http://schemas.microsoft.com/office/drawing/2015/10/21/chartex" xmlns:cx3="http://schemas.microsoft.com/office/drawing/2016/5/9/chartex" xmlns:cx4="http://schemas.microsoft.com/office/drawing/2016/5/10/chartex" xmlns:cx5="http://schemas.microsoft.com/office/drawing/2016/5/11/chartex" xmlns:cx6="http://schemas.microsoft.com/office/drawing/2016/5/12/chartex" xmlns:cx7="http://schemas.microsoft.com/office/drawing/2016/5/13/chartex" xmlns:cx8="http://schemas.microsoft.com/office/drawing/2016/5/14/chartex" xmlns:mc="http://schemas.openxmlformats.org/markup-compatibility/2006" xmlns:aink="http://schemas.microsoft.com/office/drawing/2016/ink" xmlns:am3d="http://schemas.microsoft.com/office/drawing/2017/model3d" xmlns:o="urn:schemas-microsoft-com:office:office" xmlns:r="http://schemas.openxmlformats.org/officeDocument/2006/relationships" xmlns:m="http://schemas.openxmlformats.org/officeDocument/2006/math" xmlns:v="urn:schemas-microsoft-com:vml" xmlns:wp14="http://schemas.microsoft.com/office/word/2010/wordprocessingDrawing" xmlns:wp="http://schemas.openxmlformats.org/drawingml/2006/wordprocessingDrawing" xmlns:w10="urn:schemas-microsoft-com:office:word" xmlns:w="http://schemas.openxmlformats.org/wordprocessingml/2006/main" xmlns:w14="http://schemas.microsoft.com/office/word/2010/wordml" xmlns:w15="http://schemas.microsoft.com/office/word/2012/wordml" xmlns:w16cex="http://schemas.microsoft.com/office/word/2018/wordml/cex" xmlns:w16cid="http://schemas.microsoft.com/office/word/2016/wordml/cid" xmlns:w16="http://schemas.microsoft.com/office/word/2018/wordml" xmlns:w16sdtdh="http://schemas.microsoft.com/office/word/2020/wordml/sdtdatahash" xmlns:w16se="http://schemas.microsoft.com/office/word/2015/wordml/symex" xmlns:wpg="http://schemas.microsoft.com/office/word/2010/wordprocessingGroup" xmlns:wpi="http://schemas.microsoft.com/office/word/2010/wordprocessingInk" xmlns:wne="http://schemas.microsoft.com/office/word/2006/wordml" xmlns:wps="http://schemas.microsoft.com/office/word/2010/wordprocessingShape" mc:Ignorable="w14 w15 w16se w16cid w16 w16cex w16sdtdh wp14">
   <w:p>
     <w:pPr>
       <w:tabs>
@@ -18442,7 +18474,7 @@
 </file>
 
 <file path=word/footer2.xml><?xml version="1.0" encoding="utf-8"?>
-<w:ftr xmlns:wpc="http://schemas.microsoft.com/office/word/2010/wordprocessingCanvas" xmlns:cx="http://schemas.microsoft.com/office/drawing/2014/chartex" xmlns:cx1="http://schemas.microsoft.com/office/drawing/2015/9/8/chartex" xmlns:cx2="http://schemas.microsoft.com/office/drawing/2015/10/21/chartex" xmlns:cx3="http://schemas.microsoft.com/office/drawing/2016/5/9/chartex" xmlns:cx4="http://schemas.microsoft.com/office/drawing/2016/5/10/chartex" xmlns:cx5="http://schemas.microsoft.com/office/drawing/2016/5/11/chartex" xmlns:cx6="http://schemas.microsoft.com/office/drawing/2016/5/12/chartex" xmlns:cx7="http://schemas.microsoft.com/office/drawing/2016/5/13/chartex" xmlns:cx8="http://schemas.microsoft.com/office/drawing/2016/5/14/chartex" xmlns:mc="http://schemas.openxmlformats.org/markup-compatibility/2006" xmlns:aink="http://schemas.microsoft.com/office/drawing/2016/ink" xmlns:am3d="http://schemas.microsoft.com/office/drawing/2017/model3d" xmlns:o="urn:schemas-microsoft-com:office:office" xmlns:oel="http://schemas.microsoft.com/office/2019/extlst" xmlns:r="http://schemas.openxmlformats.org/officeDocument/2006/relationships" xmlns:m="http://schemas.openxmlformats.org/officeDocument/2006/math" xmlns:v="urn:schemas-microsoft-com:vml" xmlns:wp14="http://schemas.microsoft.com/office/word/2010/wordprocessingDrawing" xmlns:wp="http://schemas.openxmlformats.org/drawingml/2006/wordprocessingDrawing" xmlns:w10="urn:schemas-microsoft-com:office:word" xmlns:w="http://schemas.openxmlformats.org/wordprocessingml/2006/main" xmlns:w14="http://schemas.microsoft.com/office/word/2010/wordml" xmlns:w15="http://schemas.microsoft.com/office/word/2012/wordml" xmlns:w16cex="http://schemas.microsoft.com/office/word/2018/wordml/cex" xmlns:w16cid="http://schemas.microsoft.com/office/word/2016/wordml/cid" xmlns:w16="http://schemas.microsoft.com/office/word/2018/wordml" xmlns:w16sdtdh="http://schemas.microsoft.com/office/word/2020/wordml/sdtdatahash" xmlns:w16se="http://schemas.microsoft.com/office/word/2015/wordml/symex" xmlns:wpg="http://schemas.microsoft.com/office/word/2010/wordprocessingGroup" xmlns:wpi="http://schemas.microsoft.com/office/word/2010/wordprocessingInk" xmlns:wne="http://schemas.microsoft.com/office/word/2006/wordml" xmlns:wps="http://schemas.microsoft.com/office/word/2010/wordprocessingShape" mc:Ignorable="w14 w15 w16se w16cid w16 w16cex w16sdtdh wp14">
+<w:ftr xmlns:wpc="http://schemas.microsoft.com/office/word/2010/wordprocessingCanvas" xmlns:cx="http://schemas.microsoft.com/office/drawing/2014/chartex" xmlns:cx1="http://schemas.microsoft.com/office/drawing/2015/9/8/chartex" xmlns:cx2="http://schemas.microsoft.com/office/drawing/2015/10/21/chartex" xmlns:cx3="http://schemas.microsoft.com/office/drawing/2016/5/9/chartex" xmlns:cx4="http://schemas.microsoft.com/office/drawing/2016/5/10/chartex" xmlns:cx5="http://schemas.microsoft.com/office/drawing/2016/5/11/chartex" xmlns:cx6="http://schemas.microsoft.com/office/drawing/2016/5/12/chartex" xmlns:cx7="http://schemas.microsoft.com/office/drawing/2016/5/13/chartex" xmlns:cx8="http://schemas.microsoft.com/office/drawing/2016/5/14/chartex" xmlns:mc="http://schemas.openxmlformats.org/markup-compatibility/2006" xmlns:aink="http://schemas.microsoft.com/office/drawing/2016/ink" xmlns:am3d="http://schemas.microsoft.com/office/drawing/2017/model3d" xmlns:o="urn:schemas-microsoft-com:office:office" xmlns:r="http://schemas.openxmlformats.org/officeDocument/2006/relationships" xmlns:m="http://schemas.openxmlformats.org/officeDocument/2006/math" xmlns:v="urn:schemas-microsoft-com:vml" xmlns:wp14="http://schemas.microsoft.com/office/word/2010/wordprocessingDrawing" xmlns:wp="http://schemas.openxmlformats.org/drawingml/2006/wordprocessingDrawing" xmlns:w10="urn:schemas-microsoft-com:office:word" xmlns:w="http://schemas.openxmlformats.org/wordprocessingml/2006/main" xmlns:w14="http://schemas.microsoft.com/office/word/2010/wordml" xmlns:w15="http://schemas.microsoft.com/office/word/2012/wordml" xmlns:w16cex="http://schemas.microsoft.com/office/word/2018/wordml/cex" xmlns:w16cid="http://schemas.microsoft.com/office/word/2016/wordml/cid" xmlns:w16="http://schemas.microsoft.com/office/word/2018/wordml" xmlns:w16sdtdh="http://schemas.microsoft.com/office/word/2020/wordml/sdtdatahash" xmlns:w16se="http://schemas.microsoft.com/office/word/2015/wordml/symex" xmlns:wpg="http://schemas.microsoft.com/office/word/2010/wordprocessingGroup" xmlns:wpi="http://schemas.microsoft.com/office/word/2010/wordprocessingInk" xmlns:wne="http://schemas.microsoft.com/office/word/2006/wordml" xmlns:wps="http://schemas.microsoft.com/office/word/2010/wordprocessingShape" mc:Ignorable="w14 w15 w16se w16cid w16 w16cex w16sdtdh wp14">
   <w:p>
     <w:pPr>
       <w:pStyle w:val="af0"/>
@@ -18455,13 +18487,13 @@
 </file>
 
 <file path=word/footer3.xml><?xml version="1.0" encoding="utf-8"?>
-<w:ftr xmlns:wpc="http://schemas.microsoft.com/office/word/2010/wordprocessingCanvas" xmlns:cx="http://schemas.microsoft.com/office/drawing/2014/chartex" xmlns:cx1="http://schemas.microsoft.com/office/drawing/2015/9/8/chartex" xmlns:cx2="http://schemas.microsoft.com/office/drawing/2015/10/21/chartex" xmlns:cx3="http://schemas.microsoft.com/office/drawing/2016/5/9/chartex" xmlns:cx4="http://schemas.microsoft.com/office/drawing/2016/5/10/chartex" xmlns:cx5="http://schemas.microsoft.com/office/drawing/2016/5/11/chartex" xmlns:cx6="http://schemas.microsoft.com/office/drawing/2016/5/12/chartex" xmlns:cx7="http://schemas.microsoft.com/office/drawing/2016/5/13/chartex" xmlns:cx8="http://schemas.microsoft.com/office/drawing/2016/5/14/chartex" xmlns:mc="http://schemas.openxmlformats.org/markup-compatibility/2006" xmlns:aink="http://schemas.microsoft.com/office/drawing/2016/ink" xmlns:am3d="http://schemas.microsoft.com/office/drawing/2017/model3d" xmlns:o="urn:schemas-microsoft-com:office:office" xmlns:oel="http://schemas.microsoft.com/office/2019/extlst" xmlns:r="http://schemas.openxmlformats.org/officeDocument/2006/relationships" xmlns:m="http://schemas.openxmlformats.org/officeDocument/2006/math" xmlns:v="urn:schemas-microsoft-com:vml" xmlns:wp14="http://schemas.microsoft.com/office/word/2010/wordprocessingDrawing" xmlns:wp="http://schemas.openxmlformats.org/drawingml/2006/wordprocessingDrawing" xmlns:w10="urn:schemas-microsoft-com:office:word" xmlns:w="http://schemas.openxmlformats.org/wordprocessingml/2006/main" xmlns:w14="http://schemas.microsoft.com/office/word/2010/wordml" xmlns:w15="http://schemas.microsoft.com/office/word/2012/wordml" xmlns:w16cex="http://schemas.microsoft.com/office/word/2018/wordml/cex" xmlns:w16cid="http://schemas.microsoft.com/office/word/2016/wordml/cid" xmlns:w16="http://schemas.microsoft.com/office/word/2018/wordml" xmlns:w16sdtdh="http://schemas.microsoft.com/office/word/2020/wordml/sdtdatahash" xmlns:w16se="http://schemas.microsoft.com/office/word/2015/wordml/symex" xmlns:wpg="http://schemas.microsoft.com/office/word/2010/wordprocessingGroup" xmlns:wpi="http://schemas.microsoft.com/office/word/2010/wordprocessingInk" xmlns:wne="http://schemas.microsoft.com/office/word/2006/wordml" xmlns:wps="http://schemas.microsoft.com/office/word/2010/wordprocessingShape" mc:Ignorable="w14 w15 w16se w16cid w16 w16cex w16sdtdh wp14">
+<w:ftr xmlns:wpc="http://schemas.microsoft.com/office/word/2010/wordprocessingCanvas" xmlns:cx="http://schemas.microsoft.com/office/drawing/2014/chartex" xmlns:cx1="http://schemas.microsoft.com/office/drawing/2015/9/8/chartex" xmlns:cx2="http://schemas.microsoft.com/office/drawing/2015/10/21/chartex" xmlns:cx3="http://schemas.microsoft.com/office/drawing/2016/5/9/chartex" xmlns:cx4="http://schemas.microsoft.com/office/drawing/2016/5/10/chartex" xmlns:cx5="http://schemas.microsoft.com/office/drawing/2016/5/11/chartex" xmlns:cx6="http://schemas.microsoft.com/office/drawing/2016/5/12/chartex" xmlns:cx7="http://schemas.microsoft.com/office/drawing/2016/5/13/chartex" xmlns:cx8="http://schemas.microsoft.com/office/drawing/2016/5/14/chartex" xmlns:mc="http://schemas.openxmlformats.org/markup-compatibility/2006" xmlns:aink="http://schemas.microsoft.com/office/drawing/2016/ink" xmlns:am3d="http://schemas.microsoft.com/office/drawing/2017/model3d" xmlns:o="urn:schemas-microsoft-com:office:office" xmlns:r="http://schemas.openxmlformats.org/officeDocument/2006/relationships" xmlns:m="http://schemas.openxmlformats.org/officeDocument/2006/math" xmlns:v="urn:schemas-microsoft-com:vml" xmlns:wp14="http://schemas.microsoft.com/office/word/2010/wordprocessingDrawing" xmlns:wp="http://schemas.openxmlformats.org/drawingml/2006/wordprocessingDrawing" xmlns:w10="urn:schemas-microsoft-com:office:word" xmlns:w="http://schemas.openxmlformats.org/wordprocessingml/2006/main" xmlns:w14="http://schemas.microsoft.com/office/word/2010/wordml" xmlns:w15="http://schemas.microsoft.com/office/word/2012/wordml" xmlns:w16cex="http://schemas.microsoft.com/office/word/2018/wordml/cex" xmlns:w16cid="http://schemas.microsoft.com/office/word/2016/wordml/cid" xmlns:w16="http://schemas.microsoft.com/office/word/2018/wordml" xmlns:w16sdtdh="http://schemas.microsoft.com/office/word/2020/wordml/sdtdatahash" xmlns:w16se="http://schemas.microsoft.com/office/word/2015/wordml/symex" xmlns:wpg="http://schemas.microsoft.com/office/word/2010/wordprocessingGroup" xmlns:wpi="http://schemas.microsoft.com/office/word/2010/wordprocessingInk" xmlns:wne="http://schemas.microsoft.com/office/word/2006/wordml" xmlns:wps="http://schemas.microsoft.com/office/word/2010/wordprocessingShape" mc:Ignorable="w14 w15 w16se w16cid w16 w16cex w16sdtdh wp14">
   <w:p/>
 </w:ftr>
 </file>
 
 <file path=word/footer4.xml><?xml version="1.0" encoding="utf-8"?>
-<w:ftr xmlns:wpc="http://schemas.microsoft.com/office/word/2010/wordprocessingCanvas" xmlns:cx="http://schemas.microsoft.com/office/drawing/2014/chartex" xmlns:cx1="http://schemas.microsoft.com/office/drawing/2015/9/8/chartex" xmlns:cx2="http://schemas.microsoft.com/office/drawing/2015/10/21/chartex" xmlns:cx3="http://schemas.microsoft.com/office/drawing/2016/5/9/chartex" xmlns:cx4="http://schemas.microsoft.com/office/drawing/2016/5/10/chartex" xmlns:cx5="http://schemas.microsoft.com/office/drawing/2016/5/11/chartex" xmlns:cx6="http://schemas.microsoft.com/office/drawing/2016/5/12/chartex" xmlns:cx7="http://schemas.microsoft.com/office/drawing/2016/5/13/chartex" xmlns:cx8="http://schemas.microsoft.com/office/drawing/2016/5/14/chartex" xmlns:mc="http://schemas.openxmlformats.org/markup-compatibility/2006" xmlns:aink="http://schemas.microsoft.com/office/drawing/2016/ink" xmlns:am3d="http://schemas.microsoft.com/office/drawing/2017/model3d" xmlns:o="urn:schemas-microsoft-com:office:office" xmlns:oel="http://schemas.microsoft.com/office/2019/extlst" xmlns:r="http://schemas.openxmlformats.org/officeDocument/2006/relationships" xmlns:m="http://schemas.openxmlformats.org/officeDocument/2006/math" xmlns:v="urn:schemas-microsoft-com:vml" xmlns:wp14="http://schemas.microsoft.com/office/word/2010/wordprocessingDrawing" xmlns:wp="http://schemas.openxmlformats.org/drawingml/2006/wordprocessingDrawing" xmlns:w10="urn:schemas-microsoft-com:office:word" xmlns:w="http://schemas.openxmlformats.org/wordprocessingml/2006/main" xmlns:w14="http://schemas.microsoft.com/office/word/2010/wordml" xmlns:w15="http://schemas.microsoft.com/office/word/2012/wordml" xmlns:w16cex="http://schemas.microsoft.com/office/word/2018/wordml/cex" xmlns:w16cid="http://schemas.microsoft.com/office/word/2016/wordml/cid" xmlns:w16="http://schemas.microsoft.com/office/word/2018/wordml" xmlns:w16sdtdh="http://schemas.microsoft.com/office/word/2020/wordml/sdtdatahash" xmlns:w16se="http://schemas.microsoft.com/office/word/2015/wordml/symex" xmlns:wpg="http://schemas.microsoft.com/office/word/2010/wordprocessingGroup" xmlns:wpi="http://schemas.microsoft.com/office/word/2010/wordprocessingInk" xmlns:wne="http://schemas.microsoft.com/office/word/2006/wordml" xmlns:wps="http://schemas.microsoft.com/office/word/2010/wordprocessingShape" mc:Ignorable="w14 w15 w16se w16cid w16 w16cex w16sdtdh wp14">
+<w:ftr xmlns:wpc="http://schemas.microsoft.com/office/word/2010/wordprocessingCanvas" xmlns:cx="http://schemas.microsoft.com/office/drawing/2014/chartex" xmlns:cx1="http://schemas.microsoft.com/office/drawing/2015/9/8/chartex" xmlns:cx2="http://schemas.microsoft.com/office/drawing/2015/10/21/chartex" xmlns:cx3="http://schemas.microsoft.com/office/drawing/2016/5/9/chartex" xmlns:cx4="http://schemas.microsoft.com/office/drawing/2016/5/10/chartex" xmlns:cx5="http://schemas.microsoft.com/office/drawing/2016/5/11/chartex" xmlns:cx6="http://schemas.microsoft.com/office/drawing/2016/5/12/chartex" xmlns:cx7="http://schemas.microsoft.com/office/drawing/2016/5/13/chartex" xmlns:cx8="http://schemas.microsoft.com/office/drawing/2016/5/14/chartex" xmlns:mc="http://schemas.openxmlformats.org/markup-compatibility/2006" xmlns:aink="http://schemas.microsoft.com/office/drawing/2016/ink" xmlns:am3d="http://schemas.microsoft.com/office/drawing/2017/model3d" xmlns:o="urn:schemas-microsoft-com:office:office" xmlns:r="http://schemas.openxmlformats.org/officeDocument/2006/relationships" xmlns:m="http://schemas.openxmlformats.org/officeDocument/2006/math" xmlns:v="urn:schemas-microsoft-com:vml" xmlns:wp14="http://schemas.microsoft.com/office/word/2010/wordprocessingDrawing" xmlns:wp="http://schemas.openxmlformats.org/drawingml/2006/wordprocessingDrawing" xmlns:w10="urn:schemas-microsoft-com:office:word" xmlns:w="http://schemas.openxmlformats.org/wordprocessingml/2006/main" xmlns:w14="http://schemas.microsoft.com/office/word/2010/wordml" xmlns:w15="http://schemas.microsoft.com/office/word/2012/wordml" xmlns:w16cex="http://schemas.microsoft.com/office/word/2018/wordml/cex" xmlns:w16cid="http://schemas.microsoft.com/office/word/2016/wordml/cid" xmlns:w16="http://schemas.microsoft.com/office/word/2018/wordml" xmlns:w16sdtdh="http://schemas.microsoft.com/office/word/2020/wordml/sdtdatahash" xmlns:w16se="http://schemas.microsoft.com/office/word/2015/wordml/symex" xmlns:wpg="http://schemas.microsoft.com/office/word/2010/wordprocessingGroup" xmlns:wpi="http://schemas.microsoft.com/office/word/2010/wordprocessingInk" xmlns:wne="http://schemas.microsoft.com/office/word/2006/wordml" xmlns:wps="http://schemas.microsoft.com/office/word/2010/wordprocessingShape" mc:Ignorable="w14 w15 w16se w16cid w16 w16cex w16sdtdh wp14">
   <w:p>
     <w:pPr>
       <w:tabs>
@@ -18478,13 +18510,13 @@
 </file>
 
 <file path=word/footer5.xml><?xml version="1.0" encoding="utf-8"?>
-<w:ftr xmlns:wpc="http://schemas.microsoft.com/office/word/2010/wordprocessingCanvas" xmlns:cx="http://schemas.microsoft.com/office/drawing/2014/chartex" xmlns:cx1="http://schemas.microsoft.com/office/drawing/2015/9/8/chartex" xmlns:cx2="http://schemas.microsoft.com/office/drawing/2015/10/21/chartex" xmlns:cx3="http://schemas.microsoft.com/office/drawing/2016/5/9/chartex" xmlns:cx4="http://schemas.microsoft.com/office/drawing/2016/5/10/chartex" xmlns:cx5="http://schemas.microsoft.com/office/drawing/2016/5/11/chartex" xmlns:cx6="http://schemas.microsoft.com/office/drawing/2016/5/12/chartex" xmlns:cx7="http://schemas.microsoft.com/office/drawing/2016/5/13/chartex" xmlns:cx8="http://schemas.microsoft.com/office/drawing/2016/5/14/chartex" xmlns:mc="http://schemas.openxmlformats.org/markup-compatibility/2006" xmlns:aink="http://schemas.microsoft.com/office/drawing/2016/ink" xmlns:am3d="http://schemas.microsoft.com/office/drawing/2017/model3d" xmlns:o="urn:schemas-microsoft-com:office:office" xmlns:oel="http://schemas.microsoft.com/office/2019/extlst" xmlns:r="http://schemas.openxmlformats.org/officeDocument/2006/relationships" xmlns:m="http://schemas.openxmlformats.org/officeDocument/2006/math" xmlns:v="urn:schemas-microsoft-com:vml" xmlns:wp14="http://schemas.microsoft.com/office/word/2010/wordprocessingDrawing" xmlns:wp="http://schemas.openxmlformats.org/drawingml/2006/wordprocessingDrawing" xmlns:w10="urn:schemas-microsoft-com:office:word" xmlns:w="http://schemas.openxmlformats.org/wordprocessingml/2006/main" xmlns:w14="http://schemas.microsoft.com/office/word/2010/wordml" xmlns:w15="http://schemas.microsoft.com/office/word/2012/wordml" xmlns:w16cex="http://schemas.microsoft.com/office/word/2018/wordml/cex" xmlns:w16cid="http://schemas.microsoft.com/office/word/2016/wordml/cid" xmlns:w16="http://schemas.microsoft.com/office/word/2018/wordml" xmlns:w16sdtdh="http://schemas.microsoft.com/office/word/2020/wordml/sdtdatahash" xmlns:w16se="http://schemas.microsoft.com/office/word/2015/wordml/symex" xmlns:wpg="http://schemas.microsoft.com/office/word/2010/wordprocessingGroup" xmlns:wpi="http://schemas.microsoft.com/office/word/2010/wordprocessingInk" xmlns:wne="http://schemas.microsoft.com/office/word/2006/wordml" xmlns:wps="http://schemas.microsoft.com/office/word/2010/wordprocessingShape" mc:Ignorable="w14 w15 w16se w16cid w16 w16cex w16sdtdh wp14">
+<w:ftr xmlns:wpc="http://schemas.microsoft.com/office/word/2010/wordprocessingCanvas" xmlns:cx="http://schemas.microsoft.com/office/drawing/2014/chartex" xmlns:cx1="http://schemas.microsoft.com/office/drawing/2015/9/8/chartex" xmlns:cx2="http://schemas.microsoft.com/office/drawing/2015/10/21/chartex" xmlns:cx3="http://schemas.microsoft.com/office/drawing/2016/5/9/chartex" xmlns:cx4="http://schemas.microsoft.com/office/drawing/2016/5/10/chartex" xmlns:cx5="http://schemas.microsoft.com/office/drawing/2016/5/11/chartex" xmlns:cx6="http://schemas.microsoft.com/office/drawing/2016/5/12/chartex" xmlns:cx7="http://schemas.microsoft.com/office/drawing/2016/5/13/chartex" xmlns:cx8="http://schemas.microsoft.com/office/drawing/2016/5/14/chartex" xmlns:mc="http://schemas.openxmlformats.org/markup-compatibility/2006" xmlns:aink="http://schemas.microsoft.com/office/drawing/2016/ink" xmlns:am3d="http://schemas.microsoft.com/office/drawing/2017/model3d" xmlns:o="urn:schemas-microsoft-com:office:office" xmlns:r="http://schemas.openxmlformats.org/officeDocument/2006/relationships" xmlns:m="http://schemas.openxmlformats.org/officeDocument/2006/math" xmlns:v="urn:schemas-microsoft-com:vml" xmlns:wp14="http://schemas.microsoft.com/office/word/2010/wordprocessingDrawing" xmlns:wp="http://schemas.openxmlformats.org/drawingml/2006/wordprocessingDrawing" xmlns:w10="urn:schemas-microsoft-com:office:word" xmlns:w="http://schemas.openxmlformats.org/wordprocessingml/2006/main" xmlns:w14="http://schemas.microsoft.com/office/word/2010/wordml" xmlns:w15="http://schemas.microsoft.com/office/word/2012/wordml" xmlns:w16cex="http://schemas.microsoft.com/office/word/2018/wordml/cex" xmlns:w16cid="http://schemas.microsoft.com/office/word/2016/wordml/cid" xmlns:w16="http://schemas.microsoft.com/office/word/2018/wordml" xmlns:w16sdtdh="http://schemas.microsoft.com/office/word/2020/wordml/sdtdatahash" xmlns:w16se="http://schemas.microsoft.com/office/word/2015/wordml/symex" xmlns:wpg="http://schemas.microsoft.com/office/word/2010/wordprocessingGroup" xmlns:wpi="http://schemas.microsoft.com/office/word/2010/wordprocessingInk" xmlns:wne="http://schemas.microsoft.com/office/word/2006/wordml" xmlns:wps="http://schemas.microsoft.com/office/word/2010/wordprocessingShape" mc:Ignorable="w14 w15 w16se w16cid w16 w16cex w16sdtdh wp14">
   <w:p/>
 </w:ftr>
 </file>
 
 <file path=word/footer6.xml><?xml version="1.0" encoding="utf-8"?>
-<w:ftr xmlns:wpc="http://schemas.microsoft.com/office/word/2010/wordprocessingCanvas" xmlns:cx="http://schemas.microsoft.com/office/drawing/2014/chartex" xmlns:cx1="http://schemas.microsoft.com/office/drawing/2015/9/8/chartex" xmlns:cx2="http://schemas.microsoft.com/office/drawing/2015/10/21/chartex" xmlns:cx3="http://schemas.microsoft.com/office/drawing/2016/5/9/chartex" xmlns:cx4="http://schemas.microsoft.com/office/drawing/2016/5/10/chartex" xmlns:cx5="http://schemas.microsoft.com/office/drawing/2016/5/11/chartex" xmlns:cx6="http://schemas.microsoft.com/office/drawing/2016/5/12/chartex" xmlns:cx7="http://schemas.microsoft.com/office/drawing/2016/5/13/chartex" xmlns:cx8="http://schemas.microsoft.com/office/drawing/2016/5/14/chartex" xmlns:mc="http://schemas.openxmlformats.org/markup-compatibility/2006" xmlns:aink="http://schemas.microsoft.com/office/drawing/2016/ink" xmlns:am3d="http://schemas.microsoft.com/office/drawing/2017/model3d" xmlns:o="urn:schemas-microsoft-com:office:office" xmlns:oel="http://schemas.microsoft.com/office/2019/extlst" xmlns:r="http://schemas.openxmlformats.org/officeDocument/2006/relationships" xmlns:m="http://schemas.openxmlformats.org/officeDocument/2006/math" xmlns:v="urn:schemas-microsoft-com:vml" xmlns:wp14="http://schemas.microsoft.com/office/word/2010/wordprocessingDrawing" xmlns:wp="http://schemas.openxmlformats.org/drawingml/2006/wordprocessingDrawing" xmlns:w10="urn:schemas-microsoft-com:office:word" xmlns:w="http://schemas.openxmlformats.org/wordprocessingml/2006/main" xmlns:w14="http://schemas.microsoft.com/office/word/2010/wordml" xmlns:w15="http://schemas.microsoft.com/office/word/2012/wordml" xmlns:w16cex="http://schemas.microsoft.com/office/word/2018/wordml/cex" xmlns:w16cid="http://schemas.microsoft.com/office/word/2016/wordml/cid" xmlns:w16="http://schemas.microsoft.com/office/word/2018/wordml" xmlns:w16sdtdh="http://schemas.microsoft.com/office/word/2020/wordml/sdtdatahash" xmlns:w16se="http://schemas.microsoft.com/office/word/2015/wordml/symex" xmlns:wpg="http://schemas.microsoft.com/office/word/2010/wordprocessingGroup" xmlns:wpi="http://schemas.microsoft.com/office/word/2010/wordprocessingInk" xmlns:wne="http://schemas.microsoft.com/office/word/2006/wordml" xmlns:wps="http://schemas.microsoft.com/office/word/2010/wordprocessingShape" mc:Ignorable="w14 w15 w16se w16cid w16 w16cex w16sdtdh wp14">
+<w:ftr xmlns:wpc="http://schemas.microsoft.com/office/word/2010/wordprocessingCanvas" xmlns:cx="http://schemas.microsoft.com/office/drawing/2014/chartex" xmlns:cx1="http://schemas.microsoft.com/office/drawing/2015/9/8/chartex" xmlns:cx2="http://schemas.microsoft.com/office/drawing/2015/10/21/chartex" xmlns:cx3="http://schemas.microsoft.com/office/drawing/2016/5/9/chartex" xmlns:cx4="http://schemas.microsoft.com/office/drawing/2016/5/10/chartex" xmlns:cx5="http://schemas.microsoft.com/office/drawing/2016/5/11/chartex" xmlns:cx6="http://schemas.microsoft.com/office/drawing/2016/5/12/chartex" xmlns:cx7="http://schemas.microsoft.com/office/drawing/2016/5/13/chartex" xmlns:cx8="http://schemas.microsoft.com/office/drawing/2016/5/14/chartex" xmlns:mc="http://schemas.openxmlformats.org/markup-compatibility/2006" xmlns:aink="http://schemas.microsoft.com/office/drawing/2016/ink" xmlns:am3d="http://schemas.microsoft.com/office/drawing/2017/model3d" xmlns:o="urn:schemas-microsoft-com:office:office" xmlns:r="http://schemas.openxmlformats.org/officeDocument/2006/relationships" xmlns:m="http://schemas.openxmlformats.org/officeDocument/2006/math" xmlns:v="urn:schemas-microsoft-com:vml" xmlns:wp14="http://schemas.microsoft.com/office/word/2010/wordprocessingDrawing" xmlns:wp="http://schemas.openxmlformats.org/drawingml/2006/wordprocessingDrawing" xmlns:w10="urn:schemas-microsoft-com:office:word" xmlns:w="http://schemas.openxmlformats.org/wordprocessingml/2006/main" xmlns:w14="http://schemas.microsoft.com/office/word/2010/wordml" xmlns:w15="http://schemas.microsoft.com/office/word/2012/wordml" xmlns:w16cex="http://schemas.microsoft.com/office/word/2018/wordml/cex" xmlns:w16cid="http://schemas.microsoft.com/office/word/2016/wordml/cid" xmlns:w16="http://schemas.microsoft.com/office/word/2018/wordml" xmlns:w16sdtdh="http://schemas.microsoft.com/office/word/2020/wordml/sdtdatahash" xmlns:w16se="http://schemas.microsoft.com/office/word/2015/wordml/symex" xmlns:wpg="http://schemas.microsoft.com/office/word/2010/wordprocessingGroup" xmlns:wpi="http://schemas.microsoft.com/office/word/2010/wordprocessingInk" xmlns:wne="http://schemas.microsoft.com/office/word/2006/wordml" xmlns:wps="http://schemas.microsoft.com/office/word/2010/wordprocessingShape" mc:Ignorable="w14 w15 w16se w16cid w16 w16cex w16sdtdh wp14">
   <w:p>
     <w:pPr>
       <w:pStyle w:val="af0"/>
@@ -18555,7 +18587,7 @@
 </file>
 
 <file path=word/footnotes.xml><?xml version="1.0" encoding="utf-8"?>
-<w:footnotes xmlns:wpc="http://schemas.microsoft.com/office/word/2010/wordprocessingCanvas" xmlns:cx="http://schemas.microsoft.com/office/drawing/2014/chartex" xmlns:cx1="http://schemas.microsoft.com/office/drawing/2015/9/8/chartex" xmlns:cx2="http://schemas.microsoft.com/office/drawing/2015/10/21/chartex" xmlns:cx3="http://schemas.microsoft.com/office/drawing/2016/5/9/chartex" xmlns:cx4="http://schemas.microsoft.com/office/drawing/2016/5/10/chartex" xmlns:cx5="http://schemas.microsoft.com/office/drawing/2016/5/11/chartex" xmlns:cx6="http://schemas.microsoft.com/office/drawing/2016/5/12/chartex" xmlns:cx7="http://schemas.microsoft.com/office/drawing/2016/5/13/chartex" xmlns:cx8="http://schemas.microsoft.com/office/drawing/2016/5/14/chartex" xmlns:mc="http://schemas.openxmlformats.org/markup-compatibility/2006" xmlns:aink="http://schemas.microsoft.com/office/drawing/2016/ink" xmlns:am3d="http://schemas.microsoft.com/office/drawing/2017/model3d" xmlns:o="urn:schemas-microsoft-com:office:office" xmlns:oel="http://schemas.microsoft.com/office/2019/extlst" xmlns:r="http://schemas.openxmlformats.org/officeDocument/2006/relationships" xmlns:m="http://schemas.openxmlformats.org/officeDocument/2006/math" xmlns:v="urn:schemas-microsoft-com:vml" xmlns:wp14="http://schemas.microsoft.com/office/word/2010/wordprocessingDrawing" xmlns:wp="http://schemas.openxmlformats.org/drawingml/2006/wordprocessingDrawing" xmlns:w10="urn:schemas-microsoft-com:office:word" xmlns:w="http://schemas.openxmlformats.org/wordprocessingml/2006/main" xmlns:w14="http://schemas.microsoft.com/office/word/2010/wordml" xmlns:w15="http://schemas.microsoft.com/office/word/2012/wordml" xmlns:w16cex="http://schemas.microsoft.com/office/word/2018/wordml/cex" xmlns:w16cid="http://schemas.microsoft.com/office/word/2016/wordml/cid" xmlns:w16="http://schemas.microsoft.com/office/word/2018/wordml" xmlns:w16sdtdh="http://schemas.microsoft.com/office/word/2020/wordml/sdtdatahash" xmlns:w16se="http://schemas.microsoft.com/office/word/2015/wordml/symex" xmlns:wpg="http://schemas.microsoft.com/office/word/2010/wordprocessingGroup" xmlns:wpi="http://schemas.microsoft.com/office/word/2010/wordprocessingInk" xmlns:wne="http://schemas.microsoft.com/office/word/2006/wordml" xmlns:wps="http://schemas.microsoft.com/office/word/2010/wordprocessingShape" mc:Ignorable="w14 w15 w16se w16cid w16 w16cex w16sdtdh wp14">
+<w:footnotes xmlns:wpc="http://schemas.microsoft.com/office/word/2010/wordprocessingCanvas" xmlns:cx="http://schemas.microsoft.com/office/drawing/2014/chartex" xmlns:cx1="http://schemas.microsoft.com/office/drawing/2015/9/8/chartex" xmlns:cx2="http://schemas.microsoft.com/office/drawing/2015/10/21/chartex" xmlns:cx3="http://schemas.microsoft.com/office/drawing/2016/5/9/chartex" xmlns:cx4="http://schemas.microsoft.com/office/drawing/2016/5/10/chartex" xmlns:cx5="http://schemas.microsoft.com/office/drawing/2016/5/11/chartex" xmlns:cx6="http://schemas.microsoft.com/office/drawing/2016/5/12/chartex" xmlns:cx7="http://schemas.microsoft.com/office/drawing/2016/5/13/chartex" xmlns:cx8="http://schemas.microsoft.com/office/drawing/2016/5/14/chartex" xmlns:mc="http://schemas.openxmlformats.org/markup-compatibility/2006" xmlns:aink="http://schemas.microsoft.com/office/drawing/2016/ink" xmlns:am3d="http://schemas.microsoft.com/office/drawing/2017/model3d" xmlns:o="urn:schemas-microsoft-com:office:office" xmlns:r="http://schemas.openxmlformats.org/officeDocument/2006/relationships" xmlns:m="http://schemas.openxmlformats.org/officeDocument/2006/math" xmlns:v="urn:schemas-microsoft-com:vml" xmlns:wp14="http://schemas.microsoft.com/office/word/2010/wordprocessingDrawing" xmlns:wp="http://schemas.openxmlformats.org/drawingml/2006/wordprocessingDrawing" xmlns:w10="urn:schemas-microsoft-com:office:word" xmlns:w="http://schemas.openxmlformats.org/wordprocessingml/2006/main" xmlns:w14="http://schemas.microsoft.com/office/word/2010/wordml" xmlns:w15="http://schemas.microsoft.com/office/word/2012/wordml" xmlns:w16cex="http://schemas.microsoft.com/office/word/2018/wordml/cex" xmlns:w16cid="http://schemas.microsoft.com/office/word/2016/wordml/cid" xmlns:w16="http://schemas.microsoft.com/office/word/2018/wordml" xmlns:w16sdtdh="http://schemas.microsoft.com/office/word/2020/wordml/sdtdatahash" xmlns:w16se="http://schemas.microsoft.com/office/word/2015/wordml/symex" xmlns:wpg="http://schemas.microsoft.com/office/word/2010/wordprocessingGroup" xmlns:wpi="http://schemas.microsoft.com/office/word/2010/wordprocessingInk" xmlns:wne="http://schemas.microsoft.com/office/word/2006/wordml" xmlns:wps="http://schemas.microsoft.com/office/word/2010/wordprocessingShape" mc:Ignorable="w14 w15 w16se w16cid w16 w16cex w16sdtdh wp14">
   <w:footnote w:type="separator" w:id="-1">
     <w:p>
       <w:r>
@@ -18574,7 +18606,7 @@
 </file>
 
 <file path=word/header1.xml><?xml version="1.0" encoding="utf-8"?>
-<w:hdr xmlns:wpc="http://schemas.microsoft.com/office/word/2010/wordprocessingCanvas" xmlns:cx="http://schemas.microsoft.com/office/drawing/2014/chartex" xmlns:cx1="http://schemas.microsoft.com/office/drawing/2015/9/8/chartex" xmlns:cx2="http://schemas.microsoft.com/office/drawing/2015/10/21/chartex" xmlns:cx3="http://schemas.microsoft.com/office/drawing/2016/5/9/chartex" xmlns:cx4="http://schemas.microsoft.com/office/drawing/2016/5/10/chartex" xmlns:cx5="http://schemas.microsoft.com/office/drawing/2016/5/11/chartex" xmlns:cx6="http://schemas.microsoft.com/office/drawing/2016/5/12/chartex" xmlns:cx7="http://schemas.microsoft.com/office/drawing/2016/5/13/chartex" xmlns:cx8="http://schemas.microsoft.com/office/drawing/2016/5/14/chartex" xmlns:mc="http://schemas.openxmlformats.org/markup-compatibility/2006" xmlns:aink="http://schemas.microsoft.com/office/drawing/2016/ink" xmlns:am3d="http://schemas.microsoft.com/office/drawing/2017/model3d" xmlns:o="urn:schemas-microsoft-com:office:office" xmlns:oel="http://schemas.microsoft.com/office/2019/extlst" xmlns:r="http://schemas.openxmlformats.org/officeDocument/2006/relationships" xmlns:m="http://schemas.openxmlformats.org/officeDocument/2006/math" xmlns:v="urn:schemas-microsoft-com:vml" xmlns:wp14="http://schemas.microsoft.com/office/word/2010/wordprocessingDrawing" xmlns:wp="http://schemas.openxmlformats.org/drawingml/2006/wordprocessingDrawing" xmlns:w10="urn:schemas-microsoft-com:office:word" xmlns:w="http://schemas.openxmlformats.org/wordprocessingml/2006/main" xmlns:w14="http://schemas.microsoft.com/office/word/2010/wordml" xmlns:w15="http://schemas.microsoft.com/office/word/2012/wordml" xmlns:w16cex="http://schemas.microsoft.com/office/word/2018/wordml/cex" xmlns:w16cid="http://schemas.microsoft.com/office/word/2016/wordml/cid" xmlns:w16="http://schemas.microsoft.com/office/word/2018/wordml" xmlns:w16sdtdh="http://schemas.microsoft.com/office/word/2020/wordml/sdtdatahash" xmlns:w16se="http://schemas.microsoft.com/office/word/2015/wordml/symex" xmlns:wpg="http://schemas.microsoft.com/office/word/2010/wordprocessingGroup" xmlns:wpi="http://schemas.microsoft.com/office/word/2010/wordprocessingInk" xmlns:wne="http://schemas.microsoft.com/office/word/2006/wordml" xmlns:wps="http://schemas.microsoft.com/office/word/2010/wordprocessingShape" mc:Ignorable="w14 w15 w16se w16cid w16 w16cex w16sdtdh wp14">
+<w:hdr xmlns:wpc="http://schemas.microsoft.com/office/word/2010/wordprocessingCanvas" xmlns:cx="http://schemas.microsoft.com/office/drawing/2014/chartex" xmlns:cx1="http://schemas.microsoft.com/office/drawing/2015/9/8/chartex" xmlns:cx2="http://schemas.microsoft.com/office/drawing/2015/10/21/chartex" xmlns:cx3="http://schemas.microsoft.com/office/drawing/2016/5/9/chartex" xmlns:cx4="http://schemas.microsoft.com/office/drawing/2016/5/10/chartex" xmlns:cx5="http://schemas.microsoft.com/office/drawing/2016/5/11/chartex" xmlns:cx6="http://schemas.microsoft.com/office/drawing/2016/5/12/chartex" xmlns:cx7="http://schemas.microsoft.com/office/drawing/2016/5/13/chartex" xmlns:cx8="http://schemas.microsoft.com/office/drawing/2016/5/14/chartex" xmlns:mc="http://schemas.openxmlformats.org/markup-compatibility/2006" xmlns:aink="http://schemas.microsoft.com/office/drawing/2016/ink" xmlns:am3d="http://schemas.microsoft.com/office/drawing/2017/model3d" xmlns:o="urn:schemas-microsoft-com:office:office" xmlns:r="http://schemas.openxmlformats.org/officeDocument/2006/relationships" xmlns:m="http://schemas.openxmlformats.org/officeDocument/2006/math" xmlns:v="urn:schemas-microsoft-com:vml" xmlns:wp14="http://schemas.microsoft.com/office/word/2010/wordprocessingDrawing" xmlns:wp="http://schemas.openxmlformats.org/drawingml/2006/wordprocessingDrawing" xmlns:w10="urn:schemas-microsoft-com:office:word" xmlns:w="http://schemas.openxmlformats.org/wordprocessingml/2006/main" xmlns:w14="http://schemas.microsoft.com/office/word/2010/wordml" xmlns:w15="http://schemas.microsoft.com/office/word/2012/wordml" xmlns:w16cex="http://schemas.microsoft.com/office/word/2018/wordml/cex" xmlns:w16cid="http://schemas.microsoft.com/office/word/2016/wordml/cid" xmlns:w16="http://schemas.microsoft.com/office/word/2018/wordml" xmlns:w16sdtdh="http://schemas.microsoft.com/office/word/2020/wordml/sdtdatahash" xmlns:w16se="http://schemas.microsoft.com/office/word/2015/wordml/symex" xmlns:wpg="http://schemas.microsoft.com/office/word/2010/wordprocessingGroup" xmlns:wpi="http://schemas.microsoft.com/office/word/2010/wordprocessingInk" xmlns:wne="http://schemas.microsoft.com/office/word/2006/wordml" xmlns:wps="http://schemas.microsoft.com/office/word/2010/wordprocessingShape" mc:Ignorable="w14 w15 w16se w16cid w16 w16cex w16sdtdh wp14">
   <w:tbl>
     <w:tblPr>
       <w:tblW w:w="0" w:type="auto"/>
@@ -19023,7 +19055,7 @@
                 <v:stroke joinstyle="miter"/>
                 <v:path gradientshapeok="t" o:connecttype="rect"/>
               </v:shapetype>
-              <v:shape id="Text Box 1" o:spid="_x0000_s1025" type="#_x0000_t202" style="position:absolute;margin-left:258.65pt;margin-top:167.9pt;width:88pt;height:24pt;z-index:251657216;visibility:visible">
+              <v:shape id="Text Box 1" o:spid="_x0000_s1025" type="#_x0000_t202" style="position:absolute;margin-left:258.65pt;margin-top:167.9pt;width:88pt;height:24pt;z-index:1;visibility:visible">
                 <v:textbox style="mso-next-textbox:#Text Box 1">
                   <w:txbxContent>
                     <w:p>
@@ -19119,7 +19151,7 @@
 </file>
 
 <file path=word/header2.xml><?xml version="1.0" encoding="utf-8"?>
-<w:hdr xmlns:wpc="http://schemas.microsoft.com/office/word/2010/wordprocessingCanvas" xmlns:cx="http://schemas.microsoft.com/office/drawing/2014/chartex" xmlns:cx1="http://schemas.microsoft.com/office/drawing/2015/9/8/chartex" xmlns:cx2="http://schemas.microsoft.com/office/drawing/2015/10/21/chartex" xmlns:cx3="http://schemas.microsoft.com/office/drawing/2016/5/9/chartex" xmlns:cx4="http://schemas.microsoft.com/office/drawing/2016/5/10/chartex" xmlns:cx5="http://schemas.microsoft.com/office/drawing/2016/5/11/chartex" xmlns:cx6="http://schemas.microsoft.com/office/drawing/2016/5/12/chartex" xmlns:cx7="http://schemas.microsoft.com/office/drawing/2016/5/13/chartex" xmlns:cx8="http://schemas.microsoft.com/office/drawing/2016/5/14/chartex" xmlns:mc="http://schemas.openxmlformats.org/markup-compatibility/2006" xmlns:aink="http://schemas.microsoft.com/office/drawing/2016/ink" xmlns:am3d="http://schemas.microsoft.com/office/drawing/2017/model3d" xmlns:o="urn:schemas-microsoft-com:office:office" xmlns:oel="http://schemas.microsoft.com/office/2019/extlst" xmlns:r="http://schemas.openxmlformats.org/officeDocument/2006/relationships" xmlns:m="http://schemas.openxmlformats.org/officeDocument/2006/math" xmlns:v="urn:schemas-microsoft-com:vml" xmlns:wp14="http://schemas.microsoft.com/office/word/2010/wordprocessingDrawing" xmlns:wp="http://schemas.openxmlformats.org/drawingml/2006/wordprocessingDrawing" xmlns:w10="urn:schemas-microsoft-com:office:word" xmlns:w="http://schemas.openxmlformats.org/wordprocessingml/2006/main" xmlns:w14="http://schemas.microsoft.com/office/word/2010/wordml" xmlns:w15="http://schemas.microsoft.com/office/word/2012/wordml" xmlns:w16cex="http://schemas.microsoft.com/office/word/2018/wordml/cex" xmlns:w16cid="http://schemas.microsoft.com/office/word/2016/wordml/cid" xmlns:w16="http://schemas.microsoft.com/office/word/2018/wordml" xmlns:w16sdtdh="http://schemas.microsoft.com/office/word/2020/wordml/sdtdatahash" xmlns:w16se="http://schemas.microsoft.com/office/word/2015/wordml/symex" xmlns:wpg="http://schemas.microsoft.com/office/word/2010/wordprocessingGroup" xmlns:wpi="http://schemas.microsoft.com/office/word/2010/wordprocessingInk" xmlns:wne="http://schemas.microsoft.com/office/word/2006/wordml" xmlns:wps="http://schemas.microsoft.com/office/word/2010/wordprocessingShape" mc:Ignorable="w14 w15 w16se w16cid w16 w16cex w16sdtdh wp14">
+<w:hdr xmlns:wpc="http://schemas.microsoft.com/office/word/2010/wordprocessingCanvas" xmlns:cx="http://schemas.microsoft.com/office/drawing/2014/chartex" xmlns:cx1="http://schemas.microsoft.com/office/drawing/2015/9/8/chartex" xmlns:cx2="http://schemas.microsoft.com/office/drawing/2015/10/21/chartex" xmlns:cx3="http://schemas.microsoft.com/office/drawing/2016/5/9/chartex" xmlns:cx4="http://schemas.microsoft.com/office/drawing/2016/5/10/chartex" xmlns:cx5="http://schemas.microsoft.com/office/drawing/2016/5/11/chartex" xmlns:cx6="http://schemas.microsoft.com/office/drawing/2016/5/12/chartex" xmlns:cx7="http://schemas.microsoft.com/office/drawing/2016/5/13/chartex" xmlns:cx8="http://schemas.microsoft.com/office/drawing/2016/5/14/chartex" xmlns:mc="http://schemas.openxmlformats.org/markup-compatibility/2006" xmlns:aink="http://schemas.microsoft.com/office/drawing/2016/ink" xmlns:am3d="http://schemas.microsoft.com/office/drawing/2017/model3d" xmlns:o="urn:schemas-microsoft-com:office:office" xmlns:r="http://schemas.openxmlformats.org/officeDocument/2006/relationships" xmlns:m="http://schemas.openxmlformats.org/officeDocument/2006/math" xmlns:v="urn:schemas-microsoft-com:vml" xmlns:wp14="http://schemas.microsoft.com/office/word/2010/wordprocessingDrawing" xmlns:wp="http://schemas.openxmlformats.org/drawingml/2006/wordprocessingDrawing" xmlns:w10="urn:schemas-microsoft-com:office:word" xmlns:w="http://schemas.openxmlformats.org/wordprocessingml/2006/main" xmlns:w14="http://schemas.microsoft.com/office/word/2010/wordml" xmlns:w15="http://schemas.microsoft.com/office/word/2012/wordml" xmlns:w16cex="http://schemas.microsoft.com/office/word/2018/wordml/cex" xmlns:w16cid="http://schemas.microsoft.com/office/word/2016/wordml/cid" xmlns:w16="http://schemas.microsoft.com/office/word/2018/wordml" xmlns:w16sdtdh="http://schemas.microsoft.com/office/word/2020/wordml/sdtdatahash" xmlns:w16se="http://schemas.microsoft.com/office/word/2015/wordml/symex" xmlns:wpg="http://schemas.microsoft.com/office/word/2010/wordprocessingGroup" xmlns:wpi="http://schemas.microsoft.com/office/word/2010/wordprocessingInk" xmlns:wne="http://schemas.microsoft.com/office/word/2006/wordml" xmlns:wps="http://schemas.microsoft.com/office/word/2010/wordprocessingShape" mc:Ignorable="w14 w15 w16se w16cid w16 w16cex w16sdtdh wp14">
   <w:p>
     <w:pPr>
       <w:pStyle w:val="a3"/>
@@ -19129,7 +19161,7 @@
 </file>
 
 <file path=word/header3.xml><?xml version="1.0" encoding="utf-8"?>
-<w:hdr xmlns:wpc="http://schemas.microsoft.com/office/word/2010/wordprocessingCanvas" xmlns:cx="http://schemas.microsoft.com/office/drawing/2014/chartex" xmlns:cx1="http://schemas.microsoft.com/office/drawing/2015/9/8/chartex" xmlns:cx2="http://schemas.microsoft.com/office/drawing/2015/10/21/chartex" xmlns:cx3="http://schemas.microsoft.com/office/drawing/2016/5/9/chartex" xmlns:cx4="http://schemas.microsoft.com/office/drawing/2016/5/10/chartex" xmlns:cx5="http://schemas.microsoft.com/office/drawing/2016/5/11/chartex" xmlns:cx6="http://schemas.microsoft.com/office/drawing/2016/5/12/chartex" xmlns:cx7="http://schemas.microsoft.com/office/drawing/2016/5/13/chartex" xmlns:cx8="http://schemas.microsoft.com/office/drawing/2016/5/14/chartex" xmlns:mc="http://schemas.openxmlformats.org/markup-compatibility/2006" xmlns:aink="http://schemas.microsoft.com/office/drawing/2016/ink" xmlns:am3d="http://schemas.microsoft.com/office/drawing/2017/model3d" xmlns:o="urn:schemas-microsoft-com:office:office" xmlns:oel="http://schemas.microsoft.com/office/2019/extlst" xmlns:r="http://schemas.openxmlformats.org/officeDocument/2006/relationships" xmlns:m="http://schemas.openxmlformats.org/officeDocument/2006/math" xmlns:v="urn:schemas-microsoft-com:vml" xmlns:wp14="http://schemas.microsoft.com/office/word/2010/wordprocessingDrawing" xmlns:wp="http://schemas.openxmlformats.org/drawingml/2006/wordprocessingDrawing" xmlns:w10="urn:schemas-microsoft-com:office:word" xmlns:w="http://schemas.openxmlformats.org/wordprocessingml/2006/main" xmlns:w14="http://schemas.microsoft.com/office/word/2010/wordml" xmlns:w15="http://schemas.microsoft.com/office/word/2012/wordml" xmlns:w16cex="http://schemas.microsoft.com/office/word/2018/wordml/cex" xmlns:w16cid="http://schemas.microsoft.com/office/word/2016/wordml/cid" xmlns:w16="http://schemas.microsoft.com/office/word/2018/wordml" xmlns:w16sdtdh="http://schemas.microsoft.com/office/word/2020/wordml/sdtdatahash" xmlns:w16se="http://schemas.microsoft.com/office/word/2015/wordml/symex" xmlns:wpg="http://schemas.microsoft.com/office/word/2010/wordprocessingGroup" xmlns:wpi="http://schemas.microsoft.com/office/word/2010/wordprocessingInk" xmlns:wne="http://schemas.microsoft.com/office/word/2006/wordml" xmlns:wps="http://schemas.microsoft.com/office/word/2010/wordprocessingShape" mc:Ignorable="w14 w15 w16se w16cid w16 w16cex w16sdtdh wp14">
+<w:hdr xmlns:wpc="http://schemas.microsoft.com/office/word/2010/wordprocessingCanvas" xmlns:cx="http://schemas.microsoft.com/office/drawing/2014/chartex" xmlns:cx1="http://schemas.microsoft.com/office/drawing/2015/9/8/chartex" xmlns:cx2="http://schemas.microsoft.com/office/drawing/2015/10/21/chartex" xmlns:cx3="http://schemas.microsoft.com/office/drawing/2016/5/9/chartex" xmlns:cx4="http://schemas.microsoft.com/office/drawing/2016/5/10/chartex" xmlns:cx5="http://schemas.microsoft.com/office/drawing/2016/5/11/chartex" xmlns:cx6="http://schemas.microsoft.com/office/drawing/2016/5/12/chartex" xmlns:cx7="http://schemas.microsoft.com/office/drawing/2016/5/13/chartex" xmlns:cx8="http://schemas.microsoft.com/office/drawing/2016/5/14/chartex" xmlns:mc="http://schemas.openxmlformats.org/markup-compatibility/2006" xmlns:aink="http://schemas.microsoft.com/office/drawing/2016/ink" xmlns:am3d="http://schemas.microsoft.com/office/drawing/2017/model3d" xmlns:o="urn:schemas-microsoft-com:office:office" xmlns:r="http://schemas.openxmlformats.org/officeDocument/2006/relationships" xmlns:m="http://schemas.openxmlformats.org/officeDocument/2006/math" xmlns:v="urn:schemas-microsoft-com:vml" xmlns:wp14="http://schemas.microsoft.com/office/word/2010/wordprocessingDrawing" xmlns:wp="http://schemas.openxmlformats.org/drawingml/2006/wordprocessingDrawing" xmlns:w10="urn:schemas-microsoft-com:office:word" xmlns:w="http://schemas.openxmlformats.org/wordprocessingml/2006/main" xmlns:w14="http://schemas.microsoft.com/office/word/2010/wordml" xmlns:w15="http://schemas.microsoft.com/office/word/2012/wordml" xmlns:w16cex="http://schemas.microsoft.com/office/word/2018/wordml/cex" xmlns:w16cid="http://schemas.microsoft.com/office/word/2016/wordml/cid" xmlns:w16="http://schemas.microsoft.com/office/word/2018/wordml" xmlns:w16sdtdh="http://schemas.microsoft.com/office/word/2020/wordml/sdtdatahash" xmlns:w16se="http://schemas.microsoft.com/office/word/2015/wordml/symex" xmlns:wpg="http://schemas.microsoft.com/office/word/2010/wordprocessingGroup" xmlns:wpi="http://schemas.microsoft.com/office/word/2010/wordprocessingInk" xmlns:wne="http://schemas.microsoft.com/office/word/2006/wordml" xmlns:wps="http://schemas.microsoft.com/office/word/2010/wordprocessingShape" mc:Ignorable="w14 w15 w16se w16cid w16 w16cex w16sdtdh wp14">
   <w:tbl>
     <w:tblPr>
       <w:tblW w:w="0" w:type="auto"/>
@@ -19463,29 +19495,15 @@
       </w:rPr>
       <w:t xml:space="preserve"> / </w:t>
     </w:r>
-    <w:r>
-      <w:fldChar w:fldCharType="begin"/>
-    </w:r>
-    <w:r>
-      <w:instrText xml:space="preserve"> SECTIONPAGES  \* MERGEFORMAT </w:instrText>
-    </w:r>
-    <w:r>
-      <w:fldChar w:fldCharType="separate"/>
-    </w:r>
-    <w:r>
-      <w:rPr>
-        <w:noProof/>
-        <w:sz w:val="28"/>
-      </w:rPr>
-      <w:t>2</w:t>
-    </w:r>
-    <w:r>
-      <w:rPr>
-        <w:noProof/>
-        <w:sz w:val="28"/>
-      </w:rPr>
-      <w:fldChar w:fldCharType="end"/>
-    </w:r>
+    <w:fldSimple w:instr=" SECTIONPAGES  \* MERGEFORMAT ">
+      <w:r>
+        <w:rPr>
+          <w:noProof/>
+          <w:sz w:val="28"/>
+        </w:rPr>
+        <w:t>2</w:t>
+      </w:r>
+    </w:fldSimple>
     <w:r>
       <w:rPr>
         <w:sz w:val="28"/>
@@ -19509,7 +19527,7 @@
 </file>
 
 <file path=word/header4.xml><?xml version="1.0" encoding="utf-8"?>
-<w:hdr xmlns:wpc="http://schemas.microsoft.com/office/word/2010/wordprocessingCanvas" xmlns:cx="http://schemas.microsoft.com/office/drawing/2014/chartex" xmlns:cx1="http://schemas.microsoft.com/office/drawing/2015/9/8/chartex" xmlns:cx2="http://schemas.microsoft.com/office/drawing/2015/10/21/chartex" xmlns:cx3="http://schemas.microsoft.com/office/drawing/2016/5/9/chartex" xmlns:cx4="http://schemas.microsoft.com/office/drawing/2016/5/10/chartex" xmlns:cx5="http://schemas.microsoft.com/office/drawing/2016/5/11/chartex" xmlns:cx6="http://schemas.microsoft.com/office/drawing/2016/5/12/chartex" xmlns:cx7="http://schemas.microsoft.com/office/drawing/2016/5/13/chartex" xmlns:cx8="http://schemas.microsoft.com/office/drawing/2016/5/14/chartex" xmlns:mc="http://schemas.openxmlformats.org/markup-compatibility/2006" xmlns:aink="http://schemas.microsoft.com/office/drawing/2016/ink" xmlns:am3d="http://schemas.microsoft.com/office/drawing/2017/model3d" xmlns:o="urn:schemas-microsoft-com:office:office" xmlns:oel="http://schemas.microsoft.com/office/2019/extlst" xmlns:r="http://schemas.openxmlformats.org/officeDocument/2006/relationships" xmlns:m="http://schemas.openxmlformats.org/officeDocument/2006/math" xmlns:v="urn:schemas-microsoft-com:vml" xmlns:wp14="http://schemas.microsoft.com/office/word/2010/wordprocessingDrawing" xmlns:wp="http://schemas.openxmlformats.org/drawingml/2006/wordprocessingDrawing" xmlns:w10="urn:schemas-microsoft-com:office:word" xmlns:w="http://schemas.openxmlformats.org/wordprocessingml/2006/main" xmlns:w14="http://schemas.microsoft.com/office/word/2010/wordml" xmlns:w15="http://schemas.microsoft.com/office/word/2012/wordml" xmlns:w16cex="http://schemas.microsoft.com/office/word/2018/wordml/cex" xmlns:w16cid="http://schemas.microsoft.com/office/word/2016/wordml/cid" xmlns:w16="http://schemas.microsoft.com/office/word/2018/wordml" xmlns:w16sdtdh="http://schemas.microsoft.com/office/word/2020/wordml/sdtdatahash" xmlns:w16se="http://schemas.microsoft.com/office/word/2015/wordml/symex" xmlns:wpg="http://schemas.microsoft.com/office/word/2010/wordprocessingGroup" xmlns:wpi="http://schemas.microsoft.com/office/word/2010/wordprocessingInk" xmlns:wne="http://schemas.microsoft.com/office/word/2006/wordml" xmlns:wps="http://schemas.microsoft.com/office/word/2010/wordprocessingShape" mc:Ignorable="w14 w15 w16se w16cid w16 w16cex w16sdtdh wp14">
+<w:hdr xmlns:wpc="http://schemas.microsoft.com/office/word/2010/wordprocessingCanvas" xmlns:cx="http://schemas.microsoft.com/office/drawing/2014/chartex" xmlns:cx1="http://schemas.microsoft.com/office/drawing/2015/9/8/chartex" xmlns:cx2="http://schemas.microsoft.com/office/drawing/2015/10/21/chartex" xmlns:cx3="http://schemas.microsoft.com/office/drawing/2016/5/9/chartex" xmlns:cx4="http://schemas.microsoft.com/office/drawing/2016/5/10/chartex" xmlns:cx5="http://schemas.microsoft.com/office/drawing/2016/5/11/chartex" xmlns:cx6="http://schemas.microsoft.com/office/drawing/2016/5/12/chartex" xmlns:cx7="http://schemas.microsoft.com/office/drawing/2016/5/13/chartex" xmlns:cx8="http://schemas.microsoft.com/office/drawing/2016/5/14/chartex" xmlns:mc="http://schemas.openxmlformats.org/markup-compatibility/2006" xmlns:aink="http://schemas.microsoft.com/office/drawing/2016/ink" xmlns:am3d="http://schemas.microsoft.com/office/drawing/2017/model3d" xmlns:o="urn:schemas-microsoft-com:office:office" xmlns:r="http://schemas.openxmlformats.org/officeDocument/2006/relationships" xmlns:m="http://schemas.openxmlformats.org/officeDocument/2006/math" xmlns:v="urn:schemas-microsoft-com:vml" xmlns:wp14="http://schemas.microsoft.com/office/word/2010/wordprocessingDrawing" xmlns:wp="http://schemas.openxmlformats.org/drawingml/2006/wordprocessingDrawing" xmlns:w10="urn:schemas-microsoft-com:office:word" xmlns:w="http://schemas.openxmlformats.org/wordprocessingml/2006/main" xmlns:w14="http://schemas.microsoft.com/office/word/2010/wordml" xmlns:w15="http://schemas.microsoft.com/office/word/2012/wordml" xmlns:w16cex="http://schemas.microsoft.com/office/word/2018/wordml/cex" xmlns:w16cid="http://schemas.microsoft.com/office/word/2016/wordml/cid" xmlns:w16="http://schemas.microsoft.com/office/word/2018/wordml" xmlns:w16sdtdh="http://schemas.microsoft.com/office/word/2020/wordml/sdtdatahash" xmlns:w16se="http://schemas.microsoft.com/office/word/2015/wordml/symex" xmlns:wpg="http://schemas.microsoft.com/office/word/2010/wordprocessingGroup" xmlns:wpi="http://schemas.microsoft.com/office/word/2010/wordprocessingInk" xmlns:wne="http://schemas.microsoft.com/office/word/2006/wordml" xmlns:wps="http://schemas.microsoft.com/office/word/2010/wordprocessingShape" mc:Ignorable="w14 w15 w16se w16cid w16 w16cex w16sdtdh wp14">
   <w:p>
     <w:pPr>
       <w:pStyle w:val="a3"/>
@@ -19519,7 +19537,7 @@
 </file>
 
 <file path=word/header5.xml><?xml version="1.0" encoding="utf-8"?>
-<w:hdr xmlns:wpc="http://schemas.microsoft.com/office/word/2010/wordprocessingCanvas" xmlns:cx="http://schemas.microsoft.com/office/drawing/2014/chartex" xmlns:cx1="http://schemas.microsoft.com/office/drawing/2015/9/8/chartex" xmlns:cx2="http://schemas.microsoft.com/office/drawing/2015/10/21/chartex" xmlns:cx3="http://schemas.microsoft.com/office/drawing/2016/5/9/chartex" xmlns:cx4="http://schemas.microsoft.com/office/drawing/2016/5/10/chartex" xmlns:cx5="http://schemas.microsoft.com/office/drawing/2016/5/11/chartex" xmlns:cx6="http://schemas.microsoft.com/office/drawing/2016/5/12/chartex" xmlns:cx7="http://schemas.microsoft.com/office/drawing/2016/5/13/chartex" xmlns:cx8="http://schemas.microsoft.com/office/drawing/2016/5/14/chartex" xmlns:mc="http://schemas.openxmlformats.org/markup-compatibility/2006" xmlns:aink="http://schemas.microsoft.com/office/drawing/2016/ink" xmlns:am3d="http://schemas.microsoft.com/office/drawing/2017/model3d" xmlns:o="urn:schemas-microsoft-com:office:office" xmlns:oel="http://schemas.microsoft.com/office/2019/extlst" xmlns:r="http://schemas.openxmlformats.org/officeDocument/2006/relationships" xmlns:m="http://schemas.openxmlformats.org/officeDocument/2006/math" xmlns:v="urn:schemas-microsoft-com:vml" xmlns:wp14="http://schemas.microsoft.com/office/word/2010/wordprocessingDrawing" xmlns:wp="http://schemas.openxmlformats.org/drawingml/2006/wordprocessingDrawing" xmlns:w10="urn:schemas-microsoft-com:office:word" xmlns:w="http://schemas.openxmlformats.org/wordprocessingml/2006/main" xmlns:w14="http://schemas.microsoft.com/office/word/2010/wordml" xmlns:w15="http://schemas.microsoft.com/office/word/2012/wordml" xmlns:w16cex="http://schemas.microsoft.com/office/word/2018/wordml/cex" xmlns:w16cid="http://schemas.microsoft.com/office/word/2016/wordml/cid" xmlns:w16="http://schemas.microsoft.com/office/word/2018/wordml" xmlns:w16sdtdh="http://schemas.microsoft.com/office/word/2020/wordml/sdtdatahash" xmlns:w16se="http://schemas.microsoft.com/office/word/2015/wordml/symex" xmlns:wpg="http://schemas.microsoft.com/office/word/2010/wordprocessingGroup" xmlns:wpi="http://schemas.microsoft.com/office/word/2010/wordprocessingInk" xmlns:wne="http://schemas.microsoft.com/office/word/2006/wordml" xmlns:wps="http://schemas.microsoft.com/office/word/2010/wordprocessingShape" mc:Ignorable="w14 w15 w16se w16cid w16 w16cex w16sdtdh wp14">
+<w:hdr xmlns:wpc="http://schemas.microsoft.com/office/word/2010/wordprocessingCanvas" xmlns:cx="http://schemas.microsoft.com/office/drawing/2014/chartex" xmlns:cx1="http://schemas.microsoft.com/office/drawing/2015/9/8/chartex" xmlns:cx2="http://schemas.microsoft.com/office/drawing/2015/10/21/chartex" xmlns:cx3="http://schemas.microsoft.com/office/drawing/2016/5/9/chartex" xmlns:cx4="http://schemas.microsoft.com/office/drawing/2016/5/10/chartex" xmlns:cx5="http://schemas.microsoft.com/office/drawing/2016/5/11/chartex" xmlns:cx6="http://schemas.microsoft.com/office/drawing/2016/5/12/chartex" xmlns:cx7="http://schemas.microsoft.com/office/drawing/2016/5/13/chartex" xmlns:cx8="http://schemas.microsoft.com/office/drawing/2016/5/14/chartex" xmlns:mc="http://schemas.openxmlformats.org/markup-compatibility/2006" xmlns:aink="http://schemas.microsoft.com/office/drawing/2016/ink" xmlns:am3d="http://schemas.microsoft.com/office/drawing/2017/model3d" xmlns:o="urn:schemas-microsoft-com:office:office" xmlns:r="http://schemas.openxmlformats.org/officeDocument/2006/relationships" xmlns:m="http://schemas.openxmlformats.org/officeDocument/2006/math" xmlns:v="urn:schemas-microsoft-com:vml" xmlns:wp14="http://schemas.microsoft.com/office/word/2010/wordprocessingDrawing" xmlns:wp="http://schemas.openxmlformats.org/drawingml/2006/wordprocessingDrawing" xmlns:w10="urn:schemas-microsoft-com:office:word" xmlns:w="http://schemas.openxmlformats.org/wordprocessingml/2006/main" xmlns:w14="http://schemas.microsoft.com/office/word/2010/wordml" xmlns:w15="http://schemas.microsoft.com/office/word/2012/wordml" xmlns:w16cex="http://schemas.microsoft.com/office/word/2018/wordml/cex" xmlns:w16cid="http://schemas.microsoft.com/office/word/2016/wordml/cid" xmlns:w16="http://schemas.microsoft.com/office/word/2018/wordml" xmlns:w16sdtdh="http://schemas.microsoft.com/office/word/2020/wordml/sdtdatahash" xmlns:w16se="http://schemas.microsoft.com/office/word/2015/wordml/symex" xmlns:wpg="http://schemas.microsoft.com/office/word/2010/wordprocessingGroup" xmlns:wpi="http://schemas.microsoft.com/office/word/2010/wordprocessingInk" xmlns:wne="http://schemas.microsoft.com/office/word/2006/wordml" xmlns:wps="http://schemas.microsoft.com/office/word/2010/wordprocessingShape" mc:Ignorable="w14 w15 w16se w16cid w16 w16cex w16sdtdh wp14">
   <w:tbl>
     <w:tblPr>
       <w:tblW w:w="0" w:type="auto"/>
@@ -19915,7 +19933,7 @@
                 <v:stroke joinstyle="miter"/>
                 <v:path gradientshapeok="t" o:connecttype="rect"/>
               </v:shapetype>
-              <v:shape id="Text Box 92" o:spid="_x0000_s1026" type="#_x0000_t202" style="position:absolute;margin-left:258.65pt;margin-top:167.9pt;width:88pt;height:24pt;z-index:251658240;visibility:visible;mso-position-horizontal-relative:text;mso-position-vertical-relative:text">
+              <v:shape id="Text Box 92" o:spid="_x0000_s1026" type="#_x0000_t202" style="position:absolute;margin-left:258.65pt;margin-top:167.9pt;width:88pt;height:24pt;z-index:2;visibility:visible;mso-position-horizontal-relative:text;mso-position-vertical-relative:text">
                 <v:textbox style="mso-next-textbox:#Text Box 92">
                   <w:txbxContent>
                     <w:p>
@@ -20001,7 +20019,7 @@
 </file>
 
 <file path=word/numbering.xml><?xml version="1.0" encoding="utf-8"?>
-<w:numbering xmlns:wpc="http://schemas.microsoft.com/office/word/2010/wordprocessingCanvas" xmlns:cx="http://schemas.microsoft.com/office/drawing/2014/chartex" xmlns:cx1="http://schemas.microsoft.com/office/drawing/2015/9/8/chartex" xmlns:cx2="http://schemas.microsoft.com/office/drawing/2015/10/21/chartex" xmlns:cx3="http://schemas.microsoft.com/office/drawing/2016/5/9/chartex" xmlns:cx4="http://schemas.microsoft.com/office/drawing/2016/5/10/chartex" xmlns:cx5="http://schemas.microsoft.com/office/drawing/2016/5/11/chartex" xmlns:cx6="http://schemas.microsoft.com/office/drawing/2016/5/12/chartex" xmlns:cx7="http://schemas.microsoft.com/office/drawing/2016/5/13/chartex" xmlns:cx8="http://schemas.microsoft.com/office/drawing/2016/5/14/chartex" xmlns:mc="http://schemas.openxmlformats.org/markup-compatibility/2006" xmlns:aink="http://schemas.microsoft.com/office/drawing/2016/ink" xmlns:am3d="http://schemas.microsoft.com/office/drawing/2017/model3d" xmlns:o="urn:schemas-microsoft-com:office:office" xmlns:oel="http://schemas.microsoft.com/office/2019/extlst" xmlns:r="http://schemas.openxmlformats.org/officeDocument/2006/relationships" xmlns:m="http://schemas.openxmlformats.org/officeDocument/2006/math" xmlns:v="urn:schemas-microsoft-com:vml" xmlns:wp14="http://schemas.microsoft.com/office/word/2010/wordprocessingDrawing" xmlns:wp="http://schemas.openxmlformats.org/drawingml/2006/wordprocessingDrawing" xmlns:w10="urn:schemas-microsoft-com:office:word" xmlns:w="http://schemas.openxmlformats.org/wordprocessingml/2006/main" xmlns:w14="http://schemas.microsoft.com/office/word/2010/wordml" xmlns:w15="http://schemas.microsoft.com/office/word/2012/wordml" xmlns:w16cex="http://schemas.microsoft.com/office/word/2018/wordml/cex" xmlns:w16cid="http://schemas.microsoft.com/office/word/2016/wordml/cid" xmlns:w16="http://schemas.microsoft.com/office/word/2018/wordml" xmlns:w16sdtdh="http://schemas.microsoft.com/office/word/2020/wordml/sdtdatahash" xmlns:w16se="http://schemas.microsoft.com/office/word/2015/wordml/symex" xmlns:wpg="http://schemas.microsoft.com/office/word/2010/wordprocessingGroup" xmlns:wpi="http://schemas.microsoft.com/office/word/2010/wordprocessingInk" xmlns:wne="http://schemas.microsoft.com/office/word/2006/wordml" xmlns:wps="http://schemas.microsoft.com/office/word/2010/wordprocessingShape" mc:Ignorable="w14 w15 w16se w16cid w16 w16cex w16sdtdh wp14">
+<w:numbering xmlns:wpc="http://schemas.microsoft.com/office/word/2010/wordprocessingCanvas" xmlns:cx="http://schemas.microsoft.com/office/drawing/2014/chartex" xmlns:cx1="http://schemas.microsoft.com/office/drawing/2015/9/8/chartex" xmlns:cx2="http://schemas.microsoft.com/office/drawing/2015/10/21/chartex" xmlns:cx3="http://schemas.microsoft.com/office/drawing/2016/5/9/chartex" xmlns:cx4="http://schemas.microsoft.com/office/drawing/2016/5/10/chartex" xmlns:cx5="http://schemas.microsoft.com/office/drawing/2016/5/11/chartex" xmlns:cx6="http://schemas.microsoft.com/office/drawing/2016/5/12/chartex" xmlns:cx7="http://schemas.microsoft.com/office/drawing/2016/5/13/chartex" xmlns:cx8="http://schemas.microsoft.com/office/drawing/2016/5/14/chartex" xmlns:mc="http://schemas.openxmlformats.org/markup-compatibility/2006" xmlns:aink="http://schemas.microsoft.com/office/drawing/2016/ink" xmlns:am3d="http://schemas.microsoft.com/office/drawing/2017/model3d" xmlns:o="urn:schemas-microsoft-com:office:office" xmlns:r="http://schemas.openxmlformats.org/officeDocument/2006/relationships" xmlns:m="http://schemas.openxmlformats.org/officeDocument/2006/math" xmlns:v="urn:schemas-microsoft-com:vml" xmlns:wp14="http://schemas.microsoft.com/office/word/2010/wordprocessingDrawing" xmlns:wp="http://schemas.openxmlformats.org/drawingml/2006/wordprocessingDrawing" xmlns:w10="urn:schemas-microsoft-com:office:word" xmlns:w="http://schemas.openxmlformats.org/wordprocessingml/2006/main" xmlns:w14="http://schemas.microsoft.com/office/word/2010/wordml" xmlns:w15="http://schemas.microsoft.com/office/word/2012/wordml" xmlns:w16cex="http://schemas.microsoft.com/office/word/2018/wordml/cex" xmlns:w16cid="http://schemas.microsoft.com/office/word/2016/wordml/cid" xmlns:w16="http://schemas.microsoft.com/office/word/2018/wordml" xmlns:w16sdtdh="http://schemas.microsoft.com/office/word/2020/wordml/sdtdatahash" xmlns:w16se="http://schemas.microsoft.com/office/word/2015/wordml/symex" xmlns:wpg="http://schemas.microsoft.com/office/word/2010/wordprocessingGroup" xmlns:wpi="http://schemas.microsoft.com/office/word/2010/wordprocessingInk" xmlns:wne="http://schemas.microsoft.com/office/word/2006/wordml" xmlns:wps="http://schemas.microsoft.com/office/word/2010/wordprocessingShape" mc:Ignorable="w14 w15 w16se w16cid w16 w16cex w16sdtdh wp14">
   <w:abstractNum w:abstractNumId="0" w15:restartNumberingAfterBreak="0">
     <w:nsid w:val="01DF0271"/>
     <w:multiLevelType w:val="hybridMultilevel"/>
@@ -24148,58 +24166,58 @@
       </w:rPr>
     </w:lvl>
   </w:abstractNum>
-  <w:num w:numId="1" w16cid:durableId="2040280760">
+  <w:num w:numId="1">
     <w:abstractNumId w:val="16"/>
   </w:num>
-  <w:num w:numId="2" w16cid:durableId="266737257">
+  <w:num w:numId="2">
     <w:abstractNumId w:val="5"/>
   </w:num>
-  <w:num w:numId="3" w16cid:durableId="961348705">
+  <w:num w:numId="3">
     <w:abstractNumId w:val="25"/>
   </w:num>
-  <w:num w:numId="4" w16cid:durableId="1116871538">
+  <w:num w:numId="4">
     <w:abstractNumId w:val="22"/>
   </w:num>
-  <w:num w:numId="5" w16cid:durableId="392386870">
+  <w:num w:numId="5">
     <w:abstractNumId w:val="32"/>
   </w:num>
-  <w:num w:numId="6" w16cid:durableId="54091240">
+  <w:num w:numId="6">
     <w:abstractNumId w:val="35"/>
   </w:num>
-  <w:num w:numId="7" w16cid:durableId="1494685349">
+  <w:num w:numId="7">
     <w:abstractNumId w:val="4"/>
   </w:num>
-  <w:num w:numId="8" w16cid:durableId="1728138766">
+  <w:num w:numId="8">
     <w:abstractNumId w:val="18"/>
   </w:num>
-  <w:num w:numId="9" w16cid:durableId="853149141">
+  <w:num w:numId="9">
     <w:abstractNumId w:val="20"/>
   </w:num>
-  <w:num w:numId="10" w16cid:durableId="490488072">
+  <w:num w:numId="10">
     <w:abstractNumId w:val="3"/>
   </w:num>
-  <w:num w:numId="11" w16cid:durableId="1393851567">
+  <w:num w:numId="11">
     <w:abstractNumId w:val="31"/>
   </w:num>
-  <w:num w:numId="12" w16cid:durableId="654799794">
+  <w:num w:numId="12">
     <w:abstractNumId w:val="8"/>
   </w:num>
-  <w:num w:numId="13" w16cid:durableId="2102410144">
+  <w:num w:numId="13">
     <w:abstractNumId w:val="17"/>
   </w:num>
-  <w:num w:numId="14" w16cid:durableId="822089280">
+  <w:num w:numId="14">
     <w:abstractNumId w:val="33"/>
   </w:num>
-  <w:num w:numId="15" w16cid:durableId="575171420">
+  <w:num w:numId="15">
     <w:abstractNumId w:val="7"/>
   </w:num>
-  <w:num w:numId="16" w16cid:durableId="510069969">
+  <w:num w:numId="16">
     <w:abstractNumId w:val="27"/>
   </w:num>
-  <w:num w:numId="17" w16cid:durableId="1894271225">
+  <w:num w:numId="17">
     <w:abstractNumId w:val="6"/>
   </w:num>
-  <w:num w:numId="18" w16cid:durableId="1963072889">
+  <w:num w:numId="18">
     <w:abstractNumId w:val="16"/>
     <w:lvlOverride w:ilvl="0">
       <w:startOverride w:val="1"/>
@@ -24229,61 +24247,61 @@
       <w:startOverride w:val="1"/>
     </w:lvlOverride>
   </w:num>
-  <w:num w:numId="19" w16cid:durableId="1248811324">
+  <w:num w:numId="19">
     <w:abstractNumId w:val="11"/>
   </w:num>
-  <w:num w:numId="20" w16cid:durableId="2134518156">
+  <w:num w:numId="20">
     <w:abstractNumId w:val="19"/>
   </w:num>
-  <w:num w:numId="21" w16cid:durableId="860751421">
+  <w:num w:numId="21">
     <w:abstractNumId w:val="24"/>
   </w:num>
-  <w:num w:numId="22" w16cid:durableId="1744570815">
+  <w:num w:numId="22">
     <w:abstractNumId w:val="34"/>
   </w:num>
-  <w:num w:numId="23" w16cid:durableId="1982340873">
+  <w:num w:numId="23">
     <w:abstractNumId w:val="9"/>
   </w:num>
-  <w:num w:numId="24" w16cid:durableId="2142527309">
+  <w:num w:numId="24">
     <w:abstractNumId w:val="26"/>
   </w:num>
-  <w:num w:numId="25" w16cid:durableId="873880387">
+  <w:num w:numId="25">
     <w:abstractNumId w:val="23"/>
   </w:num>
-  <w:num w:numId="26" w16cid:durableId="242298842">
+  <w:num w:numId="26">
     <w:abstractNumId w:val="13"/>
   </w:num>
-  <w:num w:numId="27" w16cid:durableId="2112430211">
+  <w:num w:numId="27">
     <w:abstractNumId w:val="21"/>
   </w:num>
-  <w:num w:numId="28" w16cid:durableId="1665473138">
+  <w:num w:numId="28">
     <w:abstractNumId w:val="10"/>
   </w:num>
-  <w:num w:numId="29" w16cid:durableId="583803263">
+  <w:num w:numId="29">
     <w:abstractNumId w:val="0"/>
   </w:num>
-  <w:num w:numId="30" w16cid:durableId="1059091735">
+  <w:num w:numId="30">
     <w:abstractNumId w:val="2"/>
   </w:num>
-  <w:num w:numId="31" w16cid:durableId="1942450904">
+  <w:num w:numId="31">
     <w:abstractNumId w:val="30"/>
   </w:num>
-  <w:num w:numId="32" w16cid:durableId="405499655">
+  <w:num w:numId="32">
     <w:abstractNumId w:val="1"/>
   </w:num>
-  <w:num w:numId="33" w16cid:durableId="1872919693">
+  <w:num w:numId="33">
     <w:abstractNumId w:val="29"/>
   </w:num>
-  <w:num w:numId="34" w16cid:durableId="1112943607">
+  <w:num w:numId="34">
     <w:abstractNumId w:val="28"/>
   </w:num>
-  <w:num w:numId="35" w16cid:durableId="122623840">
+  <w:num w:numId="35">
     <w:abstractNumId w:val="15"/>
   </w:num>
-  <w:num w:numId="36" w16cid:durableId="1549534777">
+  <w:num w:numId="36">
     <w:abstractNumId w:val="14"/>
   </w:num>
-  <w:num w:numId="37" w16cid:durableId="1788817443">
+  <w:num w:numId="37">
     <w:abstractNumId w:val="12"/>
   </w:num>
   <w:numIdMacAtCleanup w:val="27"/>
